--- a/doc/informe.docx
+++ b/doc/informe.docx
@@ -1,8 +1,8 @@
 
 <file path=word/document.xml><?xml version="1.0" encoding="utf-8"?>
-<w:document xmlns:a="http://schemas.openxmlformats.org/drawingml/2006/main" xmlns:ns1="http://schemas.openxmlformats.org/markup-compatibility/2006" xmlns:ns11="urn:schemas-microsoft-com:office:office" xmlns:ns12="urn:schemas-microsoft-com:office:word" xmlns:ns2="http://schemas.microsoft.com/office/word/2010/wordml" xmlns:ns4="http://schemas.microsoft.com/office/word/2010/wordprocessingDrawing" xmlns:ns8="http://schemas.microsoft.com/office/drawing/2010/main" xmlns:ns9="http://schemas.microsoft.com/office/word/2010/wordprocessingShape" xmlns:pic="http://schemas.openxmlformats.org/drawingml/2006/picture" xmlns:r="http://schemas.openxmlformats.org/officeDocument/2006/relationships" xmlns:v="urn:schemas-microsoft-com:vml" xmlns:w="http://schemas.openxmlformats.org/wordprocessingml/2006/main" xmlns:wp="http://schemas.openxmlformats.org/drawingml/2006/wordprocessingDrawing" ns1:Ignorable="w14 w15 w16se w16cid w16 w16cex w16sdtdh w16sdtfl w16du wp14">
+<w:document xmlns:wpc="http://schemas.microsoft.com/office/word/2010/wordprocessingCanvas" xmlns:cx="http://schemas.microsoft.com/office/drawing/2014/chartex" xmlns:cx1="http://schemas.microsoft.com/office/drawing/2015/9/8/chartex" xmlns:cx2="http://schemas.microsoft.com/office/drawing/2015/10/21/chartex" xmlns:cx3="http://schemas.microsoft.com/office/drawing/2016/5/9/chartex" xmlns:cx4="http://schemas.microsoft.com/office/drawing/2016/5/10/chartex" xmlns:cx5="http://schemas.microsoft.com/office/drawing/2016/5/11/chartex" xmlns:cx6="http://schemas.microsoft.com/office/drawing/2016/5/12/chartex" xmlns:cx7="http://schemas.microsoft.com/office/drawing/2016/5/13/chartex" xmlns:cx8="http://schemas.microsoft.com/office/drawing/2016/5/14/chartex" xmlns:mc="http://schemas.openxmlformats.org/markup-compatibility/2006" xmlns:aink="http://schemas.microsoft.com/office/drawing/2016/ink" xmlns:am3d="http://schemas.microsoft.com/office/drawing/2017/model3d" xmlns:o="urn:schemas-microsoft-com:office:office" xmlns:oel="http://schemas.microsoft.com/office/2019/extlst" xmlns:r="http://schemas.openxmlformats.org/officeDocument/2006/relationships" xmlns:m="http://schemas.openxmlformats.org/officeDocument/2006/math" xmlns:v="urn:schemas-microsoft-com:vml" xmlns:wp14="http://schemas.microsoft.com/office/word/2010/wordprocessingDrawing" xmlns:wp="http://schemas.openxmlformats.org/drawingml/2006/wordprocessingDrawing" xmlns:w10="urn:schemas-microsoft-com:office:word" xmlns:w="http://schemas.openxmlformats.org/wordprocessingml/2006/main" xmlns:w14="http://schemas.microsoft.com/office/word/2010/wordml" xmlns:w15="http://schemas.microsoft.com/office/word/2012/wordml" xmlns:w16cei="http://schemas.microsoft.com/office/word/2026/wordml/cei" xmlns:w16cex="http://schemas.microsoft.com/office/word/2018/wordml/cex" xmlns:w16cid="http://schemas.microsoft.com/office/word/2016/wordml/cid" xmlns:w16="http://schemas.microsoft.com/office/word/2018/wordml" xmlns:w16du="http://schemas.microsoft.com/office/word/2023/wordml/word16du" xmlns:w16sdtdh="http://schemas.microsoft.com/office/word/2020/wordml/sdtdatahash" xmlns:w16sdtfl="http://schemas.microsoft.com/office/word/2024/wordml/sdtformatlock" xmlns:w16se="http://schemas.microsoft.com/office/word/2015/wordml/symex" xmlns:wpg="http://schemas.microsoft.com/office/word/2010/wordprocessingGroup" xmlns:wpi="http://schemas.microsoft.com/office/word/2010/wordprocessingInk" xmlns:wne="http://schemas.microsoft.com/office/word/2006/wordml" xmlns:wps="http://schemas.microsoft.com/office/word/2010/wordprocessingShape" mc:Ignorable="w14 w15 w16se w16cid w16 w16cex w16sdtdh w16sdtfl w16du wp14">
   <w:body>
-    <w:p ns2:paraId="143AF826" ns2:textId="6B759CFD">
+    <w:p>
       <w:pPr>
         <w:jc w:val="both"/>
         <w:rPr>
@@ -14,7 +14,7 @@
         <w:rPr>
           <w:rFonts w:cs="Calibri"/>
         </w:rPr>
-        <w:t xml:space="preserve">Ica, 14 de agosto de 2026</w:t>
+        <w:t xml:space="preserve">Ica, 23 de septiembre de 2026</w:t>
       </w:r>
       <w:r>
         <w:rPr>
@@ -65,10 +65,10 @@
         <w:t/>
       </w:r>
     </w:p>
-    <w:p ns2:paraId="2110642B" ns2:textId="446BFDDB">
+    <w:p>
       <w:pPr>
         <w:spacing w:after="0" w:line="240" w:lineRule="auto"/>
-        <w:ind w:hanging="1276" w:left="1276"/>
+        <w:ind w:left="1276" w:hanging="1276"/>
         <w:jc w:val="both"/>
         <w:rPr>
           <w:b/>
@@ -81,7 +81,7 @@
           <w:rFonts w:cs="Calibri"/>
           <w:b/>
         </w:rPr>
-        <w:t>ASUNTO:FACTIBILIDAD AMPLIACION DE CARGA, Nueva SpotLoad ×1 — PA217.</w:t>
+        <w:t>ASUNTO: FACTIBILIDAD AMPLIACION DE CARGA, San Fernando S.A (RUC 20100154308).</w:t>
       </w:r>
       <w:r>
         <w:rPr>
@@ -137,13 +137,13 @@
         <w:t/>
       </w:r>
     </w:p>
-    <w:p ns2:paraId="4E9D6D2F" ns2:textId="5E49BD6A">
+    <w:p>
       <w:pPr>
         <w:tabs>
-          <w:tab w:pos="851" w:val="left"/>
+          <w:tab w:val="left" w:pos="851"/>
         </w:tabs>
-        <w:spacing w:after="0" w:before="120" w:line="240" w:lineRule="auto"/>
-        <w:ind w:hanging="1425" w:left="1425"/>
+        <w:spacing w:before="120" w:after="0" w:line="240" w:lineRule="auto"/>
+        <w:ind w:left="1425" w:hanging="1425"/>
         <w:jc w:val="both"/>
         <w:rPr>
           <w:b/>
@@ -218,13 +218,13 @@
         <w:t xml:space="preserve"/>
       </w:r>
     </w:p>
-    <w:p ns2:paraId="08728170" ns2:textId="77777777">
+    <w:p>
       <w:pPr>
         <w:pBdr>
-          <w:bottom w:color="auto" w:space="0" w:sz="12" w:val="single"/>
+          <w:bottom w:val="single" w:sz="12" w:space="0" w:color="auto"/>
         </w:pBdr>
         <w:tabs>
-          <w:tab w:pos="1134" w:val="left"/>
+          <w:tab w:val="left" w:pos="1134"/>
         </w:tabs>
         <w:jc w:val="both"/>
         <w:rPr>
@@ -233,7 +233,7 @@
         </w:rPr>
       </w:pPr>
     </w:p>
-    <w:p ns2:paraId="2BDC659A" ns2:textId="77777777">
+    <w:p>
       <w:pPr>
         <w:pStyle w:val="Ttulo1"/>
       </w:pPr>
@@ -241,12 +241,12 @@
         <w:t>ANTECEDENTES</w:t>
       </w:r>
     </w:p>
-    <w:p ns2:paraId="27958F5E" ns2:textId="4DD297E2">
+    <w:p>
       <w:pPr>
         <w:pStyle w:val="Normal2"/>
       </w:pPr>
       <w:r>
-        <w:t xml:space="preserve">la Unidad de Proyectos y Obras distribución solicita evaluación de Factibilidad y Punto de Diseño en media tensión, predio ubicado en el distrito de Parcona, provincia Ica del departamento de Ica.</w:t>
+        <w:t xml:space="preserve">La Unidad de Proyectos y Obras distribución solicita evaluación de Solicitud de factibilidad y punto de diseño en media tensión, predio ubicado en Sector Santa Fe de Lanchas,  Unidad Catastral 72869, distrito de Paracas, provincia de Pisco y departamento de Ica.</w:t>
       </w:r>
       <w:r>
         <w:t/>
@@ -273,12 +273,12 @@
         <w:tab/>
       </w:r>
     </w:p>
-    <w:p ns2:paraId="2051591E" ns2:textId="63597837">
+    <w:p>
       <w:pPr>
         <w:pStyle w:val="Normal2"/>
       </w:pPr>
       <w:r>
-        <w:t xml:space="preserve">La solicitud esta registrado con EXP-2026-000434</w:t>
+        <w:t xml:space="preserve">La solicitud esta registrado con CARTA G T-SU-966-2026/PO</w:t>
       </w:r>
       <w:r>
         <w:t/>
@@ -302,12 +302,12 @@
         <w:tab/>
       </w:r>
     </w:p>
-    <w:p ns2:paraId="21312FB5" ns2:textId="4DDC2F6A">
+    <w:p>
       <w:pPr>
         <w:pStyle w:val="Normal2"/>
       </w:pPr>
       <w:r>
-        <w:t xml:space="preserve">El interesado solicita Factibilidad y Punto de Diseño 1500 kW.</w:t>
+        <w:t xml:space="preserve">El interesado solicita Factibilidad y Punto de Diseño 1420 kW.</w:t>
       </w:r>
       <w:r>
         <w:t/>
@@ -331,7 +331,7 @@
         <w:tab/>
       </w:r>
     </w:p>
-    <w:p ns2:paraId="7700009A" ns2:textId="10F22B64">
+    <w:p>
       <w:pPr>
         <w:pStyle w:val="Normal2"/>
       </w:pPr>
@@ -369,12 +369,12 @@
         <w:tab/>
       </w:r>
     </w:p>
-    <w:p ns2:paraId="171356DC" ns2:textId="422EB68D">
+    <w:p>
       <w:pPr>
         <w:pStyle w:val="Normal2"/>
       </w:pPr>
       <w:r>
-        <w:t xml:space="preserve">El transformador de la SET ICA tiene las siguientes características 50/30/30 MVA.</w:t>
+        <w:t xml:space="preserve">El transformador de la SET Paracas tiene las siguientes características Transformador SET Paracas · 22.9 kV (inventario CYMDIST).</w:t>
       </w:r>
       <w:r>
         <w:t/>
@@ -407,7 +407,7 @@
         <w:tab/>
       </w:r>
     </w:p>
-    <w:p ns2:paraId="53FDA5FB" ns2:textId="77777777">
+    <w:p>
       <w:pPr>
         <w:pStyle w:val="Ttulo1"/>
       </w:pPr>
@@ -415,7 +415,7 @@
         <w:t>DESCRIPCIÓN</w:t>
       </w:r>
     </w:p>
-    <w:p ns2:paraId="4C7FC345" ns2:textId="77777777">
+    <w:p>
       <w:pPr>
         <w:pStyle w:val="Normal2"/>
       </w:pPr>
@@ -447,7 +447,7 @@
         <w:t xml:space="preserve"/>
       </w:r>
     </w:p>
-    <w:p ns2:paraId="45703087" ns2:textId="3F693FAC">
+    <w:p>
       <w:pPr>
         <w:pStyle w:val="Normal2"/>
         <w:rPr>
@@ -479,7 +479,7 @@
         <w:t/>
       </w:r>
     </w:p>
-    <w:p ns2:paraId="09AD6CE3" ns2:textId="625A2E1F">
+    <w:p>
       <w:pPr>
         <w:pStyle w:val="Ttulo2"/>
       </w:pPr>
@@ -487,11 +487,11 @@
         <w:t xml:space="preserve">VISTA TOPOLOGICA Y UBICACIÓN </w:t>
       </w:r>
     </w:p>
-    <w:p ns2:paraId="2083E097" ns2:textId="1346E94B">
+    <w:p>
       <w:pPr>
         <w:pStyle w:val="Prrafodelista"/>
         <w:tabs>
-          <w:tab w:pos="567" w:val="left"/>
+          <w:tab w:val="left" w:pos="567"/>
         </w:tabs>
         <w:spacing w:after="0" w:line="240" w:lineRule="auto"/>
         <w:ind w:left="284"/>
@@ -510,16 +510,16 @@
           <w:noProof/>
         </w:rPr>
         <w:drawing>
-          <wp:inline distB="0" distL="0" distR="0" distT="0" ns4:anchorId="22709919" ns4:editId="1BFDF606">
+          <wp:inline distT="0" distB="0" distL="0" distR="0" wp14:anchorId="22709919" wp14:editId="1BFDF606">
             <wp:extent cx="3954729" cy="3079750"/>
-            <wp:effectExtent b="6350" l="0" r="8255" t="0"/>
+            <wp:effectExtent l="0" t="0" r="8255" b="6350"/>
             <wp:docPr id="293762923" name="Imagen 1"/>
             <wp:cNvGraphicFramePr>
-              <a:graphicFrameLocks noChangeAspect="1"/>
+              <a:graphicFrameLocks xmlns:a="http://schemas.openxmlformats.org/drawingml/2006/main" noChangeAspect="1"/>
             </wp:cNvGraphicFramePr>
-            <a:graphic>
+            <a:graphic xmlns:a="http://schemas.openxmlformats.org/drawingml/2006/main">
               <a:graphicData uri="http://schemas.openxmlformats.org/drawingml/2006/picture">
-                <pic:pic>
+                <pic:pic xmlns:pic="http://schemas.openxmlformats.org/drawingml/2006/picture">
                   <pic:nvPicPr>
                     <pic:cNvPr id="293762923" name=""/>
                     <pic:cNvPicPr/>
@@ -546,7 +546,7 @@
         </w:drawing>
       </w:r>
     </w:p>
-    <w:p ns2:paraId="1FA7D2E8" ns2:textId="4781D1A1">
+    <w:p>
       <w:pPr>
         <w:pStyle w:val="Ttulo2"/>
       </w:pPr>
@@ -578,7 +578,7 @@
         <w:t/>
       </w:r>
     </w:p>
-    <w:p ns2:paraId="77025415" ns2:textId="04F98733">
+    <w:p>
       <w:pPr>
         <w:pStyle w:val="Ttulo3"/>
       </w:pPr>
@@ -589,7 +589,7 @@
         <w:t xml:space="preserve"/>
       </w:r>
     </w:p>
-    <w:p ns2:paraId="2B2C3905" ns2:textId="77777777">
+    <w:p>
       <w:pPr>
         <w:spacing w:after="0" w:line="240" w:lineRule="auto"/>
         <w:ind w:left="567"/>
@@ -621,7 +621,7 @@
         <w:t/>
       </w:r>
     </w:p>
-    <w:p ns2:paraId="4B69D16B" ns2:textId="0F95A35C">
+    <w:p>
       <w:pPr>
         <w:spacing w:after="0" w:line="240" w:lineRule="auto"/>
         <w:ind w:left="567"/>
@@ -635,9 +635,9 @@
     <w:tbl>
       <w:tblPr>
         <w:tblStyle w:val="Tablaconcuadrcula"/>
-        <w:tblW w:type="auto" w:w="0"/>
-        <w:tblInd w:type="dxa" w:w="567"/>
-        <w:tblLook w:firstColumn="1" w:firstRow="1" w:lastColumn="0" w:lastRow="0" w:noHBand="0" w:noVBand="1" w:val="04A0"/>
+        <w:tblW w:w="0" w:type="auto"/>
+        <w:tblInd w:w="567" w:type="dxa"/>
+        <w:tblLook w:val="04A0" w:firstRow="1" w:lastRow="0" w:firstColumn="1" w:lastColumn="0" w:noHBand="0" w:noVBand="1"/>
       </w:tblPr>
       <w:tblGrid>
         <w:gridCol w:w="3256"/>
@@ -646,13 +646,13 @@
         <w:gridCol w:w="1744"/>
         <w:gridCol w:w="1745"/>
       </w:tblGrid>
-      <w:tr ns2:paraId="4119371B" ns2:textId="77777777">
+      <w:tr>
         <w:tc>
           <w:tcPr>
-            <w:tcW w:type="dxa" w:w="3256"/>
-            <w:shd w:color="auto" w:fill="A5C9EB" w:themeFill="text2" w:themeFillTint="40" w:val="clear"/>
+            <w:tcW w:w="3256" w:type="dxa"/>
+            <w:shd w:val="clear" w:color="auto" w:fill="A5C9EB" w:themeFill="text2" w:themeFillTint="40"/>
           </w:tcPr>
-          <w:p ns2:paraId="02D91D92" ns2:textId="0DC8F974">
+          <w:p>
             <w:pPr>
               <w:spacing w:after="0" w:line="240" w:lineRule="auto"/>
               <w:jc w:val="both"/>
@@ -665,11 +665,11 @@
         </w:tc>
         <w:tc>
           <w:tcPr>
-            <w:tcW w:type="dxa" w:w="5523"/>
+            <w:tcW w:w="5523" w:type="dxa"/>
             <w:gridSpan w:val="4"/>
-            <w:shd w:color="auto" w:fill="A5C9EB" w:themeFill="text2" w:themeFillTint="40" w:val="clear"/>
+            <w:shd w:val="clear" w:color="auto" w:fill="A5C9EB" w:themeFill="text2" w:themeFillTint="40"/>
           </w:tcPr>
-          <w:p ns2:paraId="74DF99B9" ns2:textId="01B2BA6E">
+          <w:p>
             <w:pPr>
               <w:spacing w:after="0" w:line="240" w:lineRule="auto"/>
               <w:jc w:val="center"/>
@@ -688,13 +688,13 @@
           </w:p>
         </w:tc>
       </w:tr>
-      <w:tr ns2:paraId="7FF6F09B" ns2:textId="77777777">
+      <w:tr>
         <w:tc>
           <w:tcPr>
-            <w:tcW w:type="dxa" w:w="3256"/>
-            <w:shd w:color="auto" w:fill="A5C9EB" w:themeFill="text2" w:themeFillTint="40" w:val="clear"/>
+            <w:tcW w:w="3256" w:type="dxa"/>
+            <w:shd w:val="clear" w:color="auto" w:fill="A5C9EB" w:themeFill="text2" w:themeFillTint="40"/>
           </w:tcPr>
-          <w:p ns2:paraId="7F63EC08" ns2:textId="7226C681">
+          <w:p>
             <w:pPr>
               <w:spacing w:after="0" w:line="240" w:lineRule="auto"/>
               <w:jc w:val="both"/>
@@ -707,10 +707,10 @@
         </w:tc>
         <w:tc>
           <w:tcPr>
-            <w:tcW w:type="dxa" w:w="992"/>
-            <w:shd w:color="auto" w:fill="A5C9EB" w:themeFill="text2" w:themeFillTint="40" w:val="clear"/>
+            <w:tcW w:w="992" w:type="dxa"/>
+            <w:shd w:val="clear" w:color="auto" w:fill="A5C9EB" w:themeFill="text2" w:themeFillTint="40"/>
           </w:tcPr>
-          <w:p ns2:paraId="3762FE52" ns2:textId="6BE87150">
+          <w:p>
             <w:pPr>
               <w:spacing w:after="0" w:line="240" w:lineRule="auto"/>
               <w:jc w:val="center"/>
@@ -730,10 +730,10 @@
         </w:tc>
         <w:tc>
           <w:tcPr>
-            <w:tcW w:type="dxa" w:w="1042"/>
-            <w:shd w:color="auto" w:fill="A5C9EB" w:themeFill="text2" w:themeFillTint="40" w:val="clear"/>
+            <w:tcW w:w="1042" w:type="dxa"/>
+            <w:shd w:val="clear" w:color="auto" w:fill="A5C9EB" w:themeFill="text2" w:themeFillTint="40"/>
           </w:tcPr>
-          <w:p ns2:paraId="6BC35CBD" ns2:textId="22E76BCF">
+          <w:p>
             <w:pPr>
               <w:spacing w:after="0" w:line="240" w:lineRule="auto"/>
               <w:jc w:val="center"/>
@@ -755,10 +755,10 @@
         </w:tc>
         <w:tc>
           <w:tcPr>
-            <w:tcW w:type="dxa" w:w="1744"/>
-            <w:shd w:color="auto" w:fill="A5C9EB" w:themeFill="text2" w:themeFillTint="40" w:val="clear"/>
+            <w:tcW w:w="1744" w:type="dxa"/>
+            <w:shd w:val="clear" w:color="auto" w:fill="A5C9EB" w:themeFill="text2" w:themeFillTint="40"/>
           </w:tcPr>
-          <w:p ns2:paraId="40C9AD68" ns2:textId="04B6E982">
+          <w:p>
             <w:pPr>
               <w:spacing w:after="0" w:line="240" w:lineRule="auto"/>
               <w:jc w:val="center"/>
@@ -778,10 +778,10 @@
         </w:tc>
         <w:tc>
           <w:tcPr>
-            <w:tcW w:type="dxa" w:w="1745"/>
-            <w:shd w:color="auto" w:fill="A5C9EB" w:themeFill="text2" w:themeFillTint="40" w:val="clear"/>
+            <w:tcW w:w="1745" w:type="dxa"/>
+            <w:shd w:val="clear" w:color="auto" w:fill="A5C9EB" w:themeFill="text2" w:themeFillTint="40"/>
           </w:tcPr>
-          <w:p ns2:paraId="140E343E" ns2:textId="6D9EA067">
+          <w:p>
             <w:pPr>
               <w:spacing w:after="0" w:line="240" w:lineRule="auto"/>
               <w:jc w:val="center"/>
@@ -800,12 +800,12 @@
           </w:p>
         </w:tc>
       </w:tr>
-      <w:tr ns2:paraId="74012F9A" ns2:textId="77777777">
+      <w:tr>
         <w:tc>
           <w:tcPr>
-            <w:tcW w:type="dxa" w:w="3256"/>
+            <w:tcW w:w="3256" w:type="dxa"/>
           </w:tcPr>
-          <w:p ns2:paraId="3F797274" ns2:textId="484A99B5">
+          <w:p>
             <w:pPr>
               <w:spacing w:after="0" w:line="240" w:lineRule="auto"/>
               <w:jc w:val="both"/>
@@ -825,9 +825,9 @@
         </w:tc>
         <w:tc>
           <w:tcPr>
-            <w:tcW w:type="dxa" w:w="992"/>
+            <w:tcW w:w="992" w:type="dxa"/>
           </w:tcPr>
-          <w:p ns2:paraId="3128A7A1" ns2:textId="55B29A23">
+          <w:p>
             <w:pPr>
               <w:spacing w:after="0" w:line="240" w:lineRule="auto"/>
               <w:jc w:val="center"/>
@@ -838,15 +838,15 @@
               </w:rPr>
             </w:pPr>
             <w:r>
-              <w:t>6389</w:t>
+              <w:t>6498</w:t>
             </w:r>
           </w:p>
         </w:tc>
         <w:tc>
           <w:tcPr>
-            <w:tcW w:type="dxa" w:w="1042"/>
+            <w:tcW w:w="1042" w:type="dxa"/>
           </w:tcPr>
-          <w:p ns2:paraId="7FB39D02" ns2:textId="2B4E79F7">
+          <w:p>
             <w:pPr>
               <w:spacing w:after="0" w:line="240" w:lineRule="auto"/>
               <w:jc w:val="center"/>
@@ -857,16 +857,16 @@
               </w:rPr>
             </w:pPr>
             <w:r>
-              <w:t>3082</w:t>
+              <w:t>1777</w:t>
             </w:r>
           </w:p>
         </w:tc>
         <w:tc>
           <w:tcPr>
-            <w:tcW w:type="dxa" w:w="1744"/>
+            <w:tcW w:w="1744" w:type="dxa"/>
             <w:vAlign w:val="center"/>
           </w:tcPr>
-          <w:p ns2:paraId="289B478B" ns2:textId="1F55BC0A">
+          <w:p>
             <w:pPr>
               <w:spacing w:after="0" w:line="240" w:lineRule="auto"/>
               <w:jc w:val="center"/>
@@ -881,16 +881,16 @@
                 <w:rFonts w:cs="Calibri"/>
                 <w:color w:val="000000"/>
               </w:rPr>
-              <w:t>7094</w:t>
+              <w:t>6736.60</w:t>
             </w:r>
           </w:p>
         </w:tc>
         <w:tc>
           <w:tcPr>
-            <w:tcW w:type="dxa" w:w="1745"/>
+            <w:tcW w:w="1745" w:type="dxa"/>
             <w:vAlign w:val="center"/>
           </w:tcPr>
-          <w:p ns2:paraId="68147609" ns2:textId="40CEB3E3">
+          <w:p>
             <w:pPr>
               <w:spacing w:after="0" w:line="240" w:lineRule="auto"/>
               <w:jc w:val="center"/>
@@ -907,7 +907,7 @@
                 <w:bCs/>
                 <w:color w:val="000000"/>
               </w:rPr>
-              <w:t>90,07</w:t>
+              <w:t>96,46</w:t>
             </w:r>
             <w:r>
               <w:rPr>
@@ -939,12 +939,12 @@
           </w:p>
         </w:tc>
       </w:tr>
-      <w:tr ns2:paraId="494B1A6A" ns2:textId="77777777">
+      <w:tr>
         <w:tc>
           <w:tcPr>
-            <w:tcW w:type="dxa" w:w="3256"/>
+            <w:tcW w:w="3256" w:type="dxa"/>
           </w:tcPr>
-          <w:p ns2:paraId="6C8C1C35" ns2:textId="03164254">
+          <w:p>
             <w:pPr>
               <w:spacing w:after="0" w:line="240" w:lineRule="auto"/>
               <w:jc w:val="both"/>
@@ -964,9 +964,9 @@
         </w:tc>
         <w:tc>
           <w:tcPr>
-            <w:tcW w:type="dxa" w:w="992"/>
+            <w:tcW w:w="992" w:type="dxa"/>
           </w:tcPr>
-          <w:p ns2:paraId="5623016F" ns2:textId="027EF4B4">
+          <w:p>
             <w:pPr>
               <w:spacing w:after="0" w:line="240" w:lineRule="auto"/>
               <w:jc w:val="center"/>
@@ -977,15 +977,15 @@
               </w:rPr>
             </w:pPr>
             <w:r>
-              <w:t>0.00</w:t>
+              <w:t>—</w:t>
             </w:r>
           </w:p>
         </w:tc>
         <w:tc>
           <w:tcPr>
-            <w:tcW w:type="dxa" w:w="1042"/>
+            <w:tcW w:w="1042" w:type="dxa"/>
           </w:tcPr>
-          <w:p ns2:paraId="17FAD39F" ns2:textId="177B4BA1">
+          <w:p>
             <w:pPr>
               <w:spacing w:after="0" w:line="240" w:lineRule="auto"/>
               <w:jc w:val="center"/>
@@ -996,15 +996,15 @@
               </w:rPr>
             </w:pPr>
             <w:r>
-              <w:t>0.00</w:t>
+              <w:t>—</w:t>
             </w:r>
           </w:p>
         </w:tc>
         <w:tc>
           <w:tcPr>
-            <w:tcW w:type="dxa" w:w="1744"/>
+            <w:tcW w:w="1744" w:type="dxa"/>
           </w:tcPr>
-          <w:p ns2:paraId="0C953B81" ns2:textId="5A05DFEB">
+          <w:p>
             <w:pPr>
               <w:spacing w:after="0" w:line="240" w:lineRule="auto"/>
               <w:jc w:val="center"/>
@@ -1015,15 +1015,15 @@
               </w:rPr>
             </w:pPr>
             <w:r>
-              <w:t>0.00</w:t>
+              <w:t>—</w:t>
             </w:r>
           </w:p>
         </w:tc>
         <w:tc>
           <w:tcPr>
-            <w:tcW w:type="dxa" w:w="1745"/>
+            <w:tcW w:w="1745" w:type="dxa"/>
           </w:tcPr>
-          <w:p ns2:paraId="541874F1" ns2:textId="05BD115C">
+          <w:p>
             <w:pPr>
               <w:spacing w:after="0" w:line="240" w:lineRule="auto"/>
               <w:jc w:val="center"/>
@@ -1034,20 +1034,20 @@
               </w:rPr>
             </w:pPr>
             <w:r>
-              <w:t>58.92</w:t>
+              <w:t>—</w:t>
             </w:r>
           </w:p>
         </w:tc>
       </w:tr>
     </w:tbl>
-    <w:p ns2:paraId="050506F1" ns2:textId="4EC9CAA1">
+    <w:p>
       <w:pPr>
         <w:spacing w:after="0" w:line="240" w:lineRule="auto"/>
         <w:ind w:left="567"/>
         <w:jc w:val="center"/>
       </w:pPr>
     </w:p>
-    <w:p ns2:paraId="5BF5D84A" ns2:textId="19AFE03D">
+    <w:p>
       <w:pPr>
         <w:pStyle w:val="Ttulo4"/>
       </w:pPr>
@@ -1055,8 +1055,9 @@
         <w:t>ANÁLISIS DE CAÍDA DE TENSIÓN</w:t>
       </w:r>
     </w:p>
-    <w:p ns2:paraId="60494CBA" ns2:textId="687A6659">
-      <w:pPr>
+    <w:p>
+      <w:pPr>
+        <w:spacing w:after="120" w:line="240" w:lineRule="auto"/>
         <w:pStyle w:val="Normal2"/>
       </w:pPr>
       <w:r>
@@ -1087,7 +1088,7 @@
         <w:t/>
       </w:r>
     </w:p>
-    <w:p ns2:paraId="341FA99A" ns2:textId="3AB555C6">
+    <w:p>
       <w:pPr>
         <w:spacing w:after="0" w:line="240" w:lineRule="auto"/>
         <w:ind w:left="709"/>
@@ -1101,24 +1102,16 @@
           <w:rFonts w:cs="Calibri"/>
         </w:rPr>
         <w:drawing>
-          <wp:anchor allowOverlap="1" behindDoc="1" distB="0" distL="114300" distR="114300" distT="0" layoutInCell="1" locked="0" relativeHeight="251644416" simplePos="0" ns4:anchorId="7382B468" ns4:editId="5BEB61AC">
-            <wp:simplePos x="0" y="0"/>
-            <wp:positionH relativeFrom="column">
-              <wp:posOffset>1780540</wp:posOffset>
-            </wp:positionH>
-            <wp:positionV relativeFrom="paragraph">
-              <wp:posOffset>21590</wp:posOffset>
-            </wp:positionV>
+          <wp:inline distT="0" distB="0" distL="0" distR="0">
             <wp:extent cx="3208020" cy="1390650"/>
-            <wp:effectExtent b="19050" l="19050" r="11430" t="19050"/>
-            <wp:wrapSquare wrapText="bothSides"/>
+            <wp:effectExtent l="19050" t="19050" r="11430" b="19050"/>
             <wp:docPr id="216957388" name="Imagen 1"/>
             <wp:cNvGraphicFramePr>
-              <a:graphicFrameLocks noChangeAspect="1"/>
+              <a:graphicFrameLocks xmlns:a="http://schemas.openxmlformats.org/drawingml/2006/main" noChangeAspect="1"/>
             </wp:cNvGraphicFramePr>
-            <a:graphic>
+            <a:graphic xmlns:a="http://schemas.openxmlformats.org/drawingml/2006/main">
               <a:graphicData uri="http://schemas.openxmlformats.org/drawingml/2006/picture">
-                <pic:pic>
+                <pic:pic xmlns:pic="http://schemas.openxmlformats.org/drawingml/2006/picture">
                   <pic:nvPicPr>
                     <pic:cNvPr id="216957388" name=""/>
                     <pic:cNvPicPr/>
@@ -1127,7 +1120,7 @@
                     <a:blip r:embed="rId12">
                       <a:extLst>
                         <a:ext uri="{28A0092B-C50C-407E-A947-70E740481C1C}">
-                          <ns8:useLocalDpi val="0"/>
+                          <a14:useLocalDpi xmlns:a14="http://schemas.microsoft.com/office/drawing/2010/main" val="0"/>
                         </a:ext>
                       </a:extLst>
                     </a:blip>
@@ -1152,17 +1145,11 @@
                 </pic:pic>
               </a:graphicData>
             </a:graphic>
-            <ns4:sizeRelH relativeFrom="margin">
-              <ns4:pctWidth>0</ns4:pctWidth>
-            </ns4:sizeRelH>
-            <ns4:sizeRelV relativeFrom="margin">
-              <ns4:pctHeight>0</ns4:pctHeight>
-            </ns4:sizeRelV>
-          </wp:anchor>
+          </wp:inline>
         </w:drawing>
       </w:r>
     </w:p>
-    <w:p ns2:paraId="2EBC2991" ns2:textId="56067B39">
+    <w:p>
       <w:pPr>
         <w:spacing w:after="0" w:line="240" w:lineRule="auto"/>
         <w:ind w:left="709"/>
@@ -1172,73 +1159,13 @@
         </w:rPr>
       </w:pPr>
     </w:p>
-    <w:p ns2:paraId="57F953FB" ns2:textId="4AC6CD84">
+    <w:p>
       <w:pPr>
         <w:spacing w:after="0" w:line="240" w:lineRule="auto"/>
         <w:ind w:left="709"/>
         <w:jc w:val="both"/>
         <w:rPr>
           <w:rFonts w:cs="Calibri"/>
-        </w:rPr>
-      </w:pPr>
-    </w:p>
-    <w:p ns2:paraId="122BEA74" ns2:textId="1EDC9144">
-      <w:pPr>
-        <w:spacing w:after="0" w:line="240" w:lineRule="auto"/>
-        <w:ind w:left="709"/>
-        <w:jc w:val="both"/>
-        <w:rPr>
-          <w:rFonts w:cs="Calibri"/>
-        </w:rPr>
-      </w:pPr>
-    </w:p>
-    <w:p ns2:paraId="771160DF" ns2:textId="59DE0126">
-      <w:pPr>
-        <w:spacing w:after="0" w:line="240" w:lineRule="auto"/>
-        <w:ind w:left="709"/>
-        <w:jc w:val="both"/>
-        <w:rPr>
-          <w:rFonts w:cs="Calibri"/>
-        </w:rPr>
-      </w:pPr>
-    </w:p>
-    <w:p ns2:paraId="66440945" ns2:textId="06145EBA">
-      <w:pPr>
-        <w:spacing w:after="0" w:line="240" w:lineRule="auto"/>
-        <w:ind w:left="709"/>
-        <w:jc w:val="both"/>
-        <w:rPr>
-          <w:rFonts w:cs="Calibri"/>
-        </w:rPr>
-      </w:pPr>
-    </w:p>
-    <w:p ns2:paraId="6A16963F" ns2:textId="4E024677">
-      <w:pPr>
-        <w:spacing w:after="0" w:line="240" w:lineRule="auto"/>
-        <w:ind w:left="709"/>
-        <w:jc w:val="both"/>
-        <w:rPr>
-          <w:rFonts w:cs="Calibri"/>
-        </w:rPr>
-      </w:pPr>
-    </w:p>
-    <w:p ns2:paraId="26F8F3BD" ns2:textId="129D8CAE">
-      <w:pPr>
-        <w:spacing w:after="0" w:line="240" w:lineRule="auto"/>
-        <w:ind w:left="709"/>
-        <w:jc w:val="both"/>
-        <w:rPr>
-          <w:rFonts w:cs="Calibri"/>
-        </w:rPr>
-      </w:pPr>
-    </w:p>
-    <w:p ns2:paraId="7D2F34D0" ns2:textId="04B59A4C">
-      <w:pPr>
-        <w:spacing w:after="0" w:line="240" w:lineRule="auto"/>
-        <w:ind w:left="709"/>
-        <w:jc w:val="both"/>
-        <w:rPr>
-          <w:rFonts w:cs="Calibri"/>
           <w:b/>
         </w:rPr>
       </w:pPr>
@@ -1247,33 +1174,25 @@
           <w:rFonts w:cs="Calibri"/>
         </w:rPr>
         <w:drawing>
-          <wp:anchor allowOverlap="1" behindDoc="1" distB="0" distL="114300" distR="114300" distT="0" layoutInCell="1" locked="0" relativeHeight="251619840" simplePos="0" ns4:anchorId="2A4FDCBA" ns4:editId="738182FB">
-            <wp:simplePos x="0" y="0"/>
-            <wp:positionH relativeFrom="column">
-              <wp:posOffset>1463675</wp:posOffset>
-            </wp:positionH>
-            <wp:positionV relativeFrom="paragraph">
-              <wp:posOffset>125730</wp:posOffset>
-            </wp:positionV>
+          <wp:inline distT="0" distB="0" distL="0" distR="0">
             <wp:extent cx="3745230" cy="2752090"/>
-            <wp:effectExtent b="10160" l="19050" r="26670" t="19050"/>
-            <wp:wrapSquare wrapText="bothSides"/>
+            <wp:effectExtent l="19050" t="19050" r="26670" b="10160"/>
             <wp:docPr id="866581284" name="Imagen 1"/>
             <wp:cNvGraphicFramePr>
-              <a:graphicFrameLocks noChangeAspect="1"/>
+              <a:graphicFrameLocks xmlns:a="http://schemas.openxmlformats.org/drawingml/2006/main" noChangeAspect="1"/>
             </wp:cNvGraphicFramePr>
-            <a:graphic>
+            <a:graphic xmlns:a="http://schemas.openxmlformats.org/drawingml/2006/main">
               <a:graphicData uri="http://schemas.openxmlformats.org/drawingml/2006/picture">
-                <pic:pic>
+                <pic:pic xmlns:pic="http://schemas.openxmlformats.org/drawingml/2006/picture">
                   <pic:nvPicPr>
                     <pic:cNvPr id="866581284" name=""/>
                     <pic:cNvPicPr/>
                   </pic:nvPicPr>
                   <pic:blipFill>
-                    <a:blip cstate="print" r:embed="rId13">
+                    <a:blip r:embed="rId13" cstate="print">
                       <a:extLst>
                         <a:ext uri="{28A0092B-C50C-407E-A947-70E740481C1C}">
-                          <ns8:useLocalDpi val="0"/>
+                          <a14:useLocalDpi xmlns:a14="http://schemas.microsoft.com/office/drawing/2010/main" val="0"/>
                         </a:ext>
                       </a:extLst>
                     </a:blip>
@@ -1298,17 +1217,11 @@
                 </pic:pic>
               </a:graphicData>
             </a:graphic>
-            <ns4:sizeRelH relativeFrom="margin">
-              <ns4:pctWidth>0</ns4:pctWidth>
-            </ns4:sizeRelH>
-            <ns4:sizeRelV relativeFrom="margin">
-              <ns4:pctHeight>0</ns4:pctHeight>
-            </ns4:sizeRelV>
-          </wp:anchor>
+          </wp:inline>
         </w:drawing>
       </w:r>
     </w:p>
-    <w:p ns2:paraId="7902D8D3" ns2:textId="04F4720C">
+    <w:p>
       <w:pPr>
         <w:spacing w:after="0" w:line="240" w:lineRule="auto"/>
         <w:ind w:left="709"/>
@@ -1319,7 +1232,7 @@
         </w:rPr>
       </w:pPr>
     </w:p>
-    <w:p ns2:paraId="5E2605C1" ns2:textId="3B7A6FFA">
+    <w:p>
       <w:pPr>
         <w:spacing w:after="0" w:line="240" w:lineRule="auto"/>
         <w:ind w:left="709"/>
@@ -1330,7 +1243,7 @@
         </w:rPr>
       </w:pPr>
     </w:p>
-    <w:p ns2:paraId="6976AEA6" ns2:textId="521EDA9D">
+    <w:p>
       <w:pPr>
         <w:spacing w:after="0" w:line="240" w:lineRule="auto"/>
         <w:ind w:left="709"/>
@@ -1341,7 +1254,7 @@
         </w:rPr>
       </w:pPr>
     </w:p>
-    <w:p ns2:paraId="544BDBF8" ns2:textId="77777777">
+    <w:p>
       <w:pPr>
         <w:spacing w:after="0" w:line="240" w:lineRule="auto"/>
         <w:ind w:left="709"/>
@@ -1352,7 +1265,7 @@
         </w:rPr>
       </w:pPr>
     </w:p>
-    <w:p ns2:paraId="7F02E15F" ns2:textId="77777777">
+    <w:p>
       <w:pPr>
         <w:spacing w:after="0" w:line="240" w:lineRule="auto"/>
         <w:ind w:left="709"/>
@@ -1363,7 +1276,7 @@
         </w:rPr>
       </w:pPr>
     </w:p>
-    <w:p ns2:paraId="35E4C3C8" ns2:textId="77777777">
+    <w:p>
       <w:pPr>
         <w:spacing w:after="0" w:line="240" w:lineRule="auto"/>
         <w:ind w:left="709"/>
@@ -1374,7 +1287,7 @@
         </w:rPr>
       </w:pPr>
     </w:p>
-    <w:p ns2:paraId="05F8641D" ns2:textId="77777777">
+    <w:p>
       <w:pPr>
         <w:spacing w:after="0" w:line="240" w:lineRule="auto"/>
         <w:ind w:left="709"/>
@@ -1385,7 +1298,7 @@
         </w:rPr>
       </w:pPr>
     </w:p>
-    <w:p ns2:paraId="2822EAC5" ns2:textId="77777777">
+    <w:p>
       <w:pPr>
         <w:spacing w:after="0" w:line="240" w:lineRule="auto"/>
         <w:ind w:left="709"/>
@@ -1396,7 +1309,7 @@
         </w:rPr>
       </w:pPr>
     </w:p>
-    <w:p ns2:paraId="204E6C6B" ns2:textId="77777777">
+    <w:p>
       <w:pPr>
         <w:spacing w:after="0" w:line="240" w:lineRule="auto"/>
         <w:ind w:left="709"/>
@@ -1407,7 +1320,7 @@
         </w:rPr>
       </w:pPr>
     </w:p>
-    <w:p ns2:paraId="10CC93FB" ns2:textId="77777777">
+    <w:p>
       <w:pPr>
         <w:spacing w:after="0" w:line="240" w:lineRule="auto"/>
         <w:ind w:left="709"/>
@@ -1418,7 +1331,7 @@
         </w:rPr>
       </w:pPr>
     </w:p>
-    <w:p ns2:paraId="5A73A011" ns2:textId="77777777">
+    <w:p>
       <w:pPr>
         <w:spacing w:after="0" w:line="240" w:lineRule="auto"/>
         <w:ind w:left="709"/>
@@ -1429,7 +1342,7 @@
         </w:rPr>
       </w:pPr>
     </w:p>
-    <w:p ns2:paraId="7AA0D9E6" ns2:textId="77777777">
+    <w:p>
       <w:pPr>
         <w:spacing w:after="0" w:line="240" w:lineRule="auto"/>
         <w:ind w:left="709"/>
@@ -1440,7 +1353,7 @@
         </w:rPr>
       </w:pPr>
     </w:p>
-    <w:p ns2:paraId="74751889" ns2:textId="77777777">
+    <w:p>
       <w:pPr>
         <w:spacing w:after="0" w:line="240" w:lineRule="auto"/>
         <w:ind w:left="709"/>
@@ -1451,7 +1364,7 @@
         </w:rPr>
       </w:pPr>
     </w:p>
-    <w:p ns2:paraId="2B360559" ns2:textId="77777777">
+    <w:p>
       <w:pPr>
         <w:spacing w:after="0" w:line="240" w:lineRule="auto"/>
         <w:ind w:left="709"/>
@@ -1462,7 +1375,7 @@
         </w:rPr>
       </w:pPr>
     </w:p>
-    <w:p ns2:paraId="4BAB52CE" ns2:textId="77777777">
+    <w:p>
       <w:pPr>
         <w:spacing w:after="0" w:line="240" w:lineRule="auto"/>
         <w:ind w:left="709"/>
@@ -1473,7 +1386,7 @@
         </w:rPr>
       </w:pPr>
     </w:p>
-    <w:p ns2:paraId="08972D58" ns2:textId="77777777">
+    <w:p>
       <w:pPr>
         <w:spacing w:after="0" w:line="240" w:lineRule="auto"/>
         <w:ind w:left="709"/>
@@ -1484,7 +1397,7 @@
         </w:rPr>
       </w:pPr>
     </w:p>
-    <w:p ns2:paraId="3AC38056" ns2:textId="77777777">
+    <w:p>
       <w:pPr>
         <w:spacing w:after="0" w:line="240" w:lineRule="auto"/>
         <w:ind w:left="709"/>
@@ -1497,43 +1410,43 @@
     </w:p>
     <w:tbl>
       <w:tblPr>
-        <w:tblW w:type="auto" w:w="0"/>
+        <w:tblW w:w="0" w:type="auto"/>
         <w:jc w:val="center"/>
         <w:tblCellMar>
-          <w:left w:type="dxa" w:w="70"/>
-          <w:right w:type="dxa" w:w="70"/>
+          <w:left w:w="70" w:type="dxa"/>
+          <w:right w:w="70" w:type="dxa"/>
         </w:tblCellMar>
-        <w:tblLook w:firstColumn="1" w:firstRow="1" w:lastColumn="0" w:lastRow="0" w:noHBand="0" w:noVBand="1" w:val="04A0"/>
+        <w:tblLook w:val="04A0" w:firstRow="1" w:lastRow="0" w:firstColumn="1" w:lastColumn="0" w:noHBand="0" w:noVBand="1"/>
       </w:tblPr>
       <w:tblGrid>
         <w:gridCol w:w="1549"/>
         <w:gridCol w:w="841"/>
       </w:tblGrid>
-      <w:tr ns2:paraId="41624C15" ns2:textId="77777777">
+      <w:tr>
         <w:trPr>
           <w:trHeight w:val="315"/>
           <w:jc w:val="center"/>
         </w:trPr>
         <w:tc>
           <w:tcPr>
-            <w:tcW w:type="auto" w:w="0"/>
+            <w:tcW w:w="0" w:type="auto"/>
             <w:tcBorders>
-              <w:top w:color="000000" w:space="0" w:sz="4" w:val="single"/>
-              <w:left w:color="000000" w:space="0" w:sz="4" w:val="single"/>
+              <w:top w:val="single" w:sz="4" w:space="0" w:color="000000"/>
+              <w:left w:val="single" w:sz="4" w:space="0" w:color="000000"/>
               <w:bottom w:val="nil"/>
               <w:right w:val="nil"/>
             </w:tcBorders>
-            <w:shd w:color="000000" w:fill="95B3D7" w:val="clear"/>
+            <w:shd w:val="clear" w:color="000000" w:fill="95B3D7"/>
             <w:noWrap/>
             <w:vAlign w:val="center"/>
             <w:hideMark/>
           </w:tcPr>
-          <w:p ns2:paraId="74097CEB" ns2:textId="37843923">
+          <w:p>
             <w:pPr>
               <w:spacing w:after="0" w:line="240" w:lineRule="auto"/>
               <w:jc w:val="center"/>
               <w:rPr>
-                <w:rFonts w:cs="Calibri" w:eastAsia="Times New Roman"/>
+                <w:rFonts w:eastAsia="Times New Roman" w:cs="Calibri"/>
                 <w:b/>
                 <w:bCs/>
                 <w:sz w:val="20"/>
@@ -1543,7 +1456,7 @@
             </w:pPr>
             <w:r>
               <w:rPr>
-                <w:rFonts w:cs="Calibri" w:eastAsia="Times New Roman"/>
+                <w:rFonts w:eastAsia="Times New Roman" w:cs="Calibri"/>
                 <w:b/>
                 <w:bCs/>
                 <w:sz w:val="20"/>
@@ -1554,7 +1467,7 @@
             </w:r>
             <w:r>
               <w:rPr>
-                <w:rFonts w:cs="Calibri" w:eastAsia="Times New Roman"/>
+                <w:rFonts w:eastAsia="Times New Roman" w:cs="Calibri"/>
                 <w:b/>
                 <w:bCs/>
                 <w:sz w:val="20"/>
@@ -1565,7 +1478,7 @@
             </w:r>
             <w:r>
               <w:rPr>
-                <w:rFonts w:cs="Calibri" w:eastAsia="Times New Roman"/>
+                <w:rFonts w:eastAsia="Times New Roman" w:cs="Calibri"/>
                 <w:b/>
                 <w:bCs/>
                 <w:sz w:val="20"/>
@@ -1578,24 +1491,24 @@
         </w:tc>
         <w:tc>
           <w:tcPr>
-            <w:tcW w:type="auto" w:w="0"/>
+            <w:tcW w:w="0" w:type="auto"/>
             <w:tcBorders>
-              <w:top w:color="auto" w:space="0" w:sz="4" w:val="single"/>
-              <w:left w:color="auto" w:space="0" w:sz="4" w:val="single"/>
-              <w:bottom w:color="auto" w:space="0" w:sz="4" w:val="single"/>
-              <w:right w:color="auto" w:space="0" w:sz="4" w:val="single"/>
+              <w:top w:val="single" w:sz="4" w:space="0" w:color="auto"/>
+              <w:left w:val="single" w:sz="4" w:space="0" w:color="auto"/>
+              <w:bottom w:val="single" w:sz="4" w:space="0" w:color="auto"/>
+              <w:right w:val="single" w:sz="4" w:space="0" w:color="auto"/>
             </w:tcBorders>
-            <w:shd w:color="000000" w:fill="95B3D7" w:val="clear"/>
+            <w:shd w:val="clear" w:color="000000" w:fill="95B3D7"/>
             <w:noWrap/>
             <w:vAlign w:val="center"/>
             <w:hideMark/>
           </w:tcPr>
-          <w:p ns2:paraId="2B0A3364" ns2:textId="77777777">
+          <w:p>
             <w:pPr>
               <w:spacing w:after="0" w:line="240" w:lineRule="auto"/>
               <w:jc w:val="center"/>
               <w:rPr>
-                <w:rFonts w:cs="Calibri" w:eastAsia="Times New Roman"/>
+                <w:rFonts w:eastAsia="Times New Roman" w:cs="Calibri"/>
                 <w:b/>
                 <w:bCs/>
                 <w:sz w:val="20"/>
@@ -1605,7 +1518,7 @@
             </w:pPr>
             <w:r>
               <w:rPr>
-                <w:rFonts w:cs="Calibri" w:eastAsia="Times New Roman"/>
+                <w:rFonts w:eastAsia="Times New Roman" w:cs="Calibri"/>
                 <w:b/>
                 <w:bCs/>
                 <w:sz w:val="20"/>
@@ -1617,30 +1530,30 @@
           </w:p>
         </w:tc>
       </w:tr>
-      <w:tr ns2:paraId="545C3749" ns2:textId="77777777">
+      <w:tr>
         <w:trPr>
           <w:trHeight w:val="315"/>
           <w:jc w:val="center"/>
         </w:trPr>
         <w:tc>
           <w:tcPr>
-            <w:tcW w:type="auto" w:w="0"/>
+            <w:tcW w:w="0" w:type="auto"/>
             <w:tcBorders>
-              <w:top w:color="auto" w:space="0" w:sz="4" w:val="single"/>
-              <w:left w:color="auto" w:space="0" w:sz="4" w:val="single"/>
-              <w:bottom w:color="auto" w:space="0" w:sz="4" w:val="single"/>
-              <w:right w:color="auto" w:space="0" w:sz="4" w:val="single"/>
+              <w:top w:val="single" w:sz="4" w:space="0" w:color="auto"/>
+              <w:left w:val="single" w:sz="4" w:space="0" w:color="auto"/>
+              <w:bottom w:val="single" w:sz="4" w:space="0" w:color="auto"/>
+              <w:right w:val="single" w:sz="4" w:space="0" w:color="auto"/>
             </w:tcBorders>
             <w:noWrap/>
             <w:vAlign w:val="center"/>
             <w:hideMark/>
           </w:tcPr>
-          <w:p ns2:paraId="730DA9C7" ns2:textId="77777777">
+          <w:p>
             <w:pPr>
               <w:spacing w:after="0" w:line="240" w:lineRule="auto"/>
               <w:jc w:val="center"/>
               <w:rPr>
-                <w:rFonts w:cs="Calibri" w:eastAsia="Times New Roman"/>
+                <w:rFonts w:eastAsia="Times New Roman" w:cs="Calibri"/>
                 <w:color w:val="000000"/>
                 <w:sz w:val="20"/>
                 <w:szCs w:val="20"/>
@@ -1649,7 +1562,7 @@
             </w:pPr>
             <w:r>
               <w:rPr>
-                <w:rFonts w:cs="Calibri" w:eastAsia="Times New Roman"/>
+                <w:rFonts w:eastAsia="Times New Roman" w:cs="Calibri"/>
                 <w:color w:val="000000"/>
                 <w:sz w:val="20"/>
                 <w:szCs w:val="20"/>
@@ -1661,23 +1574,23 @@
         </w:tc>
         <w:tc>
           <w:tcPr>
-            <w:tcW w:type="auto" w:w="0"/>
+            <w:tcW w:w="0" w:type="auto"/>
             <w:tcBorders>
               <w:top w:val="nil"/>
               <w:left w:val="nil"/>
-              <w:bottom w:color="auto" w:space="0" w:sz="4" w:val="single"/>
-              <w:right w:color="auto" w:space="0" w:sz="4" w:val="single"/>
+              <w:bottom w:val="single" w:sz="4" w:space="0" w:color="auto"/>
+              <w:right w:val="single" w:sz="4" w:space="0" w:color="auto"/>
             </w:tcBorders>
             <w:noWrap/>
             <w:vAlign w:val="center"/>
             <w:hideMark/>
           </w:tcPr>
-          <w:p ns2:paraId="6E372390" ns2:textId="77777777">
+          <w:p>
             <w:pPr>
               <w:spacing w:after="0" w:line="240" w:lineRule="auto"/>
               <w:jc w:val="center"/>
               <w:rPr>
-                <w:rFonts w:cs="Calibri" w:eastAsia="Times New Roman"/>
+                <w:rFonts w:eastAsia="Times New Roman" w:cs="Calibri"/>
                 <w:color w:val="000000"/>
                 <w:sz w:val="20"/>
                 <w:szCs w:val="20"/>
@@ -1686,7 +1599,7 @@
             </w:pPr>
             <w:r>
               <w:rPr>
-                <w:rFonts w:cs="Calibri" w:eastAsia="Times New Roman"/>
+                <w:rFonts w:eastAsia="Times New Roman" w:cs="Calibri"/>
                 <w:color w:val="000000"/>
                 <w:sz w:val="20"/>
                 <w:szCs w:val="20"/>
@@ -1697,30 +1610,30 @@
           </w:p>
         </w:tc>
       </w:tr>
-      <w:tr ns2:paraId="788FA852" ns2:textId="77777777">
+      <w:tr>
         <w:trPr>
           <w:trHeight w:val="315"/>
           <w:jc w:val="center"/>
         </w:trPr>
         <w:tc>
           <w:tcPr>
-            <w:tcW w:type="auto" w:w="0"/>
+            <w:tcW w:w="0" w:type="auto"/>
             <w:tcBorders>
               <w:top w:val="nil"/>
-              <w:left w:color="auto" w:space="0" w:sz="4" w:val="single"/>
-              <w:bottom w:color="auto" w:space="0" w:sz="4" w:val="single"/>
-              <w:right w:color="auto" w:space="0" w:sz="4" w:val="single"/>
+              <w:left w:val="single" w:sz="4" w:space="0" w:color="auto"/>
+              <w:bottom w:val="single" w:sz="4" w:space="0" w:color="auto"/>
+              <w:right w:val="single" w:sz="4" w:space="0" w:color="auto"/>
             </w:tcBorders>
             <w:noWrap/>
             <w:vAlign w:val="center"/>
             <w:hideMark/>
           </w:tcPr>
-          <w:p ns2:paraId="70C1BB9D" ns2:textId="77777777">
+          <w:p>
             <w:pPr>
               <w:spacing w:after="0" w:line="240" w:lineRule="auto"/>
               <w:jc w:val="center"/>
               <w:rPr>
-                <w:rFonts w:cs="Calibri" w:eastAsia="Times New Roman"/>
+                <w:rFonts w:eastAsia="Times New Roman" w:cs="Calibri"/>
                 <w:color w:val="000000"/>
                 <w:sz w:val="20"/>
                 <w:szCs w:val="20"/>
@@ -1729,7 +1642,7 @@
             </w:pPr>
             <w:r>
               <w:rPr>
-                <w:rFonts w:cs="Calibri" w:eastAsia="Times New Roman"/>
+                <w:rFonts w:eastAsia="Times New Roman" w:cs="Calibri"/>
                 <w:color w:val="000000"/>
                 <w:sz w:val="20"/>
                 <w:szCs w:val="20"/>
@@ -1741,23 +1654,23 @@
         </w:tc>
         <w:tc>
           <w:tcPr>
-            <w:tcW w:type="auto" w:w="0"/>
+            <w:tcW w:w="0" w:type="auto"/>
             <w:tcBorders>
               <w:top w:val="nil"/>
               <w:left w:val="nil"/>
-              <w:bottom w:color="auto" w:space="0" w:sz="4" w:val="single"/>
-              <w:right w:color="auto" w:space="0" w:sz="4" w:val="single"/>
+              <w:bottom w:val="single" w:sz="4" w:space="0" w:color="auto"/>
+              <w:right w:val="single" w:sz="4" w:space="0" w:color="auto"/>
             </w:tcBorders>
             <w:noWrap/>
             <w:vAlign w:val="center"/>
             <w:hideMark/>
           </w:tcPr>
-          <w:p ns2:paraId="53477CE8" ns2:textId="77777777">
+          <w:p>
             <w:pPr>
               <w:spacing w:after="0" w:line="240" w:lineRule="auto"/>
               <w:jc w:val="center"/>
               <w:rPr>
-                <w:rFonts w:cs="Calibri" w:eastAsia="Times New Roman"/>
+                <w:rFonts w:eastAsia="Times New Roman" w:cs="Calibri"/>
                 <w:color w:val="000000"/>
                 <w:sz w:val="20"/>
                 <w:szCs w:val="20"/>
@@ -1766,7 +1679,7 @@
             </w:pPr>
             <w:r>
               <w:rPr>
-                <w:rFonts w:cs="Calibri" w:eastAsia="Times New Roman"/>
+                <w:rFonts w:eastAsia="Times New Roman" w:cs="Calibri"/>
                 <w:color w:val="000000"/>
                 <w:sz w:val="20"/>
                 <w:szCs w:val="20"/>
@@ -1777,30 +1690,30 @@
           </w:p>
         </w:tc>
       </w:tr>
-      <w:tr ns2:paraId="4A4F0115" ns2:textId="77777777">
+      <w:tr>
         <w:trPr>
           <w:trHeight w:val="315"/>
           <w:jc w:val="center"/>
         </w:trPr>
         <w:tc>
           <w:tcPr>
-            <w:tcW w:type="auto" w:w="0"/>
+            <w:tcW w:w="0" w:type="auto"/>
             <w:tcBorders>
               <w:top w:val="nil"/>
-              <w:left w:color="auto" w:space="0" w:sz="4" w:val="single"/>
-              <w:bottom w:color="auto" w:space="0" w:sz="4" w:val="single"/>
-              <w:right w:color="auto" w:space="0" w:sz="4" w:val="single"/>
+              <w:left w:val="single" w:sz="4" w:space="0" w:color="auto"/>
+              <w:bottom w:val="single" w:sz="4" w:space="0" w:color="auto"/>
+              <w:right w:val="single" w:sz="4" w:space="0" w:color="auto"/>
             </w:tcBorders>
             <w:noWrap/>
             <w:vAlign w:val="center"/>
             <w:hideMark/>
           </w:tcPr>
-          <w:p ns2:paraId="3A393C0A" ns2:textId="77777777">
+          <w:p>
             <w:pPr>
               <w:spacing w:after="0" w:line="240" w:lineRule="auto"/>
               <w:jc w:val="center"/>
               <w:rPr>
-                <w:rFonts w:cs="Calibri" w:eastAsia="Times New Roman"/>
+                <w:rFonts w:eastAsia="Times New Roman" w:cs="Calibri"/>
                 <w:color w:val="000000"/>
                 <w:sz w:val="20"/>
                 <w:szCs w:val="20"/>
@@ -1809,7 +1722,7 @@
             </w:pPr>
             <w:r>
               <w:rPr>
-                <w:rFonts w:cs="Calibri" w:eastAsia="Times New Roman"/>
+                <w:rFonts w:eastAsia="Times New Roman" w:cs="Calibri"/>
                 <w:color w:val="000000"/>
                 <w:sz w:val="20"/>
                 <w:szCs w:val="20"/>
@@ -1821,23 +1734,23 @@
         </w:tc>
         <w:tc>
           <w:tcPr>
-            <w:tcW w:type="auto" w:w="0"/>
+            <w:tcW w:w="0" w:type="auto"/>
             <w:tcBorders>
               <w:top w:val="nil"/>
               <w:left w:val="nil"/>
-              <w:bottom w:color="auto" w:space="0" w:sz="4" w:val="single"/>
-              <w:right w:color="auto" w:space="0" w:sz="4" w:val="single"/>
+              <w:bottom w:val="single" w:sz="4" w:space="0" w:color="auto"/>
+              <w:right w:val="single" w:sz="4" w:space="0" w:color="auto"/>
             </w:tcBorders>
             <w:noWrap/>
             <w:vAlign w:val="center"/>
             <w:hideMark/>
           </w:tcPr>
-          <w:p ns2:paraId="40C114FD" ns2:textId="77777777">
+          <w:p>
             <w:pPr>
               <w:spacing w:after="0" w:line="240" w:lineRule="auto"/>
               <w:jc w:val="center"/>
               <w:rPr>
-                <w:rFonts w:cs="Calibri" w:eastAsia="Times New Roman"/>
+                <w:rFonts w:eastAsia="Times New Roman" w:cs="Calibri"/>
                 <w:color w:val="000000"/>
                 <w:sz w:val="20"/>
                 <w:szCs w:val="20"/>
@@ -1846,7 +1759,7 @@
             </w:pPr>
             <w:r>
               <w:rPr>
-                <w:rFonts w:cs="Calibri" w:eastAsia="Times New Roman"/>
+                <w:rFonts w:eastAsia="Times New Roman" w:cs="Calibri"/>
                 <w:color w:val="000000"/>
                 <w:sz w:val="20"/>
                 <w:szCs w:val="20"/>
@@ -1858,7 +1771,7 @@
         </w:tc>
       </w:tr>
     </w:tbl>
-    <w:p ns2:paraId="6E9458E7" ns2:textId="71AE37A5">
+    <w:p>
       <w:pPr>
         <w:pStyle w:val="Ttulo4"/>
       </w:pPr>
@@ -1866,7 +1779,78 @@
         <w:t>ANÁLISIS DE CARGABILIDAD</w:t>
       </w:r>
     </w:p>
-    <w:p ns2:paraId="0A79E980" ns2:textId="0AADF620">
+    <w:p>
+      <w:pPr>
+        <w:spacing w:after="120" w:line="240" w:lineRule="auto"/>
+        <w:ind w:left="709"/>
+        <w:jc w:val="both"/>
+        <w:rPr>
+          <w:rFonts w:cs="Calibri"/>
+        </w:rPr>
+      </w:pPr>
+      <w:r>
+        <w:rPr>
+          <w:rFonts w:cs="Calibri"/>
+        </w:rPr>
+        <w:t xml:space="preserve">De acuerdo con el cuadro de colores que resulta del flujo realizado el alimentador no presenta problemas de cargabilidad, la red de color azul se encuentra por debajo del 80% de la cargabilidad del conductor.</w:t>
+      </w:r>
+      <w:proofErr w:type="spellStart"/>
+      <w:r>
+        <w:rPr>
+          <w:rFonts w:cs="Calibri"/>
+        </w:rPr>
+        <w:t/>
+      </w:r>
+      <w:proofErr w:type="spellEnd"/>
+      <w:r>
+        <w:rPr>
+          <w:rFonts w:cs="Calibri"/>
+        </w:rPr>
+        <w:t/>
+      </w:r>
+      <w:r>
+        <w:rPr>
+          <w:rFonts w:cs="Calibri"/>
+        </w:rPr>
+        <w:t/>
+      </w:r>
+      <w:r>
+        <w:t xml:space="preserve"/>
+      </w:r>
+      <w:r>
+        <w:rPr>
+          <w:rFonts w:cs="Calibri"/>
+        </w:rPr>
+        <w:t xml:space="preserve"/>
+      </w:r>
+      <w:r>
+        <w:rPr>
+          <w:rFonts w:cs="Calibri"/>
+        </w:rPr>
+        <w:t xml:space="preserve"/>
+      </w:r>
+      <w:proofErr w:type="spellStart"/>
+      <w:r>
+        <w:rPr>
+          <w:rFonts w:cs="Calibri"/>
+        </w:rPr>
+        <w:t/>
+      </w:r>
+      <w:proofErr w:type="spellEnd"/>
+      <w:r>
+        <w:rPr>
+          <w:rFonts w:cs="Calibri"/>
+        </w:rPr>
+        <w:t xml:space="preserve"/>
+      </w:r>
+      <w:r>
+        <w:rPr>
+          <w:rFonts w:cs="Calibri"/>
+        </w:rPr>
+        <w:t/>
+      </w:r>
+    </w:p>
+    <w:p>
       <w:pPr>
         <w:spacing w:after="0" w:line="240" w:lineRule="auto"/>
         <w:ind w:left="709"/>
@@ -1879,97 +1863,18 @@
         <w:rPr>
           <w:rFonts w:cs="Calibri"/>
         </w:rPr>
-        <w:t xml:space="preserve">De acuerdo con el cuadro de colores que resulta del flujo realizado el alimentador no presenta problemas de cargabilidad, la red de color azul se encuentra por debajo del 80% de la cargabilidad del conductor.</w:t>
-      </w:r>
-      <w:proofErr w:type="spellStart"/>
-      <w:r>
-        <w:rPr>
-          <w:rFonts w:cs="Calibri"/>
-        </w:rPr>
-        <w:t/>
-      </w:r>
-      <w:proofErr w:type="spellEnd"/>
-      <w:r>
-        <w:rPr>
-          <w:rFonts w:cs="Calibri"/>
-        </w:rPr>
-        <w:t/>
-      </w:r>
-      <w:r>
-        <w:rPr>
-          <w:rFonts w:cs="Calibri"/>
-        </w:rPr>
-        <w:t/>
-      </w:r>
-      <w:r>
-        <w:t xml:space="preserve"/>
-      </w:r>
-      <w:r>
-        <w:rPr>
-          <w:rFonts w:cs="Calibri"/>
-        </w:rPr>
-        <w:t xml:space="preserve"/>
-      </w:r>
-      <w:r>
-        <w:rPr>
-          <w:rFonts w:cs="Calibri"/>
-        </w:rPr>
-        <w:t xml:space="preserve"/>
-      </w:r>
-      <w:proofErr w:type="spellStart"/>
-      <w:r>
-        <w:rPr>
-          <w:rFonts w:cs="Calibri"/>
-        </w:rPr>
-        <w:t/>
-      </w:r>
-      <w:proofErr w:type="spellEnd"/>
-      <w:r>
-        <w:rPr>
-          <w:rFonts w:cs="Calibri"/>
-        </w:rPr>
-        <w:t xml:space="preserve"/>
-      </w:r>
-      <w:r>
-        <w:rPr>
-          <w:rFonts w:cs="Calibri"/>
-        </w:rPr>
-        <w:t/>
-      </w:r>
-    </w:p>
-    <w:p ns2:paraId="434E91F7" ns2:textId="107F8BF2">
-      <w:pPr>
-        <w:spacing w:after="0" w:line="240" w:lineRule="auto"/>
-        <w:ind w:left="709"/>
-        <w:jc w:val="both"/>
-        <w:rPr>
-          <w:rFonts w:cs="Calibri"/>
-        </w:rPr>
-      </w:pPr>
-      <w:r>
-        <w:rPr>
-          <w:rFonts w:cs="Calibri"/>
-        </w:rPr>
         <w:lastRenderedPageBreak/>
         <w:drawing>
-          <wp:anchor allowOverlap="1" behindDoc="1" distB="0" distL="114300" distR="114300" distT="0" layoutInCell="1" locked="0" relativeHeight="251701760" simplePos="0" ns4:anchorId="0F59EE71" ns4:editId="3D5BA817">
-            <wp:simplePos x="0" y="0"/>
-            <wp:positionH relativeFrom="margin">
-              <wp:posOffset>1540510</wp:posOffset>
-            </wp:positionH>
-            <wp:positionV relativeFrom="paragraph">
-              <wp:posOffset>19685</wp:posOffset>
-            </wp:positionV>
+          <wp:inline distT="0" distB="0" distL="0" distR="0">
             <wp:extent cx="3135630" cy="1630045"/>
-            <wp:effectExtent b="27305" l="19050" r="26670" t="19050"/>
-            <wp:wrapSquare wrapText="bothSides"/>
+            <wp:effectExtent l="19050" t="19050" r="26670" b="27305"/>
             <wp:docPr id="1284147032" name="Imagen 1"/>
             <wp:cNvGraphicFramePr>
-              <a:graphicFrameLocks noChangeAspect="1"/>
+              <a:graphicFrameLocks xmlns:a="http://schemas.openxmlformats.org/drawingml/2006/main" noChangeAspect="1"/>
             </wp:cNvGraphicFramePr>
-            <a:graphic>
+            <a:graphic xmlns:a="http://schemas.openxmlformats.org/drawingml/2006/main">
               <a:graphicData uri="http://schemas.openxmlformats.org/drawingml/2006/picture">
-                <pic:pic>
+                <pic:pic xmlns:pic="http://schemas.openxmlformats.org/drawingml/2006/picture">
                   <pic:nvPicPr>
                     <pic:cNvPr id="1284147032" name=""/>
                     <pic:cNvPicPr/>
@@ -1978,7 +1883,7 @@
                     <a:blip r:embed="rId14">
                       <a:extLst>
                         <a:ext uri="{28A0092B-C50C-407E-A947-70E740481C1C}">
-                          <ns8:useLocalDpi val="0"/>
+                          <a14:useLocalDpi xmlns:a14="http://schemas.microsoft.com/office/drawing/2010/main" val="0"/>
                         </a:ext>
                       </a:extLst>
                     </a:blip>
@@ -2003,17 +1908,11 @@
                 </pic:pic>
               </a:graphicData>
             </a:graphic>
-            <ns4:sizeRelH relativeFrom="margin">
-              <ns4:pctWidth>0</ns4:pctWidth>
-            </ns4:sizeRelH>
-            <ns4:sizeRelV relativeFrom="margin">
-              <ns4:pctHeight>0</ns4:pctHeight>
-            </ns4:sizeRelV>
-          </wp:anchor>
+          </wp:inline>
         </w:drawing>
       </w:r>
     </w:p>
-    <w:p ns2:paraId="7FF1B5A5" ns2:textId="01C8EA98">
+    <w:p>
       <w:pPr>
         <w:spacing w:after="0" w:line="240" w:lineRule="auto"/>
         <w:ind w:left="709"/>
@@ -2023,7 +1922,7 @@
         </w:rPr>
       </w:pPr>
     </w:p>
-    <w:p ns2:paraId="02FEF54D" ns2:textId="54886B0C">
+    <w:p>
       <w:pPr>
         <w:spacing w:after="0" w:line="240" w:lineRule="auto"/>
         <w:ind w:left="709"/>
@@ -2032,108 +1931,30 @@
           <w:rFonts w:cs="Calibri"/>
         </w:rPr>
       </w:pPr>
-    </w:p>
-    <w:p ns2:paraId="69D62CCC" ns2:textId="77777777">
-      <w:pPr>
-        <w:spacing w:after="0" w:line="240" w:lineRule="auto"/>
-        <w:ind w:left="709"/>
-        <w:jc w:val="both"/>
-        <w:rPr>
-          <w:rFonts w:cs="Calibri"/>
-        </w:rPr>
-      </w:pPr>
-    </w:p>
-    <w:p ns2:paraId="7B2F0063" ns2:textId="77777777">
-      <w:pPr>
-        <w:spacing w:after="0" w:line="240" w:lineRule="auto"/>
-        <w:ind w:left="709"/>
-        <w:jc w:val="both"/>
-        <w:rPr>
-          <w:rFonts w:cs="Calibri"/>
-        </w:rPr>
-      </w:pPr>
-    </w:p>
-    <w:p ns2:paraId="7E823C78" ns2:textId="77777777">
-      <w:pPr>
-        <w:spacing w:after="0" w:line="240" w:lineRule="auto"/>
-        <w:ind w:left="709"/>
-        <w:jc w:val="both"/>
-        <w:rPr>
-          <w:rFonts w:cs="Calibri"/>
-        </w:rPr>
-      </w:pPr>
-    </w:p>
-    <w:p ns2:paraId="1A3E18C9" ns2:textId="77777777">
-      <w:pPr>
-        <w:spacing w:after="0" w:line="240" w:lineRule="auto"/>
-        <w:ind w:left="709"/>
-        <w:jc w:val="both"/>
-        <w:rPr>
-          <w:rFonts w:cs="Calibri"/>
-        </w:rPr>
-      </w:pPr>
-    </w:p>
-    <w:p ns2:paraId="2E7B6582" ns2:textId="77777777">
-      <w:pPr>
-        <w:spacing w:after="0" w:line="240" w:lineRule="auto"/>
-        <w:ind w:left="709"/>
-        <w:jc w:val="both"/>
-        <w:rPr>
-          <w:rFonts w:cs="Calibri"/>
-        </w:rPr>
-      </w:pPr>
-    </w:p>
-    <w:p ns2:paraId="4C195BFE" ns2:textId="77777777">
-      <w:pPr>
-        <w:spacing w:after="0" w:line="240" w:lineRule="auto"/>
-        <w:ind w:left="709"/>
-        <w:jc w:val="both"/>
-        <w:rPr>
-          <w:rFonts w:cs="Calibri"/>
-        </w:rPr>
-      </w:pPr>
-    </w:p>
-    <w:p ns2:paraId="7274D683" ns2:textId="5E6A4680">
-      <w:pPr>
-        <w:spacing w:after="0" w:line="240" w:lineRule="auto"/>
-        <w:ind w:left="709"/>
-        <w:jc w:val="both"/>
-        <w:rPr>
-          <w:rFonts w:cs="Calibri"/>
-        </w:rPr>
-      </w:pPr>
       <w:r>
         <w:rPr>
           <w:rFonts w:cs="Calibri"/>
         </w:rPr>
         <w:drawing>
-          <wp:anchor allowOverlap="1" behindDoc="0" distB="0" distL="114300" distR="114300" distT="0" layoutInCell="1" locked="0" relativeHeight="251707904" simplePos="0" ns4:anchorId="30E352C8" ns4:editId="0A5F07B2">
-            <wp:simplePos x="0" y="0"/>
-            <wp:positionH relativeFrom="column">
-              <wp:posOffset>523240</wp:posOffset>
-            </wp:positionH>
-            <wp:positionV relativeFrom="paragraph">
-              <wp:posOffset>236220</wp:posOffset>
-            </wp:positionV>
+          <wp:inline distT="0" distB="0" distL="0" distR="0">
             <wp:extent cx="5513992" cy="3213100"/>
-            <wp:effectExtent b="25400" l="19050" r="10795" t="19050"/>
-            <wp:wrapSquare wrapText="bothSides"/>
+            <wp:effectExtent l="19050" t="19050" r="10795" b="25400"/>
             <wp:docPr id="7135825" name="Imagen 1"/>
             <wp:cNvGraphicFramePr>
-              <a:graphicFrameLocks noChangeAspect="1"/>
+              <a:graphicFrameLocks xmlns:a="http://schemas.openxmlformats.org/drawingml/2006/main" noChangeAspect="1"/>
             </wp:cNvGraphicFramePr>
-            <a:graphic>
+            <a:graphic xmlns:a="http://schemas.openxmlformats.org/drawingml/2006/main">
               <a:graphicData uri="http://schemas.openxmlformats.org/drawingml/2006/picture">
-                <pic:pic>
+                <pic:pic xmlns:pic="http://schemas.openxmlformats.org/drawingml/2006/picture">
                   <pic:nvPicPr>
                     <pic:cNvPr id="7135825" name=""/>
                     <pic:cNvPicPr/>
                   </pic:nvPicPr>
                   <pic:blipFill>
-                    <a:blip cstate="print" r:embed="rId15">
+                    <a:blip r:embed="rId15" cstate="print">
                       <a:extLst>
                         <a:ext uri="{28A0092B-C50C-407E-A947-70E740481C1C}">
-                          <ns8:useLocalDpi val="0"/>
+                          <a14:useLocalDpi xmlns:a14="http://schemas.microsoft.com/office/drawing/2010/main" val="0"/>
                         </a:ext>
                       </a:extLst>
                     </a:blip>
@@ -2158,16 +1979,16 @@
                 </pic:pic>
               </a:graphicData>
             </a:graphic>
-          </wp:anchor>
+          </wp:inline>
         </w:drawing>
       </w:r>
     </w:p>
-    <w:p ns2:paraId="44442C4A" ns2:textId="77777777">
+    <w:p>
       <w:pPr>
         <w:pStyle w:val="Normal2"/>
       </w:pPr>
     </w:p>
-    <w:p ns2:paraId="66BC6CB4" ns2:textId="1448B493">
+    <w:p>
       <w:pPr>
         <w:pStyle w:val="Ttulo2"/>
       </w:pPr>
@@ -2178,7 +1999,7 @@
         <w:t xml:space="preserve"/>
       </w:r>
     </w:p>
-    <w:p ns2:paraId="68080290" ns2:textId="5D1C1330">
+    <w:p>
       <w:pPr>
         <w:spacing w:after="0" w:line="240" w:lineRule="auto"/>
         <w:ind w:left="567"/>
@@ -2196,7 +2017,7 @@
         <w:t>Datos de la fuente en MD:</w:t>
       </w:r>
     </w:p>
-    <w:p ns2:paraId="50750982" ns2:textId="467AB17E">
+    <w:p>
       <w:pPr>
         <w:spacing w:after="0" w:line="240" w:lineRule="auto"/>
         <w:ind w:left="709"/>
@@ -2210,9 +2031,9 @@
     <w:tbl>
       <w:tblPr>
         <w:tblStyle w:val="Tablaconcuadrcula"/>
-        <w:tblW w:type="auto" w:w="0"/>
-        <w:tblInd w:type="dxa" w:w="567"/>
-        <w:tblLook w:firstColumn="1" w:firstRow="1" w:lastColumn="0" w:lastRow="0" w:noHBand="0" w:noVBand="1" w:val="04A0"/>
+        <w:tblW w:w="0" w:type="auto"/>
+        <w:tblInd w:w="567" w:type="dxa"/>
+        <w:tblLook w:val="04A0" w:firstRow="1" w:lastRow="0" w:firstColumn="1" w:lastColumn="0" w:noHBand="0" w:noVBand="1"/>
       </w:tblPr>
       <w:tblGrid>
         <w:gridCol w:w="3256"/>
@@ -2221,13 +2042,13 @@
         <w:gridCol w:w="1744"/>
         <w:gridCol w:w="1745"/>
       </w:tblGrid>
-      <w:tr ns2:paraId="596C3B19" ns2:textId="77777777">
+      <w:tr>
         <w:tc>
           <w:tcPr>
-            <w:tcW w:type="dxa" w:w="3256"/>
-            <w:shd w:color="auto" w:fill="A5C9EB" w:themeFill="text2" w:themeFillTint="40" w:val="clear"/>
+            <w:tcW w:w="3256" w:type="dxa"/>
+            <w:shd w:val="clear" w:color="auto" w:fill="A5C9EB" w:themeFill="text2" w:themeFillTint="40"/>
           </w:tcPr>
-          <w:p ns2:paraId="34FA9E43" ns2:textId="77777777">
+          <w:p>
             <w:pPr>
               <w:spacing w:after="0" w:line="240" w:lineRule="auto"/>
               <w:jc w:val="both"/>
@@ -2242,11 +2063,11 @@
         </w:tc>
         <w:tc>
           <w:tcPr>
-            <w:tcW w:type="dxa" w:w="5523"/>
+            <w:tcW w:w="5523" w:type="dxa"/>
             <w:gridSpan w:val="4"/>
-            <w:shd w:color="auto" w:fill="A5C9EB" w:themeFill="text2" w:themeFillTint="40" w:val="clear"/>
+            <w:shd w:val="clear" w:color="auto" w:fill="A5C9EB" w:themeFill="text2" w:themeFillTint="40"/>
           </w:tcPr>
-          <w:p ns2:paraId="0D96489C" ns2:textId="1A2B9BE8">
+          <w:p>
             <w:pPr>
               <w:spacing w:after="0" w:line="240" w:lineRule="auto"/>
               <w:jc w:val="center"/>
@@ -2269,13 +2090,13 @@
           </w:p>
         </w:tc>
       </w:tr>
-      <w:tr ns2:paraId="24DF45CC" ns2:textId="77777777">
+      <w:tr>
         <w:tc>
           <w:tcPr>
-            <w:tcW w:type="dxa" w:w="3256"/>
-            <w:shd w:color="auto" w:fill="A5C9EB" w:themeFill="text2" w:themeFillTint="40" w:val="clear"/>
+            <w:tcW w:w="3256" w:type="dxa"/>
+            <w:shd w:val="clear" w:color="auto" w:fill="A5C9EB" w:themeFill="text2" w:themeFillTint="40"/>
           </w:tcPr>
-          <w:p ns2:paraId="2824114A" ns2:textId="77777777">
+          <w:p>
             <w:pPr>
               <w:spacing w:after="0" w:line="240" w:lineRule="auto"/>
               <w:jc w:val="both"/>
@@ -2290,10 +2111,10 @@
         </w:tc>
         <w:tc>
           <w:tcPr>
-            <w:tcW w:type="dxa" w:w="992"/>
-            <w:shd w:color="auto" w:fill="A5C9EB" w:themeFill="text2" w:themeFillTint="40" w:val="clear"/>
+            <w:tcW w:w="992" w:type="dxa"/>
+            <w:shd w:val="clear" w:color="auto" w:fill="A5C9EB" w:themeFill="text2" w:themeFillTint="40"/>
           </w:tcPr>
-          <w:p ns2:paraId="0AB80A3E" ns2:textId="77777777">
+          <w:p>
             <w:pPr>
               <w:spacing w:after="0" w:line="240" w:lineRule="auto"/>
               <w:jc w:val="center"/>
@@ -2317,10 +2138,10 @@
         </w:tc>
         <w:tc>
           <w:tcPr>
-            <w:tcW w:type="dxa" w:w="1042"/>
-            <w:shd w:color="auto" w:fill="A5C9EB" w:themeFill="text2" w:themeFillTint="40" w:val="clear"/>
+            <w:tcW w:w="1042" w:type="dxa"/>
+            <w:shd w:val="clear" w:color="auto" w:fill="A5C9EB" w:themeFill="text2" w:themeFillTint="40"/>
           </w:tcPr>
-          <w:p ns2:paraId="516DB581" ns2:textId="77777777">
+          <w:p>
             <w:pPr>
               <w:spacing w:after="0" w:line="240" w:lineRule="auto"/>
               <w:jc w:val="center"/>
@@ -2346,10 +2167,10 @@
         </w:tc>
         <w:tc>
           <w:tcPr>
-            <w:tcW w:type="dxa" w:w="1744"/>
-            <w:shd w:color="auto" w:fill="A5C9EB" w:themeFill="text2" w:themeFillTint="40" w:val="clear"/>
+            <w:tcW w:w="1744" w:type="dxa"/>
+            <w:shd w:val="clear" w:color="auto" w:fill="A5C9EB" w:themeFill="text2" w:themeFillTint="40"/>
           </w:tcPr>
-          <w:p ns2:paraId="78D8EC8D" ns2:textId="77777777">
+          <w:p>
             <w:pPr>
               <w:spacing w:after="0" w:line="240" w:lineRule="auto"/>
               <w:jc w:val="center"/>
@@ -2373,10 +2194,10 @@
         </w:tc>
         <w:tc>
           <w:tcPr>
-            <w:tcW w:type="dxa" w:w="1745"/>
-            <w:shd w:color="auto" w:fill="A5C9EB" w:themeFill="text2" w:themeFillTint="40" w:val="clear"/>
+            <w:tcW w:w="1745" w:type="dxa"/>
+            <w:shd w:val="clear" w:color="auto" w:fill="A5C9EB" w:themeFill="text2" w:themeFillTint="40"/>
           </w:tcPr>
-          <w:p ns2:paraId="34F7E37F" ns2:textId="77777777">
+          <w:p>
             <w:pPr>
               <w:spacing w:after="0" w:line="240" w:lineRule="auto"/>
               <w:jc w:val="center"/>
@@ -2399,12 +2220,12 @@
           </w:p>
         </w:tc>
       </w:tr>
-      <w:tr ns2:paraId="1B0FB120" ns2:textId="77777777">
+      <w:tr>
         <w:tc>
           <w:tcPr>
-            <w:tcW w:type="dxa" w:w="3256"/>
+            <w:tcW w:w="3256" w:type="dxa"/>
           </w:tcPr>
-          <w:p ns2:paraId="2485619A" ns2:textId="77777777">
+          <w:p>
             <w:pPr>
               <w:spacing w:after="0" w:line="240" w:lineRule="auto"/>
               <w:jc w:val="both"/>
@@ -2428,10 +2249,10 @@
         </w:tc>
         <w:tc>
           <w:tcPr>
-            <w:tcW w:type="dxa" w:w="992"/>
+            <w:tcW w:w="992" w:type="dxa"/>
             <w:vAlign w:val="center"/>
           </w:tcPr>
-          <w:p ns2:paraId="2BFE1728" ns2:textId="3B6DB3C7">
+          <w:p>
             <w:pPr>
               <w:spacing w:after="0" w:line="240" w:lineRule="auto"/>
               <w:jc w:val="center"/>
@@ -2451,16 +2272,16 @@
                 <w:sz w:val="20"/>
                 <w:szCs w:val="20"/>
               </w:rPr>
-              <w:t>3182.00</w:t>
+              <w:t>6498</w:t>
             </w:r>
           </w:p>
         </w:tc>
         <w:tc>
           <w:tcPr>
-            <w:tcW w:type="dxa" w:w="1042"/>
+            <w:tcW w:w="1042" w:type="dxa"/>
             <w:vAlign w:val="center"/>
           </w:tcPr>
-          <w:p ns2:paraId="4DCB1493" ns2:textId="7B049409">
+          <w:p>
             <w:pPr>
               <w:spacing w:after="0" w:line="240" w:lineRule="auto"/>
               <w:jc w:val="center"/>
@@ -2480,16 +2301,16 @@
                 <w:sz w:val="20"/>
                 <w:szCs w:val="20"/>
               </w:rPr>
-              <w:t>1101.38</w:t>
+              <w:t>1777</w:t>
             </w:r>
           </w:p>
         </w:tc>
         <w:tc>
           <w:tcPr>
-            <w:tcW w:type="dxa" w:w="1744"/>
+            <w:tcW w:w="1744" w:type="dxa"/>
             <w:vAlign w:val="center"/>
           </w:tcPr>
-          <w:p ns2:paraId="02E12A57" ns2:textId="1B2631DE">
+          <w:p>
             <w:pPr>
               <w:spacing w:after="0" w:line="240" w:lineRule="auto"/>
               <w:jc w:val="center"/>
@@ -2509,16 +2330,16 @@
                 <w:sz w:val="20"/>
                 <w:szCs w:val="20"/>
               </w:rPr>
-              <w:t>3367.22</w:t>
+              <w:t>6736.60</w:t>
             </w:r>
           </w:p>
         </w:tc>
         <w:tc>
           <w:tcPr>
-            <w:tcW w:type="dxa" w:w="1745"/>
+            <w:tcW w:w="1745" w:type="dxa"/>
             <w:vAlign w:val="center"/>
           </w:tcPr>
-          <w:p ns2:paraId="13220467" ns2:textId="6050C7B3">
+          <w:p>
             <w:pPr>
               <w:spacing w:after="0" w:line="240" w:lineRule="auto"/>
               <w:jc w:val="center"/>
@@ -2538,17 +2359,17 @@
                 <w:sz w:val="20"/>
                 <w:szCs w:val="20"/>
               </w:rPr>
-              <w:t>94.50</w:t>
+              <w:t>96,46</w:t>
             </w:r>
           </w:p>
         </w:tc>
       </w:tr>
-      <w:tr ns2:paraId="633330D6" ns2:textId="77777777">
+      <w:tr>
         <w:tc>
           <w:tcPr>
-            <w:tcW w:type="dxa" w:w="3256"/>
+            <w:tcW w:w="3256" w:type="dxa"/>
           </w:tcPr>
-          <w:p ns2:paraId="440ACA9A" ns2:textId="77777777">
+          <w:p>
             <w:pPr>
               <w:spacing w:after="0" w:line="240" w:lineRule="auto"/>
               <w:jc w:val="both"/>
@@ -2572,9 +2393,9 @@
         </w:tc>
         <w:tc>
           <w:tcPr>
-            <w:tcW w:type="dxa" w:w="992"/>
+            <w:tcW w:w="992" w:type="dxa"/>
           </w:tcPr>
-          <w:p ns2:paraId="6D0B55B4" ns2:textId="4A484214">
+          <w:p>
             <w:pPr>
               <w:spacing w:after="0" w:line="240" w:lineRule="auto"/>
               <w:jc w:val="center"/>
@@ -2591,15 +2412,15 @@
                 <w:sz w:val="20"/>
                 <w:szCs w:val="20"/>
               </w:rPr>
-              <w:t>49.86</w:t>
+              <w:t>—</w:t>
             </w:r>
           </w:p>
         </w:tc>
         <w:tc>
           <w:tcPr>
-            <w:tcW w:type="dxa" w:w="1042"/>
+            <w:tcW w:w="1042" w:type="dxa"/>
           </w:tcPr>
-          <w:p ns2:paraId="66E3B979" ns2:textId="1E4CB139">
+          <w:p>
             <w:pPr>
               <w:spacing w:after="0" w:line="240" w:lineRule="auto"/>
               <w:jc w:val="center"/>
@@ -2616,15 +2437,15 @@
                 <w:sz w:val="20"/>
                 <w:szCs w:val="20"/>
               </w:rPr>
-              <w:t>251.80</w:t>
+              <w:t>—</w:t>
             </w:r>
           </w:p>
         </w:tc>
         <w:tc>
           <w:tcPr>
-            <w:tcW w:type="dxa" w:w="1744"/>
+            <w:tcW w:w="1744" w:type="dxa"/>
           </w:tcPr>
-          <w:p ns2:paraId="494F4421" ns2:textId="66B97B33">
+          <w:p>
             <w:pPr>
               <w:spacing w:after="0" w:line="240" w:lineRule="auto"/>
               <w:jc w:val="center"/>
@@ -2641,15 +2462,15 @@
                 <w:sz w:val="20"/>
                 <w:szCs w:val="20"/>
               </w:rPr>
-              <w:t>25.18</w:t>
+              <w:t>—</w:t>
             </w:r>
           </w:p>
         </w:tc>
         <w:tc>
           <w:tcPr>
-            <w:tcW w:type="dxa" w:w="1745"/>
+            <w:tcW w:w="1745" w:type="dxa"/>
           </w:tcPr>
-          <w:p ns2:paraId="00F5726B" ns2:textId="5B5D620A">
+          <w:p>
             <w:pPr>
               <w:spacing w:after="0" w:line="240" w:lineRule="auto"/>
               <w:jc w:val="center"/>
@@ -2666,18 +2487,18 @@
                 <w:sz w:val="20"/>
                 <w:szCs w:val="20"/>
               </w:rPr>
-              <w:t>49.86</w:t>
+              <w:t>—</w:t>
             </w:r>
           </w:p>
         </w:tc>
       </w:tr>
     </w:tbl>
-    <w:p ns2:paraId="10FE49F7" ns2:textId="77777777">
+    <w:p>
       <w:pPr>
         <w:pStyle w:val="Normal2"/>
       </w:pPr>
     </w:p>
-    <w:p ns2:paraId="54748348" ns2:textId="7F3AE208">
+    <w:p>
       <w:pPr>
         <w:pStyle w:val="Ttulo3"/>
       </w:pPr>
@@ -2685,7 +2506,7 @@
         <w:t>ANÁLISIS DE CAÍDA DE TENSIÓN</w:t>
       </w:r>
     </w:p>
-    <w:p ns2:paraId="52A8D392" ns2:textId="440DD6A0">
+    <w:p>
       <w:pPr>
         <w:spacing w:after="0" w:line="240" w:lineRule="auto"/>
         <w:ind w:left="709"/>
@@ -2721,7 +2542,7 @@
         <w:t/>
       </w:r>
     </w:p>
-    <w:p ns2:paraId="60F67518" ns2:textId="77777777">
+    <w:p>
       <w:pPr>
         <w:spacing w:after="0" w:line="240" w:lineRule="auto"/>
         <w:ind w:left="709"/>
@@ -2735,13 +2556,13 @@
     </w:p>
     <w:tbl>
       <w:tblPr>
-        <w:tblW w:type="pct" w:w="4623"/>
-        <w:tblInd w:type="dxa" w:w="704"/>
+        <w:tblW w:w="4623" w:type="pct"/>
+        <w:tblInd w:w="704" w:type="dxa"/>
         <w:tblCellMar>
-          <w:left w:type="dxa" w:w="70"/>
-          <w:right w:type="dxa" w:w="70"/>
+          <w:left w:w="70" w:type="dxa"/>
+          <w:right w:w="70" w:type="dxa"/>
         </w:tblCellMar>
-        <w:tblLook w:firstColumn="1" w:firstRow="1" w:lastColumn="0" w:lastRow="0" w:noHBand="0" w:noVBand="1" w:val="04A0"/>
+        <w:tblLook w:val="04A0" w:firstRow="1" w:lastRow="0" w:firstColumn="1" w:lastColumn="0" w:noHBand="0" w:noVBand="1"/>
       </w:tblPr>
       <w:tblGrid>
         <w:gridCol w:w="1015"/>
@@ -2752,30 +2573,30 @@
         <w:gridCol w:w="1718"/>
         <w:gridCol w:w="1125"/>
       </w:tblGrid>
-      <w:tr ns2:paraId="62DC6BC4" ns2:textId="77777777">
+      <w:tr>
         <w:trPr>
           <w:trHeight w:val="300"/>
         </w:trPr>
         <w:tc>
           <w:tcPr>
-            <w:tcW w:type="pct" w:w="587"/>
+            <w:tcW w:w="587" w:type="pct"/>
             <w:tcBorders>
-              <w:top w:color="auto" w:space="0" w:sz="4" w:val="single"/>
-              <w:left w:color="auto" w:space="0" w:sz="4" w:val="single"/>
-              <w:bottom w:color="auto" w:space="0" w:sz="4" w:val="single"/>
-              <w:right w:color="auto" w:space="0" w:sz="4" w:val="single"/>
+              <w:top w:val="single" w:sz="4" w:space="0" w:color="auto"/>
+              <w:left w:val="single" w:sz="4" w:space="0" w:color="auto"/>
+              <w:bottom w:val="single" w:sz="4" w:space="0" w:color="auto"/>
+              <w:right w:val="single" w:sz="4" w:space="0" w:color="auto"/>
             </w:tcBorders>
-            <w:shd w:color="000000" w:fill="EBF1DE" w:val="clear"/>
+            <w:shd w:val="clear" w:color="000000" w:fill="EBF1DE"/>
             <w:noWrap/>
             <w:vAlign w:val="bottom"/>
             <w:hideMark/>
           </w:tcPr>
-          <w:p ns2:paraId="4E4AFD42" ns2:textId="77777777">
+          <w:p>
             <w:pPr>
               <w:spacing w:after="0" w:line="240" w:lineRule="auto"/>
               <w:jc w:val="center"/>
               <w:rPr>
-                <w:rFonts w:cs="Calibri" w:eastAsia="Times New Roman"/>
+                <w:rFonts w:eastAsia="Times New Roman" w:cs="Calibri"/>
                 <w:b/>
                 <w:bCs/>
                 <w:color w:val="000000"/>
@@ -2785,7 +2606,7 @@
             <w:proofErr w:type="spellStart"/>
             <w:r>
               <w:rPr>
-                <w:rFonts w:cs="Calibri" w:eastAsia="Times New Roman"/>
+                <w:rFonts w:eastAsia="Times New Roman" w:cs="Calibri"/>
                 <w:b/>
                 <w:bCs/>
                 <w:color w:val="000000"/>
@@ -2796,7 +2617,7 @@
             <w:proofErr w:type="spellEnd"/>
             <w:r>
               <w:rPr>
-                <w:rFonts w:cs="Calibri" w:eastAsia="Times New Roman"/>
+                <w:rFonts w:eastAsia="Times New Roman" w:cs="Calibri"/>
                 <w:b/>
                 <w:bCs/>
                 <w:color w:val="000000"/>
@@ -2808,24 +2629,24 @@
         </w:tc>
         <w:tc>
           <w:tcPr>
-            <w:tcW w:type="pct" w:w="896"/>
+            <w:tcW w:w="896" w:type="pct"/>
             <w:tcBorders>
-              <w:top w:color="auto" w:space="0" w:sz="4" w:val="single"/>
+              <w:top w:val="single" w:sz="4" w:space="0" w:color="auto"/>
               <w:left w:val="nil"/>
-              <w:bottom w:color="auto" w:space="0" w:sz="4" w:val="single"/>
-              <w:right w:color="auto" w:space="0" w:sz="4" w:val="single"/>
+              <w:bottom w:val="single" w:sz="4" w:space="0" w:color="auto"/>
+              <w:right w:val="single" w:sz="4" w:space="0" w:color="auto"/>
             </w:tcBorders>
-            <w:shd w:color="000000" w:fill="EBF1DE" w:val="clear"/>
+            <w:shd w:val="clear" w:color="000000" w:fill="EBF1DE"/>
             <w:noWrap/>
             <w:vAlign w:val="bottom"/>
             <w:hideMark/>
           </w:tcPr>
-          <w:p ns2:paraId="2DE2AB3D" ns2:textId="77777777">
+          <w:p>
             <w:pPr>
               <w:spacing w:after="0" w:line="240" w:lineRule="auto"/>
               <w:jc w:val="center"/>
               <w:rPr>
-                <w:rFonts w:cs="Calibri" w:eastAsia="Times New Roman"/>
+                <w:rFonts w:eastAsia="Times New Roman" w:cs="Calibri"/>
                 <w:b/>
                 <w:bCs/>
                 <w:color w:val="000000"/>
@@ -2835,7 +2656,7 @@
             <w:proofErr w:type="spellStart"/>
             <w:r>
               <w:rPr>
-                <w:rFonts w:cs="Calibri" w:eastAsia="Times New Roman"/>
+                <w:rFonts w:eastAsia="Times New Roman" w:cs="Calibri"/>
                 <w:b/>
                 <w:bCs/>
                 <w:color w:val="000000"/>
@@ -2848,24 +2669,24 @@
         </w:tc>
         <w:tc>
           <w:tcPr>
-            <w:tcW w:type="pct" w:w="651"/>
+            <w:tcW w:w="651" w:type="pct"/>
             <w:tcBorders>
-              <w:top w:color="auto" w:space="0" w:sz="4" w:val="single"/>
+              <w:top w:val="single" w:sz="4" w:space="0" w:color="auto"/>
               <w:left w:val="nil"/>
-              <w:bottom w:color="auto" w:space="0" w:sz="4" w:val="single"/>
-              <w:right w:color="auto" w:space="0" w:sz="4" w:val="single"/>
+              <w:bottom w:val="single" w:sz="4" w:space="0" w:color="auto"/>
+              <w:right w:val="single" w:sz="4" w:space="0" w:color="auto"/>
             </w:tcBorders>
-            <w:shd w:color="000000" w:fill="EBF1DE" w:val="clear"/>
+            <w:shd w:val="clear" w:color="000000" w:fill="EBF1DE"/>
             <w:noWrap/>
             <w:vAlign w:val="bottom"/>
             <w:hideMark/>
           </w:tcPr>
-          <w:p ns2:paraId="6BD009F7" ns2:textId="77777777">
+          <w:p>
             <w:pPr>
               <w:spacing w:after="0" w:line="240" w:lineRule="auto"/>
               <w:jc w:val="center"/>
               <w:rPr>
-                <w:rFonts w:cs="Calibri" w:eastAsia="Times New Roman"/>
+                <w:rFonts w:eastAsia="Times New Roman" w:cs="Calibri"/>
                 <w:b/>
                 <w:bCs/>
                 <w:color w:val="000000"/>
@@ -2875,7 +2696,7 @@
             <w:proofErr w:type="spellStart"/>
             <w:r>
               <w:rPr>
-                <w:rFonts w:cs="Calibri" w:eastAsia="Times New Roman"/>
+                <w:rFonts w:eastAsia="Times New Roman" w:cs="Calibri"/>
                 <w:b/>
                 <w:bCs/>
                 <w:color w:val="000000"/>
@@ -2888,24 +2709,24 @@
         </w:tc>
         <w:tc>
           <w:tcPr>
-            <w:tcW w:type="pct" w:w="570"/>
+            <w:tcW w:w="570" w:type="pct"/>
             <w:tcBorders>
-              <w:top w:color="auto" w:space="0" w:sz="4" w:val="single"/>
+              <w:top w:val="single" w:sz="4" w:space="0" w:color="auto"/>
               <w:left w:val="nil"/>
-              <w:bottom w:color="auto" w:space="0" w:sz="4" w:val="single"/>
-              <w:right w:color="auto" w:space="0" w:sz="4" w:val="single"/>
+              <w:bottom w:val="single" w:sz="4" w:space="0" w:color="auto"/>
+              <w:right w:val="single" w:sz="4" w:space="0" w:color="auto"/>
             </w:tcBorders>
-            <w:shd w:color="000000" w:fill="EBF1DE" w:val="clear"/>
+            <w:shd w:val="clear" w:color="000000" w:fill="EBF1DE"/>
             <w:noWrap/>
             <w:vAlign w:val="bottom"/>
             <w:hideMark/>
           </w:tcPr>
-          <w:p ns2:paraId="271B3B86" ns2:textId="77777777">
+          <w:p>
             <w:pPr>
               <w:spacing w:after="0" w:line="240" w:lineRule="auto"/>
               <w:jc w:val="center"/>
               <w:rPr>
-                <w:rFonts w:cs="Calibri" w:eastAsia="Times New Roman"/>
+                <w:rFonts w:eastAsia="Times New Roman" w:cs="Calibri"/>
                 <w:b/>
                 <w:bCs/>
                 <w:color w:val="000000"/>
@@ -2914,7 +2735,7 @@
             </w:pPr>
             <w:r>
               <w:rPr>
-                <w:rFonts w:cs="Calibri" w:eastAsia="Times New Roman"/>
+                <w:rFonts w:eastAsia="Times New Roman" w:cs="Calibri"/>
                 <w:b/>
                 <w:bCs/>
                 <w:color w:val="000000"/>
@@ -2926,24 +2747,24 @@
         </w:tc>
         <w:tc>
           <w:tcPr>
-            <w:tcW w:type="pct" w:w="651"/>
+            <w:tcW w:w="651" w:type="pct"/>
             <w:tcBorders>
-              <w:top w:color="auto" w:space="0" w:sz="4" w:val="single"/>
+              <w:top w:val="single" w:sz="4" w:space="0" w:color="auto"/>
               <w:left w:val="nil"/>
-              <w:bottom w:color="auto" w:space="0" w:sz="4" w:val="single"/>
-              <w:right w:color="auto" w:space="0" w:sz="4" w:val="single"/>
+              <w:bottom w:val="single" w:sz="4" w:space="0" w:color="auto"/>
+              <w:right w:val="single" w:sz="4" w:space="0" w:color="auto"/>
             </w:tcBorders>
-            <w:shd w:color="000000" w:fill="EBF1DE" w:val="clear"/>
+            <w:shd w:val="clear" w:color="000000" w:fill="EBF1DE"/>
             <w:noWrap/>
             <w:vAlign w:val="bottom"/>
             <w:hideMark/>
           </w:tcPr>
-          <w:p ns2:paraId="5AC741A5" ns2:textId="77777777">
+          <w:p>
             <w:pPr>
               <w:spacing w:after="0" w:line="240" w:lineRule="auto"/>
               <w:jc w:val="center"/>
               <w:rPr>
-                <w:rFonts w:cs="Calibri" w:eastAsia="Times New Roman"/>
+                <w:rFonts w:eastAsia="Times New Roman" w:cs="Calibri"/>
                 <w:b/>
                 <w:bCs/>
                 <w:color w:val="000000"/>
@@ -2952,7 +2773,7 @@
             </w:pPr>
             <w:r>
               <w:rPr>
-                <w:rFonts w:cs="Calibri" w:eastAsia="Times New Roman"/>
+                <w:rFonts w:eastAsia="Times New Roman" w:cs="Calibri"/>
                 <w:b/>
                 <w:bCs/>
                 <w:color w:val="000000"/>
@@ -2964,24 +2785,24 @@
         </w:tc>
         <w:tc>
           <w:tcPr>
-            <w:tcW w:type="pct" w:w="994"/>
+            <w:tcW w:w="994" w:type="pct"/>
             <w:tcBorders>
-              <w:top w:color="auto" w:space="0" w:sz="4" w:val="single"/>
+              <w:top w:val="single" w:sz="4" w:space="0" w:color="auto"/>
               <w:left w:val="nil"/>
-              <w:bottom w:color="auto" w:space="0" w:sz="4" w:val="single"/>
-              <w:right w:color="auto" w:space="0" w:sz="4" w:val="single"/>
+              <w:bottom w:val="single" w:sz="4" w:space="0" w:color="auto"/>
+              <w:right w:val="single" w:sz="4" w:space="0" w:color="auto"/>
             </w:tcBorders>
-            <w:shd w:color="000000" w:fill="EBF1DE" w:val="clear"/>
+            <w:shd w:val="clear" w:color="000000" w:fill="EBF1DE"/>
             <w:noWrap/>
             <w:vAlign w:val="bottom"/>
             <w:hideMark/>
           </w:tcPr>
-          <w:p ns2:paraId="292E3919" ns2:textId="77777777">
+          <w:p>
             <w:pPr>
               <w:spacing w:after="0" w:line="240" w:lineRule="auto"/>
               <w:jc w:val="center"/>
               <w:rPr>
-                <w:rFonts w:cs="Calibri" w:eastAsia="Times New Roman"/>
+                <w:rFonts w:eastAsia="Times New Roman" w:cs="Calibri"/>
                 <w:b/>
                 <w:bCs/>
                 <w:color w:val="000000"/>
@@ -2990,7 +2811,7 @@
             </w:pPr>
             <w:r>
               <w:rPr>
-                <w:rFonts w:cs="Calibri" w:eastAsia="Times New Roman"/>
+                <w:rFonts w:eastAsia="Times New Roman" w:cs="Calibri"/>
                 <w:b/>
                 <w:bCs/>
                 <w:color w:val="000000"/>
@@ -3002,24 +2823,24 @@
         </w:tc>
         <w:tc>
           <w:tcPr>
-            <w:tcW w:type="pct" w:w="651"/>
+            <w:tcW w:w="651" w:type="pct"/>
             <w:tcBorders>
-              <w:top w:color="auto" w:space="0" w:sz="4" w:val="single"/>
+              <w:top w:val="single" w:sz="4" w:space="0" w:color="auto"/>
               <w:left w:val="nil"/>
-              <w:bottom w:color="auto" w:space="0" w:sz="4" w:val="single"/>
-              <w:right w:color="auto" w:space="0" w:sz="4" w:val="single"/>
+              <w:bottom w:val="single" w:sz="4" w:space="0" w:color="auto"/>
+              <w:right w:val="single" w:sz="4" w:space="0" w:color="auto"/>
             </w:tcBorders>
-            <w:shd w:color="000000" w:fill="EBF1DE" w:val="clear"/>
+            <w:shd w:val="clear" w:color="000000" w:fill="EBF1DE"/>
             <w:noWrap/>
             <w:vAlign w:val="bottom"/>
             <w:hideMark/>
           </w:tcPr>
-          <w:p ns2:paraId="6D514BF8" ns2:textId="77777777">
+          <w:p>
             <w:pPr>
               <w:spacing w:after="0" w:line="240" w:lineRule="auto"/>
               <w:jc w:val="center"/>
               <w:rPr>
-                <w:rFonts w:cs="Calibri" w:eastAsia="Times New Roman"/>
+                <w:rFonts w:eastAsia="Times New Roman" w:cs="Calibri"/>
                 <w:b/>
                 <w:bCs/>
                 <w:color w:val="000000"/>
@@ -3029,7 +2850,7 @@
             <w:proofErr w:type="spellStart"/>
             <w:r>
               <w:rPr>
-                <w:rFonts w:cs="Calibri" w:eastAsia="Times New Roman"/>
+                <w:rFonts w:eastAsia="Times New Roman" w:cs="Calibri"/>
                 <w:b/>
                 <w:bCs/>
                 <w:color w:val="000000"/>
@@ -3041,244 +2862,244 @@
           </w:p>
         </w:tc>
       </w:tr>
-      <w:tr ns2:paraId="0D8A73DE" ns2:textId="77777777">
+      <w:tr>
         <w:trPr>
           <w:trHeight w:val="315"/>
         </w:trPr>
         <w:tc>
           <w:tcPr>
-            <w:tcW w:type="pct" w:w="587"/>
+            <w:tcW w:w="587" w:type="pct"/>
             <w:tcBorders>
               <w:top w:val="nil"/>
-              <w:left w:color="auto" w:space="0" w:sz="8" w:val="single"/>
-              <w:bottom w:color="auto" w:space="0" w:sz="8" w:val="single"/>
-              <w:right w:color="auto" w:space="0" w:sz="8" w:val="single"/>
+              <w:left w:val="single" w:sz="8" w:space="0" w:color="auto"/>
+              <w:bottom w:val="single" w:sz="8" w:space="0" w:color="auto"/>
+              <w:right w:val="single" w:sz="8" w:space="0" w:color="auto"/>
             </w:tcBorders>
             <w:noWrap/>
             <w:vAlign w:val="center"/>
             <w:hideMark/>
           </w:tcPr>
-          <w:p ns2:paraId="3D1F3604" ns2:textId="77777777">
+          <w:p>
             <w:pPr>
               <w:spacing w:after="0" w:line="240" w:lineRule="auto"/>
               <w:jc w:val="center"/>
               <w:rPr>
-                <w:rFonts w:cs="Calibri" w:eastAsia="Times New Roman"/>
+                <w:rFonts w:eastAsia="Times New Roman" w:cs="Calibri"/>
                 <w:color w:val="000000"/>
                 <w:lang w:eastAsia="es-PE"/>
               </w:rPr>
             </w:pPr>
             <w:r>
               <w:rPr>
-                <w:rFonts w:cs="Calibri" w:eastAsia="Times New Roman"/>
-                <w:color w:val="000000"/>
-                <w:lang w:eastAsia="es-PE"/>
-              </w:rPr>
-              <w:t>0.97</w:t>
+                <w:rFonts w:eastAsia="Times New Roman" w:cs="Calibri"/>
+                <w:color w:val="000000"/>
+                <w:lang w:eastAsia="es-PE"/>
+              </w:rPr>
+              <w:t>1.00</w:t>
             </w:r>
           </w:p>
         </w:tc>
         <w:tc>
           <w:tcPr>
-            <w:tcW w:type="pct" w:w="896"/>
+            <w:tcW w:w="896" w:type="pct"/>
             <w:tcBorders>
               <w:top w:val="nil"/>
               <w:left w:val="nil"/>
-              <w:bottom w:color="auto" w:space="0" w:sz="8" w:val="single"/>
-              <w:right w:color="auto" w:space="0" w:sz="8" w:val="single"/>
+              <w:bottom w:val="single" w:sz="8" w:space="0" w:color="auto"/>
+              <w:right w:val="single" w:sz="8" w:space="0" w:color="auto"/>
             </w:tcBorders>
             <w:noWrap/>
             <w:vAlign w:val="center"/>
             <w:hideMark/>
           </w:tcPr>
-          <w:p ns2:paraId="7167FBEF" ns2:textId="77777777">
+          <w:p>
             <w:pPr>
               <w:spacing w:after="0" w:line="240" w:lineRule="auto"/>
               <w:jc w:val="center"/>
               <w:rPr>
-                <w:rFonts w:cs="Calibri" w:eastAsia="Times New Roman"/>
+                <w:rFonts w:eastAsia="Times New Roman" w:cs="Calibri"/>
                 <w:color w:val="000000"/>
                 <w:lang w:eastAsia="es-PE"/>
               </w:rPr>
             </w:pPr>
             <w:r>
               <w:rPr>
-                <w:rFonts w:cs="Calibri" w:eastAsia="Times New Roman"/>
-                <w:color w:val="000000"/>
-                <w:lang w:eastAsia="es-PE"/>
-              </w:rPr>
-              <w:t>9.7</w:t>
+                <w:rFonts w:eastAsia="Times New Roman" w:cs="Calibri"/>
+                <w:color w:val="000000"/>
+                <w:lang w:eastAsia="es-PE"/>
+              </w:rPr>
+              <w:t>22.9</w:t>
             </w:r>
           </w:p>
         </w:tc>
         <w:tc>
           <w:tcPr>
-            <w:tcW w:type="pct" w:w="651"/>
+            <w:tcW w:w="651" w:type="pct"/>
             <w:tcBorders>
               <w:top w:val="nil"/>
               <w:left w:val="nil"/>
-              <w:bottom w:color="auto" w:space="0" w:sz="8" w:val="single"/>
-              <w:right w:color="auto" w:space="0" w:sz="8" w:val="single"/>
+              <w:bottom w:val="single" w:sz="8" w:space="0" w:color="auto"/>
+              <w:right w:val="single" w:sz="8" w:space="0" w:color="auto"/>
             </w:tcBorders>
             <w:noWrap/>
             <w:vAlign w:val="center"/>
             <w:hideMark/>
           </w:tcPr>
-          <w:p ns2:paraId="3D3900C7" ns2:textId="77777777">
+          <w:p>
             <w:pPr>
               <w:spacing w:after="0" w:line="240" w:lineRule="auto"/>
               <w:jc w:val="center"/>
               <w:rPr>
-                <w:rFonts w:cs="Calibri" w:eastAsia="Times New Roman"/>
+                <w:rFonts w:eastAsia="Times New Roman" w:cs="Calibri"/>
                 <w:color w:val="000000"/>
                 <w:lang w:eastAsia="es-PE"/>
               </w:rPr>
             </w:pPr>
             <w:r>
               <w:rPr>
-                <w:rFonts w:cs="Calibri" w:eastAsia="Times New Roman"/>
-                <w:color w:val="000000"/>
-                <w:lang w:eastAsia="es-PE"/>
-              </w:rPr>
-              <w:t>5.6</w:t>
+                <w:rFonts w:eastAsia="Times New Roman" w:cs="Calibri"/>
+                <w:color w:val="000000"/>
+                <w:lang w:eastAsia="es-PE"/>
+              </w:rPr>
+              <w:t>13.2</w:t>
             </w:r>
           </w:p>
         </w:tc>
         <w:tc>
           <w:tcPr>
-            <w:tcW w:type="pct" w:w="570"/>
+            <w:tcW w:w="570" w:type="pct"/>
             <w:tcBorders>
               <w:top w:val="nil"/>
               <w:left w:val="nil"/>
-              <w:bottom w:color="auto" w:space="0" w:sz="8" w:val="single"/>
-              <w:right w:color="auto" w:space="0" w:sz="8" w:val="single"/>
+              <w:bottom w:val="single" w:sz="8" w:space="0" w:color="auto"/>
+              <w:right w:val="single" w:sz="8" w:space="0" w:color="auto"/>
             </w:tcBorders>
             <w:noWrap/>
             <w:vAlign w:val="center"/>
             <w:hideMark/>
           </w:tcPr>
-          <w:p ns2:paraId="4EDF9CFF" ns2:textId="77777777">
+          <w:p>
             <w:pPr>
               <w:spacing w:after="0" w:line="240" w:lineRule="auto"/>
               <w:jc w:val="center"/>
               <w:rPr>
-                <w:rFonts w:cs="Calibri" w:eastAsia="Times New Roman"/>
+                <w:rFonts w:eastAsia="Times New Roman" w:cs="Calibri"/>
                 <w:color w:val="000000"/>
                 <w:lang w:eastAsia="es-PE"/>
               </w:rPr>
             </w:pPr>
             <w:r>
               <w:rPr>
-                <w:rFonts w:cs="Calibri" w:eastAsia="Times New Roman"/>
-                <w:color w:val="000000"/>
-                <w:lang w:eastAsia="es-PE"/>
-              </w:rPr>
-              <w:t>27.1</w:t>
+                <w:rFonts w:eastAsia="Times New Roman" w:cs="Calibri"/>
+                <w:color w:val="000000"/>
+                <w:lang w:eastAsia="es-PE"/>
+              </w:rPr>
+              <w:t>37.7</w:t>
             </w:r>
           </w:p>
         </w:tc>
         <w:tc>
           <w:tcPr>
-            <w:tcW w:type="pct" w:w="651"/>
+            <w:tcW w:w="651" w:type="pct"/>
             <w:tcBorders>
               <w:top w:val="nil"/>
               <w:left w:val="nil"/>
-              <w:bottom w:color="auto" w:space="0" w:sz="8" w:val="single"/>
-              <w:right w:color="auto" w:space="0" w:sz="8" w:val="single"/>
+              <w:bottom w:val="single" w:sz="8" w:space="0" w:color="auto"/>
+              <w:right w:val="single" w:sz="8" w:space="0" w:color="auto"/>
             </w:tcBorders>
             <w:noWrap/>
             <w:vAlign w:val="center"/>
             <w:hideMark/>
           </w:tcPr>
-          <w:p ns2:paraId="7396C025" ns2:textId="77777777">
+          <w:p>
             <w:pPr>
               <w:spacing w:after="0" w:line="240" w:lineRule="auto"/>
               <w:jc w:val="center"/>
               <w:rPr>
-                <w:rFonts w:cs="Calibri" w:eastAsia="Times New Roman"/>
+                <w:rFonts w:eastAsia="Times New Roman" w:cs="Calibri"/>
                 <w:color w:val="000000"/>
                 <w:lang w:eastAsia="es-PE"/>
               </w:rPr>
             </w:pPr>
             <w:r>
               <w:rPr>
-                <w:rFonts w:cs="Calibri" w:eastAsia="Times New Roman"/>
-                <w:color w:val="000000"/>
-                <w:lang w:eastAsia="es-PE"/>
-              </w:rPr>
-              <w:t>455</w:t>
+                <w:rFonts w:eastAsia="Times New Roman" w:cs="Calibri"/>
+                <w:color w:val="000000"/>
+                <w:lang w:eastAsia="es-PE"/>
+              </w:rPr>
+              <w:t>1495</w:t>
             </w:r>
           </w:p>
         </w:tc>
         <w:tc>
           <w:tcPr>
-            <w:tcW w:type="pct" w:w="994"/>
+            <w:tcW w:w="994" w:type="pct"/>
             <w:tcBorders>
               <w:top w:val="nil"/>
               <w:left w:val="nil"/>
-              <w:bottom w:color="auto" w:space="0" w:sz="8" w:val="single"/>
-              <w:right w:color="auto" w:space="0" w:sz="8" w:val="single"/>
+              <w:bottom w:val="single" w:sz="8" w:space="0" w:color="auto"/>
+              <w:right w:val="single" w:sz="8" w:space="0" w:color="auto"/>
             </w:tcBorders>
             <w:noWrap/>
             <w:vAlign w:val="center"/>
             <w:hideMark/>
           </w:tcPr>
-          <w:p ns2:paraId="79563FA7" ns2:textId="77777777">
+          <w:p>
             <w:pPr>
               <w:spacing w:after="0" w:line="240" w:lineRule="auto"/>
               <w:jc w:val="center"/>
               <w:rPr>
-                <w:rFonts w:cs="Calibri" w:eastAsia="Times New Roman"/>
+                <w:rFonts w:eastAsia="Times New Roman" w:cs="Calibri"/>
                 <w:color w:val="000000"/>
                 <w:lang w:eastAsia="es-PE"/>
               </w:rPr>
             </w:pPr>
             <w:r>
               <w:rPr>
-                <w:rFonts w:cs="Calibri" w:eastAsia="Times New Roman"/>
-                <w:color w:val="000000"/>
-                <w:lang w:eastAsia="es-PE"/>
-              </w:rPr>
-              <w:t>430</w:t>
+                <w:rFonts w:eastAsia="Times New Roman" w:cs="Calibri"/>
+                <w:color w:val="000000"/>
+                <w:lang w:eastAsia="es-PE"/>
+              </w:rPr>
+              <w:t>1420</w:t>
             </w:r>
           </w:p>
         </w:tc>
         <w:tc>
           <w:tcPr>
-            <w:tcW w:type="pct" w:w="651"/>
+            <w:tcW w:w="651" w:type="pct"/>
             <w:tcBorders>
               <w:top w:val="nil"/>
               <w:left w:val="nil"/>
-              <w:bottom w:color="auto" w:space="0" w:sz="8" w:val="single"/>
-              <w:right w:color="auto" w:space="0" w:sz="8" w:val="single"/>
+              <w:bottom w:val="single" w:sz="8" w:space="0" w:color="auto"/>
+              <w:right w:val="single" w:sz="8" w:space="0" w:color="auto"/>
             </w:tcBorders>
             <w:noWrap/>
             <w:vAlign w:val="center"/>
             <w:hideMark/>
           </w:tcPr>
-          <w:p ns2:paraId="7CD4DF60" ns2:textId="77777777">
+          <w:p>
             <w:pPr>
               <w:spacing w:after="0" w:line="240" w:lineRule="auto"/>
               <w:jc w:val="center"/>
               <w:rPr>
-                <w:rFonts w:cs="Calibri" w:eastAsia="Times New Roman"/>
+                <w:rFonts w:eastAsia="Times New Roman" w:cs="Calibri"/>
                 <w:color w:val="000000"/>
                 <w:lang w:eastAsia="es-PE"/>
               </w:rPr>
             </w:pPr>
             <w:r>
               <w:rPr>
-                <w:rFonts w:cs="Calibri" w:eastAsia="Times New Roman"/>
-                <w:color w:val="000000"/>
-                <w:lang w:eastAsia="es-PE"/>
-              </w:rPr>
-              <w:t>142</w:t>
+                <w:rFonts w:eastAsia="Times New Roman" w:cs="Calibri"/>
+                <w:color w:val="000000"/>
+                <w:lang w:eastAsia="es-PE"/>
+              </w:rPr>
+              <w:t>467</w:t>
             </w:r>
           </w:p>
         </w:tc>
       </w:tr>
     </w:tbl>
-    <w:p ns2:paraId="15788215" ns2:textId="222E5AD2">
+    <w:p>
       <w:pPr>
         <w:pStyle w:val="Ttulo3"/>
       </w:pPr>
@@ -3292,10 +3113,10 @@
         <w:t xml:space="preserve"/>
       </w:r>
     </w:p>
-    <w:p ns2:paraId="7477D75F" ns2:textId="0F4C463A">
+    <w:p>
       <w:pPr>
         <w:spacing w:after="0" w:line="240" w:lineRule="auto"/>
-        <w:ind w:firstLine="11" w:left="709"/>
+        <w:ind w:left="709" w:firstLine="11"/>
         <w:jc w:val="both"/>
         <w:rPr>
           <w:rFonts w:cs="Calibri"/>
@@ -3322,83 +3143,71 @@
         <w:t/>
       </w:r>
     </w:p>
-    <w:p ns2:paraId="323B248C" ns2:textId="14629636">
-      <w:pPr>
-        <w:spacing w:after="0" w:line="240" w:lineRule="auto"/>
+    <w:p>
+      <w:pPr>
+        <w:spacing w:after="120" w:line="240" w:lineRule="auto"/>
         <w:ind w:left="709"/>
         <w:jc w:val="both"/>
         <w:rPr>
           <w:rFonts w:cs="Calibri"/>
-          <w:b/>
-          <w:bCs/>
-        </w:rPr>
-      </w:pPr>
+        </w:rPr>
+      </w:pPr>
+      <w:r>
+        <w:rPr>
+          <w:rFonts w:cs="Calibri"/>
+        </w:rPr>
+        <w:t xml:space="preserve">De acuerdo con el cuadro de colores que resulta del flujo realizado el alimentador no presenta problemas de mala calidad de producto. El color naranja indica que la caída de tensión está dentro de los parámetros permitidos según NTCSE (+- 5% del Valor nominal).</w:t>
+      </w:r>
+      <w:r>
+        <w:rPr>
+          <w:rFonts w:cs="Calibri"/>
+        </w:rPr>
+        <w:t xml:space="preserve"/>
+      </w:r>
+      <w:r>
+        <w:rPr>
+          <w:rFonts w:cs="Calibri"/>
+        </w:rPr>
+        <w:t xml:space="preserve"/>
+      </w:r>
+      <w:r>
+        <w:rPr>
+          <w:rFonts w:cs="Calibri"/>
+        </w:rPr>
+        <w:t/>
+      </w:r>
+      <w:r>
+        <w:rPr>
+          <w:rFonts w:cs="Calibri"/>
+        </w:rPr>
+        <w:t xml:space="preserve"/>
+      </w:r>
+      <w:r>
+        <w:rPr>
+          <w:rFonts w:cs="Calibri"/>
+        </w:rPr>
+        <w:t xml:space="preserve"/>
+      </w:r>
+      <w:r>
+        <w:rPr>
+          <w:rFonts w:cs="Calibri"/>
+        </w:rPr>
+        <w:t xml:space="preserve"/>
+      </w:r>
+      <w:r>
+        <w:rPr>
+          <w:rFonts w:cs="Calibri"/>
+        </w:rPr>
+        <w:t/>
+      </w:r>
+      <w:r>
+        <w:rPr>
+          <w:rFonts w:cs="Calibri"/>
+        </w:rPr>
+        <w:t/>
+      </w:r>
     </w:p>
-    <w:p ns2:paraId="39C2506A" ns2:textId="0DEDAE81">
-      <w:pPr>
-        <w:spacing w:after="0" w:line="240" w:lineRule="auto"/>
-        <w:ind w:left="709"/>
-        <w:jc w:val="both"/>
-        <w:rPr>
-          <w:rFonts w:cs="Calibri"/>
-        </w:rPr>
-      </w:pPr>
-      <w:r>
-        <w:rPr>
-          <w:rFonts w:cs="Calibri"/>
-        </w:rPr>
-        <w:t xml:space="preserve">De acuerdo con el cuadro de colores que resulta del flujo realizado el alimentador no presenta problemas de mala calidad de producto. El color naranja indica que la caída de tensión está dentro de los parámetros permitidos según NTCSE (+- 5% del Valor nominal).</w:t>
-      </w:r>
-      <w:r>
-        <w:rPr>
-          <w:rFonts w:cs="Calibri"/>
-        </w:rPr>
-        <w:t xml:space="preserve"/>
-      </w:r>
-      <w:r>
-        <w:rPr>
-          <w:rFonts w:cs="Calibri"/>
-        </w:rPr>
-        <w:t xml:space="preserve"/>
-      </w:r>
-      <w:r>
-        <w:rPr>
-          <w:rFonts w:cs="Calibri"/>
-        </w:rPr>
-        <w:t/>
-      </w:r>
-      <w:r>
-        <w:rPr>
-          <w:rFonts w:cs="Calibri"/>
-        </w:rPr>
-        <w:t xml:space="preserve"/>
-      </w:r>
-      <w:r>
-        <w:rPr>
-          <w:rFonts w:cs="Calibri"/>
-        </w:rPr>
-        <w:t xml:space="preserve"/>
-      </w:r>
-      <w:r>
-        <w:rPr>
-          <w:rFonts w:cs="Calibri"/>
-        </w:rPr>
-        <w:t xml:space="preserve"/>
-      </w:r>
-      <w:r>
-        <w:rPr>
-          <w:rFonts w:cs="Calibri"/>
-        </w:rPr>
-        <w:t/>
-      </w:r>
-      <w:r>
-        <w:rPr>
-          <w:rFonts w:cs="Calibri"/>
-        </w:rPr>
-        <w:t/>
-      </w:r>
-    </w:p>
-    <w:p ns2:paraId="059EB739" ns2:textId="03D95724">
+    <w:p>
       <w:pPr>
         <w:spacing w:after="0" w:line="240" w:lineRule="auto"/>
         <w:ind w:left="993"/>
@@ -3413,24 +3222,16 @@
           <w:b/>
         </w:rPr>
         <w:drawing>
-          <wp:anchor allowOverlap="1" behindDoc="1" distB="0" distL="114300" distR="114300" distT="0" layoutInCell="1" locked="0" relativeHeight="251727360" simplePos="0" ns4:anchorId="5F133407" ns4:editId="5FE729FB">
-            <wp:simplePos x="0" y="0"/>
-            <wp:positionH relativeFrom="margin">
-              <wp:posOffset>1599911</wp:posOffset>
-            </wp:positionH>
-            <wp:positionV relativeFrom="margin">
-              <wp:posOffset>813186</wp:posOffset>
-            </wp:positionV>
+          <wp:inline distT="0" distB="0" distL="0" distR="0">
             <wp:extent cx="3149600" cy="1830070"/>
-            <wp:effectExtent b="17780" l="19050" r="12700" t="19050"/>
-            <wp:wrapSquare wrapText="bothSides"/>
+            <wp:effectExtent l="19050" t="19050" r="12700" b="17780"/>
             <wp:docPr id="41836164" name="Imagen 1"/>
             <wp:cNvGraphicFramePr>
-              <a:graphicFrameLocks noChangeAspect="1"/>
+              <a:graphicFrameLocks xmlns:a="http://schemas.openxmlformats.org/drawingml/2006/main" noChangeAspect="1"/>
             </wp:cNvGraphicFramePr>
-            <a:graphic>
+            <a:graphic xmlns:a="http://schemas.openxmlformats.org/drawingml/2006/main">
               <a:graphicData uri="http://schemas.openxmlformats.org/drawingml/2006/picture">
-                <pic:pic>
+                <pic:pic xmlns:pic="http://schemas.openxmlformats.org/drawingml/2006/picture">
                   <pic:nvPicPr>
                     <pic:cNvPr id="41836164" name=""/>
                     <pic:cNvPicPr/>
@@ -3439,7 +3240,7 @@
                     <a:blip r:embed="rId16">
                       <a:extLst>
                         <a:ext uri="{28A0092B-C50C-407E-A947-70E740481C1C}">
-                          <ns8:useLocalDpi val="0"/>
+                          <a14:useLocalDpi xmlns:a14="http://schemas.microsoft.com/office/drawing/2010/main" val="0"/>
                         </a:ext>
                       </a:extLst>
                     </a:blip>
@@ -3464,17 +3265,11 @@
                 </pic:pic>
               </a:graphicData>
             </a:graphic>
-            <ns4:sizeRelH relativeFrom="page">
-              <ns4:pctWidth>0</ns4:pctWidth>
-            </ns4:sizeRelH>
-            <ns4:sizeRelV relativeFrom="page">
-              <ns4:pctHeight>0</ns4:pctHeight>
-            </ns4:sizeRelV>
-          </wp:anchor>
+          </wp:inline>
         </w:drawing>
       </w:r>
     </w:p>
-    <w:p ns2:paraId="3833D7B2" ns2:textId="485846ED">
+    <w:p>
       <w:pPr>
         <w:spacing w:after="0" w:line="240" w:lineRule="auto"/>
         <w:ind w:left="709"/>
@@ -3484,7 +3279,7 @@
         </w:rPr>
       </w:pPr>
     </w:p>
-    <w:p ns2:paraId="25672831" ns2:textId="5DE70C8D">
+    <w:p>
       <w:pPr>
         <w:spacing w:after="0" w:line="240" w:lineRule="auto"/>
         <w:ind w:left="709"/>
@@ -3493,115 +3288,15 @@
           <w:b/>
         </w:rPr>
       </w:pPr>
-    </w:p>
-    <w:p ns2:paraId="5276139B" ns2:textId="2E032D20">
-      <w:pPr>
-        <w:spacing w:after="0" w:line="240" w:lineRule="auto"/>
-        <w:ind w:left="709"/>
-        <w:rPr>
-          <w:rFonts w:cs="Calibri"/>
-          <w:b/>
-        </w:rPr>
-      </w:pPr>
-    </w:p>
-    <w:p ns2:paraId="0AE67339" ns2:textId="543CD670">
-      <w:pPr>
-        <w:spacing w:after="0" w:line="240" w:lineRule="auto"/>
-        <w:ind w:left="709"/>
-        <w:rPr>
-          <w:rFonts w:cs="Calibri"/>
-          <w:b/>
-        </w:rPr>
-      </w:pPr>
-    </w:p>
-    <w:p ns2:paraId="5223FCC2" ns2:textId="0B2BAE58">
-      <w:pPr>
-        <w:spacing w:after="0" w:line="240" w:lineRule="auto"/>
-        <w:ind w:left="709"/>
-        <w:rPr>
-          <w:rFonts w:cs="Calibri"/>
-          <w:b/>
-        </w:rPr>
-      </w:pPr>
-    </w:p>
-    <w:p ns2:paraId="46C5204B" ns2:textId="2DAD2274">
-      <w:pPr>
-        <w:spacing w:after="0" w:line="240" w:lineRule="auto"/>
-        <w:ind w:left="709"/>
-        <w:rPr>
-          <w:rFonts w:cs="Calibri"/>
-          <w:b/>
-        </w:rPr>
-      </w:pPr>
-    </w:p>
-    <w:p ns2:paraId="01A8E143" ns2:textId="3F78551E">
-      <w:pPr>
-        <w:spacing w:after="0" w:line="240" w:lineRule="auto"/>
-        <w:ind w:left="709"/>
-        <w:rPr>
-          <w:rFonts w:cs="Calibri"/>
-          <w:b/>
-        </w:rPr>
-      </w:pPr>
-    </w:p>
-    <w:p ns2:paraId="2A94B3BC" ns2:textId="31EB95F4">
-      <w:pPr>
-        <w:spacing w:after="0" w:line="240" w:lineRule="auto"/>
-        <w:ind w:left="709"/>
-        <w:rPr>
-          <w:rFonts w:cs="Calibri"/>
-          <w:b/>
-        </w:rPr>
-      </w:pPr>
-    </w:p>
-    <w:p ns2:paraId="4FD6B6A6" ns2:textId="3F7D1D38">
-      <w:pPr>
-        <w:spacing w:after="0" w:line="240" w:lineRule="auto"/>
-        <w:ind w:left="709"/>
-        <w:rPr>
-          <w:rFonts w:cs="Calibri"/>
-          <w:b/>
-        </w:rPr>
-      </w:pPr>
-    </w:p>
-    <w:p ns2:paraId="5BEB19E9" ns2:textId="78433E3D">
-      <w:pPr>
-        <w:spacing w:after="0" w:line="240" w:lineRule="auto"/>
-        <w:ind w:left="709"/>
-        <w:rPr>
-          <w:rFonts w:cs="Calibri"/>
-          <w:b/>
-        </w:rPr>
-      </w:pPr>
-    </w:p>
-    <w:p ns2:paraId="6EE799B1" ns2:textId="77777777">
-      <w:pPr>
-        <w:spacing w:after="0" w:line="240" w:lineRule="auto"/>
-        <w:ind w:left="709"/>
-        <w:rPr>
-          <w:rFonts w:cs="Calibri"/>
-          <w:b/>
-        </w:rPr>
-      </w:pPr>
-    </w:p>
-    <w:p ns2:paraId="270851A5" ns2:textId="131E25AD">
-      <w:pPr>
-        <w:spacing w:after="0" w:line="240" w:lineRule="auto"/>
-        <w:ind w:left="709"/>
-        <w:rPr>
-          <w:rFonts w:cs="Calibri"/>
-          <w:b/>
-        </w:rPr>
-      </w:pPr>
-      <w:r>
-        <w:rPr>
-          <w:rFonts w:ascii="Aptos" w:cs="Consolas" w:hAnsi="Aptos"/>
+      <w:r>
+        <w:rPr>
+          <w:rFonts w:ascii="Aptos" w:hAnsi="Aptos" w:cs="Consolas"/>
           <w:noProof/>
         </w:rPr>
-        <ns1:AlternateContent>
-          <ns1:Choice Requires="wps">
+        <mc:AlternateContent>
+          <mc:Choice Requires="wps">
             <w:drawing>
-              <wp:anchor allowOverlap="1" behindDoc="0" distB="0" distL="114300" distR="114300" distT="0" layoutInCell="1" locked="0" relativeHeight="251676160" simplePos="0" ns4:anchorId="30095DA8" ns4:editId="76C36C08">
+              <wp:anchor distT="0" distB="0" distL="114300" distR="114300" simplePos="0" relativeHeight="251676160" behindDoc="0" locked="0" layoutInCell="1" allowOverlap="1" wp14:anchorId="30095DA8" wp14:editId="76C36C08">
                 <wp:simplePos x="0" y="0"/>
                 <wp:positionH relativeFrom="column">
                   <wp:posOffset>2885440</wp:posOffset>
@@ -3610,15 +3305,15 @@
                   <wp:posOffset>597535</wp:posOffset>
                 </wp:positionV>
                 <wp:extent cx="2006600" cy="76835"/>
-                <wp:effectExtent b="94615" l="0" r="69850" t="0"/>
+                <wp:effectExtent l="0" t="0" r="69850" b="94615"/>
                 <wp:wrapNone/>
                 <wp:docPr id="77445921" name="Conector recto de flecha 7"/>
                 <wp:cNvGraphicFramePr/>
-                <a:graphic>
+                <a:graphic xmlns:a="http://schemas.openxmlformats.org/drawingml/2006/main">
                   <a:graphicData uri="http://schemas.microsoft.com/office/word/2010/wordprocessingShape">
-                    <ns9:wsp>
-                      <ns9:cNvCnPr/>
-                      <ns9:spPr>
+                    <wps:wsp>
+                      <wps:cNvCnPr/>
+                      <wps:spPr>
                         <a:xfrm>
                           <a:off x="0" y="0"/>
                           <a:ext cx="2006600" cy="76835"/>
@@ -3629,8 +3324,8 @@
                         <a:ln>
                           <a:tailEnd type="triangle"/>
                         </a:ln>
-                      </ns9:spPr>
-                      <ns9:style>
+                      </wps:spPr>
+                      <wps:style>
                         <a:lnRef idx="3">
                           <a:schemeClr val="accent1"/>
                         </a:lnRef>
@@ -3643,32 +3338,32 @@
                         <a:fontRef idx="minor">
                           <a:schemeClr val="tx1"/>
                         </a:fontRef>
-                      </ns9:style>
-                      <ns9:bodyPr/>
-                    </ns9:wsp>
+                      </wps:style>
+                      <wps:bodyPr/>
+                    </wps:wsp>
                   </a:graphicData>
                 </a:graphic>
-                <ns4:sizeRelH relativeFrom="margin">
-                  <ns4:pctWidth>0</ns4:pctWidth>
-                </ns4:sizeRelH>
-                <ns4:sizeRelV relativeFrom="margin">
-                  <ns4:pctHeight>0</ns4:pctHeight>
-                </ns4:sizeRelV>
+                <wp14:sizeRelH relativeFrom="margin">
+                  <wp14:pctWidth>0</wp14:pctWidth>
+                </wp14:sizeRelH>
+                <wp14:sizeRelV relativeFrom="margin">
+                  <wp14:pctHeight>0</wp14:pctHeight>
+                </wp14:sizeRelV>
               </wp:anchor>
             </w:drawing>
-          </ns1:Choice>
-          <ns1:Fallback>
+          </mc:Choice>
+          <mc:Fallback>
             <w:pict>
-              <v:shapetype coordsize="21600,21600" filled="f" id="_x0000_t32" path="m,l21600,21600e" ns2:anchorId="262B4062" ns11:oned="t" ns11:spt="32">
-                <v:path arrowok="t" fillok="f" ns11:connecttype="none"/>
-                <ns11:lock shapetype="t" v:ext="edit"/>
+              <v:shapetype w14:anchorId="262B4062" id="_x0000_t32" coordsize="21600,21600" o:spt="32" o:oned="t" path="m,l21600,21600e" filled="f">
+                <v:path arrowok="t" fillok="f" o:connecttype="none"/>
+                <o:lock v:ext="edit" shapetype="t"/>
               </v:shapetype>
-              <v:shape id="Conector recto de flecha 7" strokecolor="#156082 [3204]" strokeweight="1.5pt" style="position:absolute;margin-left:227.2pt;margin-top:47.05pt;width:158pt;height:6.05pt;z-index:251676160;visibility:visible;mso-wrap-style:square;mso-width-percent:0;mso-height-percent:0;mso-wrap-distance-left:9pt;mso-wrap-distance-top:0;mso-wrap-distance-right:9pt;mso-wrap-distance-bottom:0;mso-position-horizontal:absolute;mso-position-horizontal-relative:text;mso-position-vertical:absolute;mso-position-vertical-relative:text;mso-width-percent:0;mso-height-percent:0;mso-width-relative:margin;mso-height-relative:margin" type="#_x0000_t32" ns11:gfxdata="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" ns11:spid="_x0000_s1026">
+              <v:shape id="Conector recto de flecha 7" o:spid="_x0000_s1026" type="#_x0000_t32" style="position:absolute;margin-left:227.2pt;margin-top:47.05pt;width:158pt;height:6.05pt;z-index:251676160;visibility:visible;mso-wrap-style:square;mso-width-percent:0;mso-height-percent:0;mso-wrap-distance-left:9pt;mso-wrap-distance-top:0;mso-wrap-distance-right:9pt;mso-wrap-distance-bottom:0;mso-position-horizontal:absolute;mso-position-horizontal-relative:text;mso-position-vertical:absolute;mso-position-vertical-relative:text;mso-width-percent:0;mso-height-percent:0;mso-width-relative:margin;mso-height-relative:margin" o:gfxdata="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" strokecolor="#156082 [3204]" strokeweight="1.5pt">
                 <v:stroke endarrow="block" joinstyle="miter"/>
               </v:shape>
             </w:pict>
-          </ns1:Fallback>
-        </ns1:AlternateContent>
+          </mc:Fallback>
+        </mc:AlternateContent>
       </w:r>
       <w:r>
         <w:rPr>
@@ -3676,16 +3371,16 @@
           <w:b/>
         </w:rPr>
         <w:drawing>
-          <wp:inline distB="0" distL="0" distR="0" distT="0" ns4:anchorId="0C7280E2" ns4:editId="1FC70D15">
+          <wp:inline distT="0" distB="0" distL="0" distR="0" wp14:anchorId="0C7280E2" wp14:editId="1FC70D15">
             <wp:extent cx="5588000" cy="3109953"/>
-            <wp:effectExtent b="14605" l="19050" r="12700" t="19050"/>
+            <wp:effectExtent l="19050" t="19050" r="12700" b="14605"/>
             <wp:docPr id="1183720513" name="Imagen 1"/>
             <wp:cNvGraphicFramePr>
-              <a:graphicFrameLocks noChangeAspect="1"/>
+              <a:graphicFrameLocks xmlns:a="http://schemas.openxmlformats.org/drawingml/2006/main" noChangeAspect="1"/>
             </wp:cNvGraphicFramePr>
-            <a:graphic>
+            <a:graphic xmlns:a="http://schemas.openxmlformats.org/drawingml/2006/main">
               <a:graphicData uri="http://schemas.openxmlformats.org/drawingml/2006/picture">
-                <pic:pic>
+                <pic:pic xmlns:pic="http://schemas.openxmlformats.org/drawingml/2006/picture">
                   <pic:nvPicPr>
                     <pic:cNvPr id="1183720513" name=""/>
                     <pic:cNvPicPr/>
@@ -3718,13 +3413,13 @@
       </w:r>
       <w:r>
         <w:rPr>
-          <w:rFonts w:ascii="Aptos" w:cs="Consolas" w:hAnsi="Aptos"/>
+          <w:rFonts w:ascii="Aptos" w:hAnsi="Aptos" w:cs="Consolas"/>
           <w:noProof/>
         </w:rPr>
-        <ns1:AlternateContent>
-          <ns1:Choice Requires="wps">
+        <mc:AlternateContent>
+          <mc:Choice Requires="wps">
             <w:drawing>
-              <wp:anchor allowOverlap="1" behindDoc="0" distB="0" distL="114300" distR="114300" distT="0" layoutInCell="1" locked="0" relativeHeight="251665920" simplePos="0" ns4:anchorId="368636FC" ns4:editId="1E000CAC">
+              <wp:anchor distT="0" distB="0" distL="114300" distR="114300" simplePos="0" relativeHeight="251665920" behindDoc="0" locked="0" layoutInCell="1" allowOverlap="1" wp14:anchorId="368636FC" wp14:editId="1E000CAC">
                 <wp:simplePos x="0" y="0"/>
                 <wp:positionH relativeFrom="margin">
                   <wp:posOffset>4758690</wp:posOffset>
@@ -3733,15 +3428,15 @@
                   <wp:posOffset>1162050</wp:posOffset>
                 </wp:positionV>
                 <wp:extent cx="1289050" cy="863600"/>
-                <wp:effectExtent b="12700" l="0" r="25400" t="0"/>
+                <wp:effectExtent l="0" t="0" r="25400" b="12700"/>
                 <wp:wrapNone/>
                 <wp:docPr id="283139119" name="Cuadro de texto 6"/>
                 <wp:cNvGraphicFramePr/>
-                <a:graphic>
+                <a:graphic xmlns:a="http://schemas.openxmlformats.org/drawingml/2006/main">
                   <a:graphicData uri="http://schemas.microsoft.com/office/word/2010/wordprocessingShape">
-                    <ns9:wsp>
-                      <ns9:cNvSpPr txBox="1"/>
-                      <ns9:spPr>
+                    <wps:wsp>
+                      <wps:cNvSpPr txBox="1"/>
+                      <wps:spPr>
                         <a:xfrm>
                           <a:off x="0" y="0"/>
                           <a:ext cx="1289050" cy="863600"/>
@@ -3757,12 +3452,12 @@
                             <a:prstClr val="black"/>
                           </a:solidFill>
                         </a:ln>
-                      </ns9:spPr>
-                      <ns9:txbx>
+                      </wps:spPr>
+                      <wps:txbx>
                         <w:txbxContent>
-                          <w:p ns2:paraId="348E42BE" ns2:textId="43263491">
+                          <w:p>
                             <w:r>
-                              <w:t>Carga-Bomba de Agua Residual-juan Santa-1500 kW- Cod IGEA-580224223Carga-Bomba de Agua Residual-juan Santa-1500 kW- Cod IGEA-580224223</w:t>
+                              <w:t>Carga-Planta incubación Sur -San Fernando-1420 kW- Nodo NODE_1080_320357_MI-17145_2</w:t>
                             </w:r>
                             <w:r>
                               <w:t/>
@@ -3778,35 +3473,35 @@
                             </w:r>
                           </w:p>
                         </w:txbxContent>
-                      </ns9:txbx>
-                      <ns9:bodyPr anchor="ctr" anchorCtr="0" bIns="45720" compatLnSpc="1" forceAA="0" fromWordArt="0" horzOverflow="overflow" lIns="91440" numCol="1" rIns="91440" rot="0" rtlCol="0" spcCol="0" spcFirstLastPara="0" tIns="45720" vert="horz" vertOverflow="overflow" wrap="square">
+                      </wps:txbx>
+                      <wps:bodyPr rot="0" spcFirstLastPara="0" vertOverflow="overflow" horzOverflow="overflow" vert="horz" wrap="square" lIns="91440" tIns="45720" rIns="91440" bIns="45720" numCol="1" spcCol="0" rtlCol="0" fromWordArt="0" anchor="ctr" anchorCtr="0" forceAA="0" compatLnSpc="1">
                         <a:prstTxWarp prst="textNoShape">
                           <a:avLst/>
                         </a:prstTxWarp>
                         <a:noAutofit/>
-                      </ns9:bodyPr>
-                    </ns9:wsp>
+                      </wps:bodyPr>
+                    </wps:wsp>
                   </a:graphicData>
                 </a:graphic>
-                <ns4:sizeRelH relativeFrom="margin">
-                  <ns4:pctWidth>0</ns4:pctWidth>
-                </ns4:sizeRelH>
-                <ns4:sizeRelV relativeFrom="margin">
-                  <ns4:pctHeight>0</ns4:pctHeight>
-                </ns4:sizeRelV>
+                <wp14:sizeRelH relativeFrom="margin">
+                  <wp14:pctWidth>0</wp14:pctWidth>
+                </wp14:sizeRelH>
+                <wp14:sizeRelV relativeFrom="margin">
+                  <wp14:pctHeight>0</wp14:pctHeight>
+                </wp14:sizeRelV>
               </wp:anchor>
             </w:drawing>
-          </ns1:Choice>
-          <ns1:Fallback>
+          </mc:Choice>
+          <mc:Fallback>
             <w:pict>
-              <v:shapetype coordsize="21600,21600" id="_x0000_t202" path="m,l,21600r21600,l21600,xe" ns2:anchorId="368636FC" ns11:spt="202">
+              <v:shapetype w14:anchorId="368636FC" id="_x0000_t202" coordsize="21600,21600" o:spt="202" path="m,l,21600r21600,l21600,xe">
                 <v:stroke joinstyle="miter"/>
-                <v:path gradientshapeok="t" ns11:connecttype="rect"/>
+                <v:path gradientshapeok="t" o:connecttype="rect"/>
               </v:shapetype>
-              <v:shape fillcolor="white [3201]" id="Cuadro de texto 6" strokeweight=".5pt" style="position:absolute;left:0;text-align:left;margin-left:374.7pt;margin-top:91.5pt;width:101.5pt;height:68pt;z-index:251665920;visibility:visible;mso-wrap-style:square;mso-width-percent:0;mso-height-percent:0;mso-wrap-distance-left:9pt;mso-wrap-distance-top:0;mso-wrap-distance-right:9pt;mso-wrap-distance-bottom:0;mso-position-horizontal:absolute;mso-position-horizontal-relative:margin;mso-position-vertical:absolute;mso-position-vertical-relative:text;mso-width-percent:0;mso-height-percent:0;mso-width-relative:margin;mso-height-relative:margin;v-text-anchor:middle" type="#_x0000_t202" ns11:gfxdata="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" ns11:spid="_x0000_s1026">
+              <v:shape id="Cuadro de texto 6" o:spid="_x0000_s1026" type="#_x0000_t202" style="position:absolute;left:0;text-align:left;margin-left:374.7pt;margin-top:91.5pt;width:101.5pt;height:68pt;z-index:251665920;visibility:visible;mso-wrap-style:square;mso-width-percent:0;mso-height-percent:0;mso-wrap-distance-left:9pt;mso-wrap-distance-top:0;mso-wrap-distance-right:9pt;mso-wrap-distance-bottom:0;mso-position-horizontal:absolute;mso-position-horizontal-relative:margin;mso-position-vertical:absolute;mso-position-vertical-relative:text;mso-width-percent:0;mso-height-percent:0;mso-width-relative:margin;mso-height-relative:margin;v-text-anchor:middle" o:gfxdata="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" fillcolor="white [3201]" strokeweight=".5pt">
                 <v:textbox>
                   <w:txbxContent>
-                    <w:p ns2:paraId="348E42BE" ns2:textId="43263491">
+                    <w:p>
                       <w:r>
                         <w:t/>
                       </w:r>
@@ -3825,21 +3520,21 @@
                     </w:p>
                   </w:txbxContent>
                 </v:textbox>
-                <ns12:wrap anchorx="margin"/>
+                <w10:wrap anchorx="margin"/>
               </v:shape>
             </w:pict>
-          </ns1:Fallback>
-        </ns1:AlternateContent>
-      </w:r>
-      <w:r>
-        <w:rPr>
-          <w:rFonts w:ascii="Aptos" w:cs="Consolas" w:hAnsi="Aptos"/>
+          </mc:Fallback>
+        </mc:AlternateContent>
+      </w:r>
+      <w:r>
+        <w:rPr>
+          <w:rFonts w:ascii="Aptos" w:hAnsi="Aptos" w:cs="Consolas"/>
           <w:noProof/>
         </w:rPr>
-        <ns1:AlternateContent>
-          <ns1:Choice Requires="wps">
+        <mc:AlternateContent>
+          <mc:Choice Requires="wps">
             <w:drawing>
-              <wp:anchor allowOverlap="1" behindDoc="0" distB="0" distL="114300" distR="114300" distT="0" layoutInCell="1" locked="0" relativeHeight="251686400" simplePos="0" ns4:anchorId="02CDFE1D" ns4:editId="7A6A86A3">
+              <wp:anchor distT="0" distB="0" distL="114300" distR="114300" simplePos="0" relativeHeight="251686400" behindDoc="0" locked="0" layoutInCell="1" allowOverlap="1" wp14:anchorId="02CDFE1D" wp14:editId="7A6A86A3">
                 <wp:simplePos x="0" y="0"/>
                 <wp:positionH relativeFrom="column">
                   <wp:posOffset>5455921</wp:posOffset>
@@ -3848,15 +3543,15 @@
                   <wp:posOffset>2057400</wp:posOffset>
                 </wp:positionV>
                 <wp:extent cx="45719" cy="254635"/>
-                <wp:effectExtent b="50165" l="38100" r="69215" t="0"/>
+                <wp:effectExtent l="38100" t="0" r="69215" b="50165"/>
                 <wp:wrapNone/>
                 <wp:docPr id="325846825" name="Conector recto de flecha 7"/>
                 <wp:cNvGraphicFramePr/>
-                <a:graphic>
+                <a:graphic xmlns:a="http://schemas.openxmlformats.org/drawingml/2006/main">
                   <a:graphicData uri="http://schemas.microsoft.com/office/word/2010/wordprocessingShape">
-                    <ns9:wsp>
-                      <ns9:cNvCnPr/>
-                      <ns9:spPr>
+                    <wps:wsp>
+                      <wps:cNvCnPr/>
+                      <wps:spPr>
                         <a:xfrm>
                           <a:off x="0" y="0"/>
                           <a:ext cx="45719" cy="254635"/>
@@ -3867,8 +3562,8 @@
                         <a:ln>
                           <a:tailEnd type="triangle"/>
                         </a:ln>
-                      </ns9:spPr>
-                      <ns9:style>
+                      </wps:spPr>
+                      <wps:style>
                         <a:lnRef idx="3">
                           <a:schemeClr val="accent1"/>
                         </a:lnRef>
@@ -3881,31 +3576,31 @@
                         <a:fontRef idx="minor">
                           <a:schemeClr val="tx1"/>
                         </a:fontRef>
-                      </ns9:style>
-                      <ns9:bodyPr/>
-                    </ns9:wsp>
+                      </wps:style>
+                      <wps:bodyPr/>
+                    </wps:wsp>
                   </a:graphicData>
                 </a:graphic>
-                <ns4:sizeRelH relativeFrom="margin">
-                  <ns4:pctWidth>0</ns4:pctWidth>
-                </ns4:sizeRelH>
-                <ns4:sizeRelV relativeFrom="margin">
-                  <ns4:pctHeight>0</ns4:pctHeight>
-                </ns4:sizeRelV>
+                <wp14:sizeRelH relativeFrom="margin">
+                  <wp14:pctWidth>0</wp14:pctWidth>
+                </wp14:sizeRelH>
+                <wp14:sizeRelV relativeFrom="margin">
+                  <wp14:pctHeight>0</wp14:pctHeight>
+                </wp14:sizeRelV>
               </wp:anchor>
             </w:drawing>
-          </ns1:Choice>
-          <ns1:Fallback>
+          </mc:Choice>
+          <mc:Fallback>
             <w:pict>
-              <v:shape id="Conector recto de flecha 7" strokecolor="#156082 [3204]" strokeweight="1.5pt" style="position:absolute;margin-left:429.6pt;margin-top:162pt;width:3.6pt;height:20.05pt;z-index:251686400;visibility:visible;mso-wrap-style:square;mso-width-percent:0;mso-height-percent:0;mso-wrap-distance-left:9pt;mso-wrap-distance-top:0;mso-wrap-distance-right:9pt;mso-wrap-distance-bottom:0;mso-position-horizontal:absolute;mso-position-horizontal-relative:text;mso-position-vertical:absolute;mso-position-vertical-relative:text;mso-width-percent:0;mso-height-percent:0;mso-width-relative:margin;mso-height-relative:margin" type="#_x0000_t32" ns2:anchorId="7C525A3B" ns11:gfxdata="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" ns11:spid="_x0000_s1026">
+              <v:shape w14:anchorId="7C525A3B" id="Conector recto de flecha 7" o:spid="_x0000_s1026" type="#_x0000_t32" style="position:absolute;margin-left:429.6pt;margin-top:162pt;width:3.6pt;height:20.05pt;z-index:251686400;visibility:visible;mso-wrap-style:square;mso-width-percent:0;mso-height-percent:0;mso-wrap-distance-left:9pt;mso-wrap-distance-top:0;mso-wrap-distance-right:9pt;mso-wrap-distance-bottom:0;mso-position-horizontal:absolute;mso-position-horizontal-relative:text;mso-position-vertical:absolute;mso-position-vertical-relative:text;mso-width-percent:0;mso-height-percent:0;mso-width-relative:margin;mso-height-relative:margin" o:gfxdata="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" strokecolor="#156082 [3204]" strokeweight="1.5pt">
                 <v:stroke endarrow="block" joinstyle="miter"/>
               </v:shape>
             </w:pict>
-          </ns1:Fallback>
-        </ns1:AlternateContent>
+          </mc:Fallback>
+        </mc:AlternateContent>
       </w:r>
     </w:p>
-    <w:p ns2:paraId="763B801D" ns2:textId="77777777">
+    <w:p>
       <w:pPr>
         <w:spacing w:after="0" w:line="240" w:lineRule="auto"/>
         <w:ind w:left="709"/>
@@ -3916,17 +3611,17 @@
         </w:rPr>
       </w:pPr>
     </w:p>
-    <w:p ns2:paraId="610040E0" ns2:textId="4AC9EBCB">
+    <w:p>
       <w:pPr>
         <w:pStyle w:val="Ttulo3"/>
       </w:pPr>
       <w:r>
-        <w:t>NÁLISIS DE CARGABILIDAD</w:t>
+        <w:t>ANÁLISIS DE CARGABILIDAD</w:t>
       </w:r>
     </w:p>
-    <w:p ns2:paraId="37699721" ns2:textId="77777777">
-      <w:pPr>
-        <w:spacing w:after="0" w:line="240" w:lineRule="auto"/>
+    <w:p>
+      <w:pPr>
+        <w:spacing w:after="120" w:line="240" w:lineRule="auto"/>
         <w:ind w:left="709"/>
         <w:jc w:val="both"/>
         <w:rPr>
@@ -3989,7 +3684,7 @@
         <w:t/>
       </w:r>
     </w:p>
-    <w:p ns2:paraId="2F304922" ns2:textId="6A726475">
+    <w:p>
       <w:pPr>
         <w:spacing w:after="0" w:line="240" w:lineRule="auto"/>
         <w:ind w:left="709"/>
@@ -4000,21 +3695,21 @@
       </w:pPr>
       <w:r>
         <w:rPr>
-          <w:rFonts w:ascii="Aptos" w:cs="Consolas" w:hAnsi="Aptos"/>
+          <w:rFonts w:ascii="Aptos" w:hAnsi="Aptos" w:cs="Consolas"/>
           <w:noProof/>
         </w:rPr>
         <w:lastRenderedPageBreak/>
         <w:drawing>
-          <wp:inline distB="0" distL="0" distR="0" distT="0" ns4:anchorId="4184C4CE" ns4:editId="7C12BAA5">
+          <wp:inline distT="0" distB="0" distL="0" distR="0" wp14:anchorId="4184C4CE" wp14:editId="7C12BAA5">
             <wp:extent cx="3885460" cy="1760079"/>
-            <wp:effectExtent b="12065" l="19050" r="20320" t="19050"/>
+            <wp:effectExtent l="19050" t="19050" r="20320" b="12065"/>
             <wp:docPr id="1445002982" name="Imagen 1"/>
             <wp:cNvGraphicFramePr>
-              <a:graphicFrameLocks noChangeAspect="1"/>
+              <a:graphicFrameLocks xmlns:a="http://schemas.openxmlformats.org/drawingml/2006/main" noChangeAspect="1"/>
             </wp:cNvGraphicFramePr>
-            <a:graphic>
+            <a:graphic xmlns:a="http://schemas.openxmlformats.org/drawingml/2006/main">
               <a:graphicData uri="http://schemas.openxmlformats.org/drawingml/2006/picture">
-                <pic:pic>
+                <pic:pic xmlns:pic="http://schemas.openxmlformats.org/drawingml/2006/picture">
                   <pic:nvPicPr>
                     <pic:cNvPr id="1445002982" name=""/>
                     <pic:cNvPicPr/>
@@ -4046,7 +3741,7 @@
         </w:drawing>
       </w:r>
     </w:p>
-    <w:p ns2:paraId="420BE6CB" ns2:textId="77777777">
+    <w:p>
       <w:pPr>
         <w:spacing w:after="0" w:line="240" w:lineRule="auto"/>
         <w:ind w:left="709"/>
@@ -4056,25 +3751,25 @@
         </w:rPr>
       </w:pPr>
     </w:p>
-    <w:p ns2:paraId="2CD32240" ns2:textId="3E53F5E5">
+    <w:p>
       <w:pPr>
         <w:spacing w:after="0" w:line="240" w:lineRule="auto"/>
         <w:ind w:left="709"/>
         <w:jc w:val="center"/>
         <w:rPr>
-          <w:rFonts w:ascii="Aptos" w:cs="Consolas" w:hAnsi="Aptos"/>
+          <w:rFonts w:ascii="Aptos" w:hAnsi="Aptos" w:cs="Consolas"/>
           <w:noProof/>
         </w:rPr>
       </w:pPr>
       <w:r>
         <w:rPr>
-          <w:rFonts w:ascii="Aptos" w:cs="Consolas" w:hAnsi="Aptos"/>
+          <w:rFonts w:ascii="Aptos" w:hAnsi="Aptos" w:cs="Consolas"/>
           <w:noProof/>
         </w:rPr>
-        <ns1:AlternateContent>
-          <ns1:Choice Requires="wps">
+        <mc:AlternateContent>
+          <mc:Choice Requires="wps">
             <w:drawing>
-              <wp:anchor allowOverlap="1" behindDoc="0" distB="0" distL="114300" distR="114300" distT="0" layoutInCell="1" locked="0" relativeHeight="251693568" simplePos="0" ns4:anchorId="360D1567" ns4:editId="101F2CB7">
+              <wp:anchor distT="0" distB="0" distL="114300" distR="114300" simplePos="0" relativeHeight="251693568" behindDoc="0" locked="0" layoutInCell="1" allowOverlap="1" wp14:anchorId="360D1567" wp14:editId="101F2CB7">
                 <wp:simplePos x="0" y="0"/>
                 <wp:positionH relativeFrom="margin">
                   <wp:posOffset>4460240</wp:posOffset>
@@ -4083,15 +3778,15 @@
                   <wp:posOffset>736600</wp:posOffset>
                 </wp:positionV>
                 <wp:extent cx="1289050" cy="863600"/>
-                <wp:effectExtent b="12700" l="0" r="25400" t="0"/>
+                <wp:effectExtent l="0" t="0" r="25400" b="12700"/>
                 <wp:wrapNone/>
                 <wp:docPr id="233491091" name="Cuadro de texto 6"/>
                 <wp:cNvGraphicFramePr/>
-                <a:graphic>
+                <a:graphic xmlns:a="http://schemas.openxmlformats.org/drawingml/2006/main">
                   <a:graphicData uri="http://schemas.microsoft.com/office/word/2010/wordprocessingShape">
-                    <ns9:wsp>
-                      <ns9:cNvSpPr txBox="1"/>
-                      <ns9:spPr>
+                    <wps:wsp>
+                      <wps:cNvSpPr txBox="1"/>
+                      <wps:spPr>
                         <a:xfrm>
                           <a:off x="0" y="0"/>
                           <a:ext cx="1289050" cy="863600"/>
@@ -4107,68 +3802,68 @@
                             <a:prstClr val="black"/>
                           </a:solidFill>
                         </a:ln>
-                      </ns9:spPr>
-                      <ns9:txbx>
+                      </wps:spPr>
+                      <wps:txbx>
                         <w:txbxContent>
-                          <w:p ns2:paraId="55F54B3B" ns2:textId="77777777">
+                          <w:p>
                             <w:r>
-                              <w:t>Carga-Bomba de Agua Residual-juan Santa-1500 kW- Cod IGEA-580224223Carga-Bomba de Agua Residual-juan Santa-1500 kW- Cod IGEA-580224223</w:t>
+                              <w:t>Carga-Planta incubación Sur -San Fernando-1420 kW- Nodo NODE_1080_320357_MI-17145_2</w:t>
                             </w:r>
                           </w:p>
                         </w:txbxContent>
-                      </ns9:txbx>
-                      <ns9:bodyPr anchor="ctr" anchorCtr="0" bIns="45720" compatLnSpc="1" forceAA="0" fromWordArt="0" horzOverflow="overflow" lIns="91440" numCol="1" rIns="91440" rot="0" rtlCol="0" spcCol="0" spcFirstLastPara="0" tIns="45720" vert="horz" vertOverflow="overflow" wrap="square">
+                      </wps:txbx>
+                      <wps:bodyPr rot="0" spcFirstLastPara="0" vertOverflow="overflow" horzOverflow="overflow" vert="horz" wrap="square" lIns="91440" tIns="45720" rIns="91440" bIns="45720" numCol="1" spcCol="0" rtlCol="0" fromWordArt="0" anchor="ctr" anchorCtr="0" forceAA="0" compatLnSpc="1">
                         <a:prstTxWarp prst="textNoShape">
                           <a:avLst/>
                         </a:prstTxWarp>
                         <a:noAutofit/>
-                      </ns9:bodyPr>
-                    </ns9:wsp>
+                      </wps:bodyPr>
+                    </wps:wsp>
                   </a:graphicData>
                 </a:graphic>
-                <ns4:sizeRelH relativeFrom="margin">
-                  <ns4:pctWidth>0</ns4:pctWidth>
-                </ns4:sizeRelH>
-                <ns4:sizeRelV relativeFrom="margin">
-                  <ns4:pctHeight>0</ns4:pctHeight>
-                </ns4:sizeRelV>
+                <wp14:sizeRelH relativeFrom="margin">
+                  <wp14:pctWidth>0</wp14:pctWidth>
+                </wp14:sizeRelH>
+                <wp14:sizeRelV relativeFrom="margin">
+                  <wp14:pctHeight>0</wp14:pctHeight>
+                </wp14:sizeRelV>
               </wp:anchor>
             </w:drawing>
-          </ns1:Choice>
-          <ns1:Fallback>
+          </mc:Choice>
+          <mc:Fallback>
             <w:pict>
-              <v:shape fillcolor="white [3201]" id="_x0000_s1027" strokeweight=".5pt" style="position:absolute;left:0;text-align:left;margin-left:351.2pt;margin-top:58pt;width:101.5pt;height:68pt;z-index:251693568;visibility:visible;mso-wrap-style:square;mso-width-percent:0;mso-height-percent:0;mso-wrap-distance-left:9pt;mso-wrap-distance-top:0;mso-wrap-distance-right:9pt;mso-wrap-distance-bottom:0;mso-position-horizontal:absolute;mso-position-horizontal-relative:margin;mso-position-vertical:absolute;mso-position-vertical-relative:text;mso-width-percent:0;mso-height-percent:0;mso-width-relative:margin;mso-height-relative:margin;v-text-anchor:middle" type="#_x0000_t202" ns2:anchorId="360D1567" ns11:gfxdata="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">
+              <v:shape w14:anchorId="360D1567" id="_x0000_s1027" type="#_x0000_t202" style="position:absolute;left:0;text-align:left;margin-left:351.2pt;margin-top:58pt;width:101.5pt;height:68pt;z-index:251693568;visibility:visible;mso-wrap-style:square;mso-width-percent:0;mso-height-percent:0;mso-wrap-distance-left:9pt;mso-wrap-distance-top:0;mso-wrap-distance-right:9pt;mso-wrap-distance-bottom:0;mso-position-horizontal:absolute;mso-position-horizontal-relative:margin;mso-position-vertical:absolute;mso-position-vertical-relative:text;mso-width-percent:0;mso-height-percent:0;mso-width-relative:margin;mso-height-relative:margin;v-text-anchor:middle" o:gfxdata="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" fillcolor="white [3201]" strokeweight=".5pt">
                 <v:textbox>
                   <w:txbxContent>
-                    <w:p ns2:paraId="55F54B3B" ns2:textId="77777777">
+                    <w:p>
                       <w:r>
                         <w:t/>
                       </w:r>
                     </w:p>
                   </w:txbxContent>
                 </v:textbox>
-                <ns12:wrap anchorx="margin"/>
+                <w10:wrap anchorx="margin"/>
               </v:shape>
             </w:pict>
-          </ns1:Fallback>
-        </ns1:AlternateContent>
-      </w:r>
-      <w:r>
-        <w:rPr>
-          <w:rFonts w:ascii="Aptos" w:cs="Consolas" w:hAnsi="Aptos"/>
+          </mc:Fallback>
+        </mc:AlternateContent>
+      </w:r>
+      <w:r>
+        <w:rPr>
+          <w:rFonts w:ascii="Aptos" w:hAnsi="Aptos" w:cs="Consolas"/>
           <w:noProof/>
         </w:rPr>
         <w:drawing>
-          <wp:inline distB="0" distL="0" distR="0" distT="0" ns4:anchorId="1F10A6E6" ns4:editId="3E7C89D5">
+          <wp:inline distT="0" distB="0" distL="0" distR="0" wp14:anchorId="1F10A6E6" wp14:editId="3E7C89D5">
             <wp:extent cx="5222518" cy="2787650"/>
-            <wp:effectExtent b="12700" l="19050" r="16510" t="19050"/>
+            <wp:effectExtent l="19050" t="19050" r="16510" b="12700"/>
             <wp:docPr id="2036878024" name="Imagen 1"/>
             <wp:cNvGraphicFramePr>
-              <a:graphicFrameLocks noChangeAspect="1"/>
+              <a:graphicFrameLocks xmlns:a="http://schemas.openxmlformats.org/drawingml/2006/main" noChangeAspect="1"/>
             </wp:cNvGraphicFramePr>
-            <a:graphic>
+            <a:graphic xmlns:a="http://schemas.openxmlformats.org/drawingml/2006/main">
               <a:graphicData uri="http://schemas.openxmlformats.org/drawingml/2006/picture">
-                <pic:pic>
+                <pic:pic xmlns:pic="http://schemas.openxmlformats.org/drawingml/2006/picture">
                   <pic:nvPicPr>
                     <pic:cNvPr id="2036878024" name=""/>
                     <pic:cNvPicPr/>
@@ -4200,50 +3895,50 @@
         </w:drawing>
       </w:r>
     </w:p>
-    <w:p ns2:paraId="348B67B1" ns2:textId="7CE41085">
+    <w:p>
       <w:pPr>
         <w:spacing w:after="0" w:line="240" w:lineRule="auto"/>
         <w:ind w:left="709"/>
         <w:rPr>
-          <w:rFonts w:ascii="Aptos" w:cs="Consolas" w:hAnsi="Aptos"/>
+          <w:rFonts w:ascii="Aptos" w:hAnsi="Aptos" w:cs="Consolas"/>
           <w:noProof/>
         </w:rPr>
       </w:pPr>
     </w:p>
     <w:tbl>
       <w:tblPr>
-        <w:tblW w:type="auto" w:w="0"/>
+        <w:tblW w:w="0" w:type="auto"/>
         <w:jc w:val="center"/>
         <w:tblCellMar>
-          <w:left w:type="dxa" w:w="0"/>
-          <w:right w:type="dxa" w:w="0"/>
+          <w:left w:w="0" w:type="dxa"/>
+          <w:right w:w="0" w:type="dxa"/>
         </w:tblCellMar>
-        <w:tblLook w:firstColumn="1" w:firstRow="1" w:lastColumn="0" w:lastRow="0" w:noHBand="0" w:noVBand="1" w:val="04A0"/>
+        <w:tblLook w:val="04A0" w:firstRow="1" w:lastRow="0" w:firstColumn="1" w:lastColumn="0" w:noHBand="0" w:noVBand="1"/>
       </w:tblPr>
       <w:tblGrid>
         <w:gridCol w:w="1419"/>
         <w:gridCol w:w="609"/>
       </w:tblGrid>
-      <w:tr ns2:paraId="045117E7" ns2:textId="77777777">
+      <w:tr>
         <w:trPr>
           <w:trHeight w:val="170"/>
           <w:jc w:val="center"/>
         </w:trPr>
         <w:tc>
           <w:tcPr>
-            <w:tcW w:type="auto" w:w="0"/>
+            <w:tcW w:w="0" w:type="auto"/>
             <w:tcBorders>
-              <w:top w:color="000000" w:space="0" w:sz="4" w:val="single"/>
-              <w:left w:color="000000" w:space="0" w:sz="4" w:val="single"/>
+              <w:top w:val="single" w:sz="4" w:space="0" w:color="000000"/>
+              <w:left w:val="single" w:sz="4" w:space="0" w:color="000000"/>
               <w:bottom w:val="nil"/>
               <w:right w:val="nil"/>
             </w:tcBorders>
-            <w:shd w:color="000000" w:fill="95B3D7" w:val="clear"/>
+            <w:shd w:val="clear" w:color="000000" w:fill="95B3D7"/>
             <w:noWrap/>
             <w:vAlign w:val="center"/>
             <w:hideMark/>
           </w:tcPr>
-          <w:p ns2:paraId="3E06270F" ns2:textId="77777777">
+          <w:p>
             <w:pPr>
               <w:spacing w:after="0" w:line="240" w:lineRule="auto"/>
               <w:jc w:val="center"/>
@@ -4270,19 +3965,19 @@
         </w:tc>
         <w:tc>
           <w:tcPr>
-            <w:tcW w:type="auto" w:w="0"/>
+            <w:tcW w:w="0" w:type="auto"/>
             <w:tcBorders>
-              <w:top w:color="auto" w:space="0" w:sz="4" w:val="single"/>
-              <w:left w:color="auto" w:space="0" w:sz="4" w:val="single"/>
-              <w:bottom w:color="auto" w:space="0" w:sz="4" w:val="single"/>
-              <w:right w:color="auto" w:space="0" w:sz="4" w:val="single"/>
+              <w:top w:val="single" w:sz="4" w:space="0" w:color="auto"/>
+              <w:left w:val="single" w:sz="4" w:space="0" w:color="auto"/>
+              <w:bottom w:val="single" w:sz="4" w:space="0" w:color="auto"/>
+              <w:right w:val="single" w:sz="4" w:space="0" w:color="auto"/>
             </w:tcBorders>
-            <w:shd w:color="000000" w:fill="95B3D7" w:val="clear"/>
+            <w:shd w:val="clear" w:color="000000" w:fill="95B3D7"/>
             <w:noWrap/>
             <w:vAlign w:val="center"/>
             <w:hideMark/>
           </w:tcPr>
-          <w:p ns2:paraId="0D1546FD" ns2:textId="77777777">
+          <w:p>
             <w:pPr>
               <w:spacing w:after="0"/>
               <w:jc w:val="center"/>
@@ -4307,25 +4002,25 @@
           </w:p>
         </w:tc>
       </w:tr>
-      <w:tr ns2:paraId="6A091E65" ns2:textId="77777777">
+      <w:tr>
         <w:trPr>
           <w:trHeight w:val="170"/>
           <w:jc w:val="center"/>
         </w:trPr>
         <w:tc>
           <w:tcPr>
-            <w:tcW w:type="auto" w:w="0"/>
+            <w:tcW w:w="0" w:type="auto"/>
             <w:tcBorders>
-              <w:top w:color="auto" w:space="0" w:sz="4" w:val="single"/>
-              <w:left w:color="auto" w:space="0" w:sz="4" w:val="single"/>
-              <w:bottom w:color="auto" w:space="0" w:sz="4" w:val="single"/>
-              <w:right w:color="auto" w:space="0" w:sz="4" w:val="single"/>
+              <w:top w:val="single" w:sz="4" w:space="0" w:color="auto"/>
+              <w:left w:val="single" w:sz="4" w:space="0" w:color="auto"/>
+              <w:bottom w:val="single" w:sz="4" w:space="0" w:color="auto"/>
+              <w:right w:val="single" w:sz="4" w:space="0" w:color="auto"/>
             </w:tcBorders>
             <w:noWrap/>
             <w:vAlign w:val="center"/>
             <w:hideMark/>
           </w:tcPr>
-          <w:p ns2:paraId="360EB10A" ns2:textId="77777777">
+          <w:p>
             <w:pPr>
               <w:spacing w:after="0" w:line="240" w:lineRule="auto"/>
               <w:jc w:val="center"/>
@@ -4349,18 +4044,18 @@
         </w:tc>
         <w:tc>
           <w:tcPr>
-            <w:tcW w:type="auto" w:w="0"/>
+            <w:tcW w:w="0" w:type="auto"/>
             <w:tcBorders>
               <w:top w:val="nil"/>
               <w:left w:val="nil"/>
-              <w:bottom w:color="auto" w:space="0" w:sz="4" w:val="single"/>
-              <w:right w:color="auto" w:space="0" w:sz="4" w:val="single"/>
+              <w:bottom w:val="single" w:sz="4" w:space="0" w:color="auto"/>
+              <w:right w:val="single" w:sz="4" w:space="0" w:color="auto"/>
             </w:tcBorders>
             <w:noWrap/>
             <w:vAlign w:val="center"/>
             <w:hideMark/>
           </w:tcPr>
-          <w:p ns2:paraId="6CAAA858" ns2:textId="77777777">
+          <w:p>
             <w:pPr>
               <w:spacing w:after="0" w:line="240" w:lineRule="auto"/>
               <w:jc w:val="center"/>
@@ -4378,30 +4073,30 @@
                 <w:sz w:val="20"/>
                 <w:szCs w:val="20"/>
               </w:rPr>
-              <w:t>96.52%</w:t>
+              <w:t>99.84%</w:t>
             </w:r>
           </w:p>
         </w:tc>
       </w:tr>
-      <w:tr ns2:paraId="783C58BF" ns2:textId="77777777">
+      <w:tr>
         <w:trPr>
           <w:trHeight w:val="170"/>
           <w:jc w:val="center"/>
         </w:trPr>
         <w:tc>
           <w:tcPr>
-            <w:tcW w:type="auto" w:w="0"/>
+            <w:tcW w:w="0" w:type="auto"/>
             <w:tcBorders>
               <w:top w:val="nil"/>
-              <w:left w:color="auto" w:space="0" w:sz="4" w:val="single"/>
-              <w:bottom w:color="auto" w:space="0" w:sz="4" w:val="single"/>
-              <w:right w:color="auto" w:space="0" w:sz="4" w:val="single"/>
+              <w:left w:val="single" w:sz="4" w:space="0" w:color="auto"/>
+              <w:bottom w:val="single" w:sz="4" w:space="0" w:color="auto"/>
+              <w:right w:val="single" w:sz="4" w:space="0" w:color="auto"/>
             </w:tcBorders>
             <w:noWrap/>
             <w:vAlign w:val="center"/>
             <w:hideMark/>
           </w:tcPr>
-          <w:p ns2:paraId="7ADFEE37" ns2:textId="77777777">
+          <w:p>
             <w:pPr>
               <w:spacing w:after="0" w:line="240" w:lineRule="auto"/>
               <w:jc w:val="center"/>
@@ -4425,18 +4120,18 @@
         </w:tc>
         <w:tc>
           <w:tcPr>
-            <w:tcW w:type="auto" w:w="0"/>
+            <w:tcW w:w="0" w:type="auto"/>
             <w:tcBorders>
               <w:top w:val="nil"/>
               <w:left w:val="nil"/>
-              <w:bottom w:color="auto" w:space="0" w:sz="4" w:val="single"/>
-              <w:right w:color="auto" w:space="0" w:sz="4" w:val="single"/>
+              <w:bottom w:val="single" w:sz="4" w:space="0" w:color="auto"/>
+              <w:right w:val="single" w:sz="4" w:space="0" w:color="auto"/>
             </w:tcBorders>
             <w:noWrap/>
             <w:vAlign w:val="center"/>
             <w:hideMark/>
           </w:tcPr>
-          <w:p ns2:paraId="7BC2B8E6" ns2:textId="77777777">
+          <w:p>
             <w:pPr>
               <w:spacing w:after="0" w:line="240" w:lineRule="auto"/>
               <w:jc w:val="center"/>
@@ -4454,30 +4149,30 @@
                 <w:sz w:val="20"/>
                 <w:szCs w:val="20"/>
               </w:rPr>
-              <w:t>95.99%</w:t>
+              <w:t>99.84%</w:t>
             </w:r>
           </w:p>
         </w:tc>
       </w:tr>
-      <w:tr ns2:paraId="1C9F3C7C" ns2:textId="77777777">
+      <w:tr>
         <w:trPr>
           <w:trHeight w:val="170"/>
           <w:jc w:val="center"/>
         </w:trPr>
         <w:tc>
           <w:tcPr>
-            <w:tcW w:type="auto" w:w="0"/>
+            <w:tcW w:w="0" w:type="auto"/>
             <w:tcBorders>
               <w:top w:val="nil"/>
-              <w:left w:color="auto" w:space="0" w:sz="4" w:val="single"/>
-              <w:bottom w:color="auto" w:space="0" w:sz="4" w:val="single"/>
-              <w:right w:color="auto" w:space="0" w:sz="4" w:val="single"/>
+              <w:left w:val="single" w:sz="4" w:space="0" w:color="auto"/>
+              <w:bottom w:val="single" w:sz="4" w:space="0" w:color="auto"/>
+              <w:right w:val="single" w:sz="4" w:space="0" w:color="auto"/>
             </w:tcBorders>
             <w:noWrap/>
             <w:vAlign w:val="center"/>
             <w:hideMark/>
           </w:tcPr>
-          <w:p ns2:paraId="3E2587B4" ns2:textId="77777777">
+          <w:p>
             <w:pPr>
               <w:spacing w:after="0" w:line="240" w:lineRule="auto"/>
               <w:jc w:val="center"/>
@@ -4501,18 +4196,18 @@
         </w:tc>
         <w:tc>
           <w:tcPr>
-            <w:tcW w:type="auto" w:w="0"/>
+            <w:tcW w:w="0" w:type="auto"/>
             <w:tcBorders>
               <w:top w:val="nil"/>
               <w:left w:val="nil"/>
-              <w:bottom w:color="auto" w:space="0" w:sz="4" w:val="single"/>
-              <w:right w:color="auto" w:space="0" w:sz="4" w:val="single"/>
+              <w:bottom w:val="single" w:sz="4" w:space="0" w:color="auto"/>
+              <w:right w:val="single" w:sz="4" w:space="0" w:color="auto"/>
             </w:tcBorders>
             <w:noWrap/>
             <w:vAlign w:val="center"/>
             <w:hideMark/>
           </w:tcPr>
-          <w:p ns2:paraId="40D3E905" ns2:textId="77777777">
+          <w:p>
             <w:pPr>
               <w:spacing w:after="0" w:line="240" w:lineRule="auto"/>
               <w:jc w:val="center"/>
@@ -4530,13 +4225,13 @@
                 <w:sz w:val="20"/>
                 <w:szCs w:val="20"/>
               </w:rPr>
-              <w:t>96.43%</w:t>
+              <w:t>99.84%</w:t>
             </w:r>
           </w:p>
         </w:tc>
       </w:tr>
     </w:tbl>
-    <w:p ns2:paraId="5756EF02" ns2:textId="7FBEBA15">
+    <w:p>
       <w:pPr>
         <w:pStyle w:val="Ttulo2"/>
       </w:pPr>
@@ -4546,14 +4241,14 @@
       </w:r>
     </w:p>
     <w:bookmarkEnd w:id="1"/>
-    <w:p ns2:paraId="75F9F911" ns2:textId="56F0D330">
+    <w:p>
       <w:pPr>
         <w:tabs>
-          <w:tab w:pos="709" w:val="left"/>
-          <w:tab w:pos="1134" w:val="left"/>
+          <w:tab w:val="left" w:pos="709"/>
+          <w:tab w:val="left" w:pos="1134"/>
         </w:tabs>
         <w:spacing w:after="0" w:line="240" w:lineRule="auto"/>
-        <w:ind w:firstLine="11" w:left="567"/>
+        <w:ind w:left="567" w:firstLine="11"/>
         <w:jc w:val="both"/>
         <w:rPr>
           <w:rFonts w:cs="Calibri"/>
@@ -4590,22 +4285,22 @@
         <w:t/>
       </w:r>
     </w:p>
-    <w:p ns2:paraId="3449707C" ns2:textId="111D70C0">
+    <w:p>
       <w:pPr>
         <w:spacing w:after="0" w:line="240" w:lineRule="auto"/>
-        <w:ind w:firstLine="11" w:left="567"/>
+        <w:ind w:left="567" w:firstLine="11"/>
         <w:jc w:val="center"/>
       </w:pPr>
     </w:p>
     <w:tbl>
       <w:tblPr>
-        <w:tblW w:type="auto" w:w="0"/>
-        <w:tblInd w:type="dxa" w:w="704"/>
+        <w:tblW w:w="0" w:type="auto"/>
+        <w:tblInd w:w="704" w:type="dxa"/>
         <w:tblCellMar>
-          <w:left w:type="dxa" w:w="70"/>
-          <w:right w:type="dxa" w:w="70"/>
+          <w:left w:w="70" w:type="dxa"/>
+          <w:right w:w="70" w:type="dxa"/>
         </w:tblCellMar>
-        <w:tblLook w:firstColumn="1" w:firstRow="1" w:lastColumn="0" w:lastRow="0" w:noHBand="0" w:noVBand="1" w:val="04A0"/>
+        <w:tblLook w:val="04A0" w:firstRow="1" w:lastRow="0" w:firstColumn="1" w:lastColumn="0" w:noHBand="0" w:noVBand="1"/>
       </w:tblPr>
       <w:tblGrid>
         <w:gridCol w:w="2257"/>
@@ -4615,30 +4310,30 @@
         <w:gridCol w:w="1349"/>
         <w:gridCol w:w="1452"/>
       </w:tblGrid>
-      <w:tr ns2:paraId="463E070A" ns2:textId="77777777">
+      <w:tr>
         <w:trPr>
           <w:trHeight w:val="630"/>
         </w:trPr>
         <w:tc>
           <w:tcPr>
-            <w:tcW w:type="auto" w:w="0"/>
+            <w:tcW w:w="0" w:type="auto"/>
             <w:vMerge w:val="restart"/>
             <w:tcBorders>
-              <w:top w:color="auto" w:space="0" w:sz="4" w:val="single"/>
-              <w:left w:color="auto" w:space="0" w:sz="4" w:val="single"/>
-              <w:bottom w:color="auto" w:space="0" w:sz="4" w:val="single"/>
-              <w:right w:color="auto" w:space="0" w:sz="4" w:val="single"/>
+              <w:top w:val="single" w:sz="4" w:space="0" w:color="auto"/>
+              <w:left w:val="single" w:sz="4" w:space="0" w:color="auto"/>
+              <w:bottom w:val="single" w:sz="4" w:space="0" w:color="auto"/>
+              <w:right w:val="single" w:sz="4" w:space="0" w:color="auto"/>
             </w:tcBorders>
-            <w:shd w:color="000000" w:fill="EBF1DE" w:val="clear"/>
+            <w:shd w:val="clear" w:color="000000" w:fill="EBF1DE"/>
             <w:vAlign w:val="center"/>
             <w:hideMark/>
           </w:tcPr>
-          <w:p ns2:paraId="7BCB5816" ns2:textId="77777777">
+          <w:p>
             <w:pPr>
               <w:spacing w:after="0" w:line="240" w:lineRule="auto"/>
               <w:jc w:val="center"/>
               <w:rPr>
-                <w:rFonts w:cs="Calibri" w:eastAsia="Times New Roman"/>
+                <w:rFonts w:eastAsia="Times New Roman" w:cs="Calibri"/>
                 <w:color w:val="000000"/>
                 <w:sz w:val="20"/>
                 <w:szCs w:val="20"/>
@@ -4647,7 +4342,7 @@
             </w:pPr>
             <w:r>
               <w:rPr>
-                <w:rFonts w:cs="Calibri" w:eastAsia="Times New Roman"/>
+                <w:rFonts w:eastAsia="Times New Roman" w:cs="Calibri"/>
                 <w:color w:val="000000"/>
                 <w:sz w:val="20"/>
                 <w:szCs w:val="20"/>
@@ -4659,23 +4354,23 @@
         </w:tc>
         <w:tc>
           <w:tcPr>
-            <w:tcW w:type="auto" w:w="0"/>
+            <w:tcW w:w="0" w:type="auto"/>
             <w:tcBorders>
-              <w:top w:color="auto" w:space="0" w:sz="4" w:val="single"/>
+              <w:top w:val="single" w:sz="4" w:space="0" w:color="auto"/>
               <w:left w:val="nil"/>
-              <w:bottom w:color="auto" w:space="0" w:sz="4" w:val="single"/>
-              <w:right w:color="auto" w:space="0" w:sz="4" w:val="single"/>
+              <w:bottom w:val="single" w:sz="4" w:space="0" w:color="auto"/>
+              <w:right w:val="single" w:sz="4" w:space="0" w:color="auto"/>
             </w:tcBorders>
-            <w:shd w:color="000000" w:fill="D9D9D9" w:val="clear"/>
+            <w:shd w:val="clear" w:color="000000" w:fill="D9D9D9"/>
             <w:vAlign w:val="center"/>
             <w:hideMark/>
           </w:tcPr>
-          <w:p ns2:paraId="42FF36C8" ns2:textId="77777777">
+          <w:p>
             <w:pPr>
               <w:spacing w:after="0" w:line="240" w:lineRule="auto"/>
               <w:jc w:val="center"/>
               <w:rPr>
-                <w:rFonts w:cs="Calibri" w:eastAsia="Times New Roman"/>
+                <w:rFonts w:eastAsia="Times New Roman" w:cs="Calibri"/>
                 <w:b/>
                 <w:bCs/>
                 <w:color w:val="000000"/>
@@ -4686,7 +4381,7 @@
             </w:pPr>
             <w:r>
               <w:rPr>
-                <w:rFonts w:cs="Calibri" w:eastAsia="Times New Roman"/>
+                <w:rFonts w:eastAsia="Times New Roman" w:cs="Calibri"/>
                 <w:b/>
                 <w:bCs/>
                 <w:color w:val="000000"/>
@@ -4700,23 +4395,23 @@
         </w:tc>
         <w:tc>
           <w:tcPr>
-            <w:tcW w:type="auto" w:w="0"/>
+            <w:tcW w:w="0" w:type="auto"/>
             <w:tcBorders>
-              <w:top w:color="auto" w:space="0" w:sz="4" w:val="single"/>
+              <w:top w:val="single" w:sz="4" w:space="0" w:color="auto"/>
               <w:left w:val="nil"/>
-              <w:bottom w:color="auto" w:space="0" w:sz="4" w:val="single"/>
-              <w:right w:color="auto" w:space="0" w:sz="4" w:val="single"/>
+              <w:bottom w:val="single" w:sz="4" w:space="0" w:color="auto"/>
+              <w:right w:val="single" w:sz="4" w:space="0" w:color="auto"/>
             </w:tcBorders>
-            <w:shd w:color="000000" w:fill="D9D9D9" w:val="clear"/>
+            <w:shd w:val="clear" w:color="000000" w:fill="D9D9D9"/>
             <w:vAlign w:val="center"/>
             <w:hideMark/>
           </w:tcPr>
-          <w:p ns2:paraId="53E57AFC" ns2:textId="77777777">
+          <w:p>
             <w:pPr>
               <w:spacing w:after="0" w:line="240" w:lineRule="auto"/>
               <w:jc w:val="center"/>
               <w:rPr>
-                <w:rFonts w:cs="Calibri" w:eastAsia="Times New Roman"/>
+                <w:rFonts w:eastAsia="Times New Roman" w:cs="Calibri"/>
                 <w:b/>
                 <w:bCs/>
                 <w:color w:val="000000"/>
@@ -4727,7 +4422,7 @@
             </w:pPr>
             <w:r>
               <w:rPr>
-                <w:rFonts w:cs="Calibri" w:eastAsia="Times New Roman"/>
+                <w:rFonts w:eastAsia="Times New Roman" w:cs="Calibri"/>
                 <w:b/>
                 <w:bCs/>
                 <w:color w:val="000000"/>
@@ -4740,7 +4435,7 @@
             <w:proofErr w:type="spellStart"/>
             <w:r>
               <w:rPr>
-                <w:rFonts w:cs="Calibri" w:eastAsia="Times New Roman"/>
+                <w:rFonts w:eastAsia="Times New Roman" w:cs="Calibri"/>
                 <w:b/>
                 <w:bCs/>
                 <w:color w:val="000000"/>
@@ -4753,7 +4448,7 @@
             <w:proofErr w:type="spellEnd"/>
             <w:r>
               <w:rPr>
-                <w:rFonts w:cs="Calibri" w:eastAsia="Times New Roman"/>
+                <w:rFonts w:eastAsia="Times New Roman" w:cs="Calibri"/>
                 <w:b/>
                 <w:bCs/>
                 <w:color w:val="000000"/>
@@ -4766,7 +4461,7 @@
             <w:proofErr w:type="spellStart"/>
             <w:r>
               <w:rPr>
-                <w:rFonts w:cs="Calibri" w:eastAsia="Times New Roman"/>
+                <w:rFonts w:eastAsia="Times New Roman" w:cs="Calibri"/>
                 <w:b/>
                 <w:bCs/>
                 <w:color w:val="000000"/>
@@ -4779,7 +4474,7 @@
             <w:proofErr w:type="spellEnd"/>
             <w:r>
               <w:rPr>
-                <w:rFonts w:cs="Calibri" w:eastAsia="Times New Roman"/>
+                <w:rFonts w:eastAsia="Times New Roman" w:cs="Calibri"/>
                 <w:b/>
                 <w:bCs/>
                 <w:color w:val="000000"/>
@@ -4793,23 +4488,23 @@
         </w:tc>
         <w:tc>
           <w:tcPr>
-            <w:tcW w:type="auto" w:w="0"/>
+            <w:tcW w:w="0" w:type="auto"/>
             <w:tcBorders>
-              <w:top w:color="auto" w:space="0" w:sz="4" w:val="single"/>
+              <w:top w:val="single" w:sz="4" w:space="0" w:color="auto"/>
               <w:left w:val="nil"/>
-              <w:bottom w:color="auto" w:space="0" w:sz="4" w:val="single"/>
-              <w:right w:color="auto" w:space="0" w:sz="4" w:val="single"/>
+              <w:bottom w:val="single" w:sz="4" w:space="0" w:color="auto"/>
+              <w:right w:val="single" w:sz="4" w:space="0" w:color="auto"/>
             </w:tcBorders>
-            <w:shd w:color="000000" w:fill="D9D9D9" w:val="clear"/>
+            <w:shd w:val="clear" w:color="000000" w:fill="D9D9D9"/>
             <w:vAlign w:val="center"/>
             <w:hideMark/>
           </w:tcPr>
-          <w:p ns2:paraId="25ABF7B4" ns2:textId="77777777">
+          <w:p>
             <w:pPr>
               <w:spacing w:after="0" w:line="240" w:lineRule="auto"/>
               <w:jc w:val="center"/>
               <w:rPr>
-                <w:rFonts w:cs="Calibri" w:eastAsia="Times New Roman"/>
+                <w:rFonts w:eastAsia="Times New Roman" w:cs="Calibri"/>
                 <w:b/>
                 <w:bCs/>
                 <w:color w:val="000000"/>
@@ -4821,7 +4516,7 @@
             <w:proofErr w:type="spellStart"/>
             <w:r>
               <w:rPr>
-                <w:rFonts w:cs="Calibri" w:eastAsia="Times New Roman"/>
+                <w:rFonts w:eastAsia="Times New Roman" w:cs="Calibri"/>
                 <w:b/>
                 <w:bCs/>
                 <w:color w:val="000000"/>
@@ -4834,7 +4529,7 @@
             <w:proofErr w:type="spellEnd"/>
             <w:r>
               <w:rPr>
-                <w:rFonts w:cs="Calibri" w:eastAsia="Times New Roman"/>
+                <w:rFonts w:eastAsia="Times New Roman" w:cs="Calibri"/>
                 <w:b/>
                 <w:bCs/>
                 <w:color w:val="000000"/>
@@ -4847,7 +4542,7 @@
             <w:proofErr w:type="spellStart"/>
             <w:r>
               <w:rPr>
-                <w:rFonts w:cs="Calibri" w:eastAsia="Times New Roman"/>
+                <w:rFonts w:eastAsia="Times New Roman" w:cs="Calibri"/>
                 <w:b/>
                 <w:bCs/>
                 <w:color w:val="000000"/>
@@ -4860,7 +4555,7 @@
             <w:proofErr w:type="spellEnd"/>
             <w:r>
               <w:rPr>
-                <w:rFonts w:cs="Calibri" w:eastAsia="Times New Roman"/>
+                <w:rFonts w:eastAsia="Times New Roman" w:cs="Calibri"/>
                 <w:b/>
                 <w:bCs/>
                 <w:color w:val="000000"/>
@@ -4873,7 +4568,7 @@
             <w:proofErr w:type="spellStart"/>
             <w:r>
               <w:rPr>
-                <w:rFonts w:cs="Calibri" w:eastAsia="Times New Roman"/>
+                <w:rFonts w:eastAsia="Times New Roman" w:cs="Calibri"/>
                 <w:b/>
                 <w:bCs/>
                 <w:color w:val="000000"/>
@@ -4886,7 +4581,7 @@
             <w:proofErr w:type="spellEnd"/>
             <w:r>
               <w:rPr>
-                <w:rFonts w:cs="Calibri" w:eastAsia="Times New Roman"/>
+                <w:rFonts w:eastAsia="Times New Roman" w:cs="Calibri"/>
                 <w:b/>
                 <w:bCs/>
                 <w:color w:val="000000"/>
@@ -4900,23 +4595,23 @@
         </w:tc>
         <w:tc>
           <w:tcPr>
-            <w:tcW w:type="auto" w:w="0"/>
+            <w:tcW w:w="0" w:type="auto"/>
             <w:tcBorders>
-              <w:top w:color="auto" w:space="0" w:sz="4" w:val="single"/>
+              <w:top w:val="single" w:sz="4" w:space="0" w:color="auto"/>
               <w:left w:val="nil"/>
-              <w:bottom w:color="auto" w:space="0" w:sz="4" w:val="single"/>
-              <w:right w:color="auto" w:space="0" w:sz="4" w:val="single"/>
+              <w:bottom w:val="single" w:sz="4" w:space="0" w:color="auto"/>
+              <w:right w:val="single" w:sz="4" w:space="0" w:color="auto"/>
             </w:tcBorders>
-            <w:shd w:color="000000" w:fill="D9D9D9" w:val="clear"/>
+            <w:shd w:val="clear" w:color="000000" w:fill="D9D9D9"/>
             <w:vAlign w:val="center"/>
             <w:hideMark/>
           </w:tcPr>
-          <w:p ns2:paraId="514A8C48" ns2:textId="77777777">
+          <w:p>
             <w:pPr>
               <w:spacing w:after="0" w:line="240" w:lineRule="auto"/>
               <w:jc w:val="center"/>
               <w:rPr>
-                <w:rFonts w:cs="Calibri" w:eastAsia="Times New Roman"/>
+                <w:rFonts w:eastAsia="Times New Roman" w:cs="Calibri"/>
                 <w:b/>
                 <w:bCs/>
                 <w:color w:val="000000"/>
@@ -4927,7 +4622,7 @@
             </w:pPr>
             <w:r>
               <w:rPr>
-                <w:rFonts w:cs="Calibri" w:eastAsia="Times New Roman"/>
+                <w:rFonts w:eastAsia="Times New Roman" w:cs="Calibri"/>
                 <w:b/>
                 <w:bCs/>
                 <w:color w:val="000000"/>
@@ -4940,7 +4635,7 @@
             <w:proofErr w:type="spellStart"/>
             <w:r>
               <w:rPr>
-                <w:rFonts w:cs="Calibri" w:eastAsia="Times New Roman"/>
+                <w:rFonts w:eastAsia="Times New Roman" w:cs="Calibri"/>
                 <w:b/>
                 <w:bCs/>
                 <w:color w:val="000000"/>
@@ -4953,7 +4648,7 @@
             <w:proofErr w:type="spellEnd"/>
             <w:r>
               <w:rPr>
-                <w:rFonts w:cs="Calibri" w:eastAsia="Times New Roman"/>
+                <w:rFonts w:eastAsia="Times New Roman" w:cs="Calibri"/>
                 <w:b/>
                 <w:bCs/>
                 <w:color w:val="000000"/>
@@ -4967,23 +4662,23 @@
         </w:tc>
         <w:tc>
           <w:tcPr>
-            <w:tcW w:type="auto" w:w="0"/>
+            <w:tcW w:w="0" w:type="auto"/>
             <w:tcBorders>
-              <w:top w:color="auto" w:space="0" w:sz="4" w:val="single"/>
+              <w:top w:val="single" w:sz="4" w:space="0" w:color="auto"/>
               <w:left w:val="nil"/>
-              <w:bottom w:color="auto" w:space="0" w:sz="4" w:val="single"/>
-              <w:right w:color="auto" w:space="0" w:sz="4" w:val="single"/>
+              <w:bottom w:val="single" w:sz="4" w:space="0" w:color="auto"/>
+              <w:right w:val="single" w:sz="4" w:space="0" w:color="auto"/>
             </w:tcBorders>
-            <w:shd w:color="000000" w:fill="D9D9D9" w:val="clear"/>
+            <w:shd w:val="clear" w:color="000000" w:fill="D9D9D9"/>
             <w:vAlign w:val="center"/>
             <w:hideMark/>
           </w:tcPr>
-          <w:p ns2:paraId="33F48278" ns2:textId="77777777">
+          <w:p>
             <w:pPr>
               <w:spacing w:after="0" w:line="240" w:lineRule="auto"/>
               <w:jc w:val="center"/>
               <w:rPr>
-                <w:rFonts w:cs="Calibri" w:eastAsia="Times New Roman"/>
+                <w:rFonts w:eastAsia="Times New Roman" w:cs="Calibri"/>
                 <w:b/>
                 <w:bCs/>
                 <w:color w:val="000000"/>
@@ -4994,7 +4689,7 @@
             </w:pPr>
             <w:r>
               <w:rPr>
-                <w:rFonts w:cs="Calibri" w:eastAsia="Times New Roman"/>
+                <w:rFonts w:eastAsia="Times New Roman" w:cs="Calibri"/>
                 <w:b/>
                 <w:bCs/>
                 <w:color w:val="000000"/>
@@ -5007,7 +4702,7 @@
             <w:proofErr w:type="spellStart"/>
             <w:r>
               <w:rPr>
-                <w:rFonts w:cs="Calibri" w:eastAsia="Times New Roman"/>
+                <w:rFonts w:eastAsia="Times New Roman" w:cs="Calibri"/>
                 <w:b/>
                 <w:bCs/>
                 <w:color w:val="000000"/>
@@ -5020,7 +4715,7 @@
             <w:proofErr w:type="spellEnd"/>
             <w:r>
               <w:rPr>
-                <w:rFonts w:cs="Calibri" w:eastAsia="Times New Roman"/>
+                <w:rFonts w:eastAsia="Times New Roman" w:cs="Calibri"/>
                 <w:b/>
                 <w:bCs/>
                 <w:color w:val="000000"/>
@@ -5033,28 +4728,28 @@
           </w:p>
         </w:tc>
       </w:tr>
-      <w:tr ns2:paraId="6B6F0B32" ns2:textId="77777777">
+      <w:tr>
         <w:trPr>
           <w:trHeight w:val="315"/>
         </w:trPr>
         <w:tc>
           <w:tcPr>
-            <w:tcW w:type="auto" w:w="0"/>
+            <w:tcW w:w="0" w:type="auto"/>
             <w:vMerge/>
             <w:tcBorders>
-              <w:top w:color="auto" w:space="0" w:sz="4" w:val="single"/>
-              <w:left w:color="auto" w:space="0" w:sz="4" w:val="single"/>
-              <w:bottom w:color="auto" w:space="0" w:sz="4" w:val="single"/>
-              <w:right w:color="auto" w:space="0" w:sz="4" w:val="single"/>
+              <w:top w:val="single" w:sz="4" w:space="0" w:color="auto"/>
+              <w:left w:val="single" w:sz="4" w:space="0" w:color="auto"/>
+              <w:bottom w:val="single" w:sz="4" w:space="0" w:color="auto"/>
+              <w:right w:val="single" w:sz="4" w:space="0" w:color="auto"/>
             </w:tcBorders>
             <w:vAlign w:val="center"/>
             <w:hideMark/>
           </w:tcPr>
-          <w:p ns2:paraId="54A0F57B" ns2:textId="77777777">
+          <w:p>
             <w:pPr>
               <w:spacing w:after="0" w:line="240" w:lineRule="auto"/>
               <w:rPr>
-                <w:rFonts w:cs="Calibri" w:eastAsia="Times New Roman"/>
+                <w:rFonts w:eastAsia="Times New Roman" w:cs="Calibri"/>
                 <w:color w:val="000000"/>
                 <w:sz w:val="20"/>
                 <w:szCs w:val="20"/>
@@ -5065,22 +4760,22 @@
         </w:tc>
         <w:tc>
           <w:tcPr>
-            <w:tcW w:type="auto" w:w="0"/>
+            <w:tcW w:w="0" w:type="auto"/>
             <w:tcBorders>
               <w:top w:val="nil"/>
               <w:left w:val="nil"/>
-              <w:bottom w:color="auto" w:space="0" w:sz="4" w:val="single"/>
-              <w:right w:color="auto" w:space="0" w:sz="4" w:val="single"/>
+              <w:bottom w:val="single" w:sz="4" w:space="0" w:color="auto"/>
+              <w:right w:val="single" w:sz="4" w:space="0" w:color="auto"/>
             </w:tcBorders>
             <w:vAlign w:val="center"/>
             <w:hideMark/>
           </w:tcPr>
-          <w:p ns2:paraId="3DF64A46" ns2:textId="77777777">
+          <w:p>
             <w:pPr>
               <w:spacing w:after="0" w:line="240" w:lineRule="auto"/>
               <w:jc w:val="center"/>
               <w:rPr>
-                <w:rFonts w:cs="Calibri" w:eastAsia="Times New Roman"/>
+                <w:rFonts w:eastAsia="Times New Roman" w:cs="Calibri"/>
                 <w:color w:val="000000"/>
                 <w:sz w:val="20"/>
                 <w:szCs w:val="20"/>
@@ -5089,7 +4784,7 @@
             </w:pPr>
             <w:r>
               <w:rPr>
-                <w:rFonts w:cs="Calibri" w:eastAsia="Times New Roman"/>
+                <w:rFonts w:eastAsia="Times New Roman" w:cs="Calibri"/>
                 <w:color w:val="000000"/>
                 <w:sz w:val="20"/>
                 <w:szCs w:val="20"/>
@@ -5101,22 +4796,22 @@
         </w:tc>
         <w:tc>
           <w:tcPr>
-            <w:tcW w:type="auto" w:w="0"/>
+            <w:tcW w:w="0" w:type="auto"/>
             <w:tcBorders>
               <w:top w:val="nil"/>
               <w:left w:val="nil"/>
-              <w:bottom w:color="auto" w:space="0" w:sz="4" w:val="single"/>
-              <w:right w:color="auto" w:space="0" w:sz="4" w:val="single"/>
+              <w:bottom w:val="single" w:sz="4" w:space="0" w:color="auto"/>
+              <w:right w:val="single" w:sz="4" w:space="0" w:color="auto"/>
             </w:tcBorders>
             <w:vAlign w:val="center"/>
             <w:hideMark/>
           </w:tcPr>
-          <w:p ns2:paraId="2C8C2A0F" ns2:textId="77777777">
+          <w:p>
             <w:pPr>
               <w:spacing w:after="0" w:line="240" w:lineRule="auto"/>
               <w:jc w:val="center"/>
               <w:rPr>
-                <w:rFonts w:cs="Calibri" w:eastAsia="Times New Roman"/>
+                <w:rFonts w:eastAsia="Times New Roman" w:cs="Calibri"/>
                 <w:color w:val="000000"/>
                 <w:sz w:val="20"/>
                 <w:szCs w:val="20"/>
@@ -5125,35 +4820,35 @@
             </w:pPr>
             <w:r>
               <w:rPr>
-                <w:rFonts w:cs="Calibri" w:eastAsia="Times New Roman"/>
-                <w:color w:val="000000"/>
-                <w:sz w:val="20"/>
-                <w:szCs w:val="20"/>
-                <w:lang w:eastAsia="es-PE"/>
-              </w:rPr>
-              <w:t>ICA</w:t>
+                <w:rFonts w:eastAsia="Times New Roman" w:cs="Calibri"/>
+                <w:color w:val="000000"/>
+                <w:sz w:val="20"/>
+                <w:szCs w:val="20"/>
+                <w:lang w:eastAsia="es-PE"/>
+              </w:rPr>
+              <w:t>Electro Dunas</w:t>
             </w:r>
           </w:p>
         </w:tc>
         <w:tc>
           <w:tcPr>
-            <w:tcW w:type="auto" w:w="0"/>
+            <w:tcW w:w="0" w:type="auto"/>
             <w:tcBorders>
               <w:top w:val="nil"/>
               <w:left w:val="nil"/>
-              <w:bottom w:color="auto" w:space="0" w:sz="4" w:val="single"/>
-              <w:right w:color="auto" w:space="0" w:sz="4" w:val="single"/>
+              <w:bottom w:val="single" w:sz="4" w:space="0" w:color="auto"/>
+              <w:right w:val="single" w:sz="4" w:space="0" w:color="auto"/>
             </w:tcBorders>
             <w:noWrap/>
             <w:vAlign w:val="center"/>
             <w:hideMark/>
           </w:tcPr>
-          <w:p ns2:paraId="183657FF" ns2:textId="77777777">
+          <w:p>
             <w:pPr>
               <w:spacing w:after="0" w:line="240" w:lineRule="auto"/>
               <w:jc w:val="center"/>
               <w:rPr>
-                <w:rFonts w:cs="Calibri" w:eastAsia="Times New Roman"/>
+                <w:rFonts w:eastAsia="Times New Roman" w:cs="Calibri"/>
                 <w:color w:val="000000"/>
                 <w:sz w:val="20"/>
                 <w:szCs w:val="20"/>
@@ -5162,35 +4857,35 @@
             </w:pPr>
             <w:r>
               <w:rPr>
-                <w:rFonts w:cs="Calibri" w:eastAsia="Times New Roman"/>
-                <w:color w:val="000000"/>
-                <w:sz w:val="20"/>
-                <w:szCs w:val="20"/>
-                <w:lang w:eastAsia="es-PE"/>
-              </w:rPr>
-              <w:t>SE0044</w:t>
+                <w:rFonts w:eastAsia="Times New Roman" w:cs="Calibri"/>
+                <w:color w:val="000000"/>
+                <w:sz w:val="20"/>
+                <w:szCs w:val="20"/>
+                <w:lang w:eastAsia="es-PE"/>
+              </w:rPr>
+              <w:t>PA217</w:t>
             </w:r>
           </w:p>
         </w:tc>
         <w:tc>
           <w:tcPr>
-            <w:tcW w:type="auto" w:w="0"/>
+            <w:tcW w:w="0" w:type="auto"/>
             <w:tcBorders>
               <w:top w:val="nil"/>
               <w:left w:val="nil"/>
-              <w:bottom w:color="auto" w:space="0" w:sz="4" w:val="single"/>
-              <w:right w:color="auto" w:space="0" w:sz="4" w:val="single"/>
+              <w:bottom w:val="single" w:sz="4" w:space="0" w:color="auto"/>
+              <w:right w:val="single" w:sz="4" w:space="0" w:color="auto"/>
             </w:tcBorders>
             <w:noWrap/>
             <w:vAlign w:val="center"/>
             <w:hideMark/>
           </w:tcPr>
-          <w:p ns2:paraId="77DA7D3E" ns2:textId="77777777">
+          <w:p>
             <w:pPr>
               <w:spacing w:after="0" w:line="240" w:lineRule="auto"/>
               <w:jc w:val="center"/>
               <w:rPr>
-                <w:rFonts w:cs="Calibri" w:eastAsia="Times New Roman"/>
+                <w:rFonts w:eastAsia="Times New Roman" w:cs="Calibri"/>
                 <w:color w:val="000000"/>
                 <w:sz w:val="20"/>
                 <w:szCs w:val="20"/>
@@ -5199,7 +4894,7 @@
             </w:pPr>
             <w:r>
               <w:rPr>
-                <w:rFonts w:cs="Calibri" w:eastAsia="Times New Roman"/>
+                <w:rFonts w:eastAsia="Times New Roman" w:cs="Calibri"/>
                 <w:color w:val="000000"/>
                 <w:sz w:val="20"/>
                 <w:szCs w:val="20"/>
@@ -5211,23 +4906,23 @@
         </w:tc>
         <w:tc>
           <w:tcPr>
-            <w:tcW w:type="auto" w:w="0"/>
+            <w:tcW w:w="0" w:type="auto"/>
             <w:tcBorders>
               <w:top w:val="nil"/>
               <w:left w:val="nil"/>
-              <w:bottom w:color="auto" w:space="0" w:sz="4" w:val="single"/>
-              <w:right w:color="auto" w:space="0" w:sz="4" w:val="single"/>
+              <w:bottom w:val="single" w:sz="4" w:space="0" w:color="auto"/>
+              <w:right w:val="single" w:sz="4" w:space="0" w:color="auto"/>
             </w:tcBorders>
             <w:noWrap/>
             <w:vAlign w:val="center"/>
             <w:hideMark/>
           </w:tcPr>
-          <w:p ns2:paraId="1403A8CA" ns2:textId="77777777">
+          <w:p>
             <w:pPr>
               <w:spacing w:after="0" w:line="240" w:lineRule="auto"/>
               <w:jc w:val="center"/>
               <w:rPr>
-                <w:rFonts w:cs="Calibri" w:eastAsia="Times New Roman"/>
+                <w:rFonts w:eastAsia="Times New Roman" w:cs="Calibri"/>
                 <w:color w:val="000000"/>
                 <w:sz w:val="20"/>
                 <w:szCs w:val="20"/>
@@ -5236,7 +4931,7 @@
             </w:pPr>
             <w:r>
               <w:rPr>
-                <w:rFonts w:cs="Calibri" w:eastAsia="Times New Roman"/>
+                <w:rFonts w:eastAsia="Times New Roman" w:cs="Calibri"/>
                 <w:color w:val="000000"/>
                 <w:sz w:val="20"/>
                 <w:szCs w:val="20"/>
@@ -5248,19 +4943,19 @@
         </w:tc>
       </w:tr>
     </w:tbl>
-    <w:p ns2:paraId="15AFE15B" ns2:textId="65A1FB25">
+    <w:p>
       <w:pPr>
         <w:spacing w:after="0" w:line="240" w:lineRule="auto"/>
-        <w:ind w:firstLine="11" w:left="567"/>
+        <w:ind w:left="567" w:firstLine="11"/>
         <w:rPr>
           <w:rFonts w:cs="Calibri"/>
         </w:rPr>
       </w:pPr>
     </w:p>
-    <w:p ns2:paraId="74EDA025" ns2:textId="6B3C07DA">
+    <w:p>
       <w:pPr>
         <w:spacing w:after="0" w:line="240" w:lineRule="auto"/>
-        <w:ind w:firstLine="11" w:left="567"/>
+        <w:ind w:left="567" w:firstLine="11"/>
         <w:rPr>
           <w:rFonts w:cs="Calibri"/>
         </w:rPr>
@@ -5308,10 +5003,10 @@
         <w:t/>
       </w:r>
     </w:p>
-    <w:p ns2:paraId="5B25917E" ns2:textId="77777777">
+    <w:p>
       <w:pPr>
         <w:spacing w:after="0" w:line="240" w:lineRule="auto"/>
-        <w:ind w:firstLine="11" w:left="567"/>
+        <w:ind w:left="567" w:firstLine="11"/>
         <w:rPr>
           <w:rFonts w:cs="Calibri"/>
         </w:rPr>
@@ -5319,13 +5014,13 @@
     </w:p>
     <w:tbl>
       <w:tblPr>
-        <w:tblW w:type="auto" w:w="0"/>
-        <w:tblInd w:type="dxa" w:w="567"/>
+        <w:tblW w:w="0" w:type="auto"/>
+        <w:tblInd w:w="567" w:type="dxa"/>
         <w:tblCellMar>
-          <w:left w:type="dxa" w:w="70"/>
-          <w:right w:type="dxa" w:w="70"/>
+          <w:left w:w="70" w:type="dxa"/>
+          <w:right w:w="70" w:type="dxa"/>
         </w:tblCellMar>
-        <w:tblLook w:firstColumn="1" w:firstRow="1" w:lastColumn="0" w:lastRow="0" w:noHBand="0" w:noVBand="1" w:val="04A0"/>
+        <w:tblLook w:val="04A0" w:firstRow="1" w:lastRow="0" w:firstColumn="1" w:lastColumn="0" w:noHBand="0" w:noVBand="1"/>
       </w:tblPr>
       <w:tblGrid>
         <w:gridCol w:w="1980"/>
@@ -5335,13 +5030,13 @@
         <w:gridCol w:w="1132"/>
         <w:gridCol w:w="2332"/>
       </w:tblGrid>
-      <w:tr ns2:paraId="1D50D61E" ns2:textId="77777777">
+      <w:tr>
         <w:trPr>
           <w:trHeight w:val="570"/>
         </w:trPr>
         <w:tc>
           <w:tcPr>
-            <w:tcW w:type="auto" w:w="0"/>
+            <w:tcW w:w="0" w:type="auto"/>
             <w:tcBorders>
               <w:top w:val="nil"/>
               <w:left w:val="nil"/>
@@ -5351,7 +5046,7 @@
             <w:noWrap/>
             <w:hideMark/>
           </w:tcPr>
-          <w:p ns2:paraId="3A94F935" ns2:textId="77777777">
+          <w:p>
             <w:pPr>
               <w:spacing w:after="0" w:line="240" w:lineRule="auto"/>
               <w:rPr>
@@ -5365,23 +5060,23 @@
         </w:tc>
         <w:tc>
           <w:tcPr>
-            <w:tcW w:type="auto" w:w="0"/>
+            <w:tcW w:w="0" w:type="auto"/>
             <w:tcBorders>
-              <w:top w:color="auto" w:space="0" w:sz="4" w:val="single"/>
-              <w:left w:color="auto" w:space="0" w:sz="4" w:val="single"/>
+              <w:top w:val="single" w:sz="4" w:space="0" w:color="auto"/>
+              <w:left w:val="single" w:sz="4" w:space="0" w:color="auto"/>
               <w:bottom w:val="nil"/>
-              <w:right w:color="auto" w:space="0" w:sz="4" w:val="single"/>
+              <w:right w:val="single" w:sz="4" w:space="0" w:color="auto"/>
             </w:tcBorders>
-            <w:shd w:color="000000" w:fill="D9D9D9" w:val="clear"/>
+            <w:shd w:val="clear" w:color="000000" w:fill="D9D9D9"/>
             <w:vAlign w:val="center"/>
             <w:hideMark/>
           </w:tcPr>
-          <w:p ns2:paraId="00294365" ns2:textId="77777777">
+          <w:p>
             <w:pPr>
               <w:spacing w:after="0" w:line="240" w:lineRule="auto"/>
               <w:jc w:val="center"/>
               <w:rPr>
-                <w:rFonts w:cs="Calibri" w:eastAsia="Times New Roman"/>
+                <w:rFonts w:eastAsia="Times New Roman" w:cs="Calibri"/>
                 <w:b/>
                 <w:bCs/>
                 <w:color w:val="000000"/>
@@ -5392,7 +5087,7 @@
             </w:pPr>
             <w:r>
               <w:rPr>
-                <w:rFonts w:cs="Calibri" w:eastAsia="Times New Roman"/>
+                <w:rFonts w:eastAsia="Times New Roman" w:cs="Calibri"/>
                 <w:b/>
                 <w:bCs/>
                 <w:color w:val="000000"/>
@@ -5404,7 +5099,7 @@
             </w:r>
             <w:r>
               <w:rPr>
-                <w:rFonts w:cs="Calibri" w:eastAsia="Times New Roman"/>
+                <w:rFonts w:eastAsia="Times New Roman" w:cs="Calibri"/>
                 <w:b/>
                 <w:bCs/>
                 <w:color w:val="000000"/>
@@ -5419,23 +5114,23 @@
         </w:tc>
         <w:tc>
           <w:tcPr>
-            <w:tcW w:type="auto" w:w="0"/>
+            <w:tcW w:w="0" w:type="auto"/>
             <w:tcBorders>
-              <w:top w:color="auto" w:space="0" w:sz="4" w:val="single"/>
+              <w:top w:val="single" w:sz="4" w:space="0" w:color="auto"/>
               <w:left w:val="nil"/>
               <w:bottom w:val="nil"/>
-              <w:right w:color="auto" w:space="0" w:sz="4" w:val="single"/>
+              <w:right w:val="single" w:sz="4" w:space="0" w:color="auto"/>
             </w:tcBorders>
-            <w:shd w:color="000000" w:fill="D9D9D9" w:val="clear"/>
+            <w:shd w:val="clear" w:color="000000" w:fill="D9D9D9"/>
             <w:vAlign w:val="center"/>
             <w:hideMark/>
           </w:tcPr>
-          <w:p ns2:paraId="4A0B24B3" ns2:textId="77777777">
+          <w:p>
             <w:pPr>
               <w:spacing w:after="0" w:line="240" w:lineRule="auto"/>
               <w:jc w:val="center"/>
               <w:rPr>
-                <w:rFonts w:cs="Calibri" w:eastAsia="Times New Roman"/>
+                <w:rFonts w:eastAsia="Times New Roman" w:cs="Calibri"/>
                 <w:b/>
                 <w:bCs/>
                 <w:color w:val="000000"/>
@@ -5446,7 +5141,7 @@
             </w:pPr>
             <w:r>
               <w:rPr>
-                <w:rFonts w:cs="Calibri" w:eastAsia="Times New Roman"/>
+                <w:rFonts w:eastAsia="Times New Roman" w:cs="Calibri"/>
                 <w:b/>
                 <w:bCs/>
                 <w:color w:val="000000"/>
@@ -5458,7 +5153,7 @@
             </w:r>
             <w:r>
               <w:rPr>
-                <w:rFonts w:cs="Calibri" w:eastAsia="Times New Roman"/>
+                <w:rFonts w:eastAsia="Times New Roman" w:cs="Calibri"/>
                 <w:b/>
                 <w:bCs/>
                 <w:color w:val="000000"/>
@@ -5473,23 +5168,23 @@
         </w:tc>
         <w:tc>
           <w:tcPr>
-            <w:tcW w:type="auto" w:w="0"/>
+            <w:tcW w:w="0" w:type="auto"/>
             <w:tcBorders>
-              <w:top w:color="auto" w:space="0" w:sz="4" w:val="single"/>
+              <w:top w:val="single" w:sz="4" w:space="0" w:color="auto"/>
               <w:left w:val="nil"/>
               <w:bottom w:val="nil"/>
-              <w:right w:color="auto" w:space="0" w:sz="4" w:val="single"/>
+              <w:right w:val="single" w:sz="4" w:space="0" w:color="auto"/>
             </w:tcBorders>
-            <w:shd w:color="000000" w:fill="D9D9D9" w:val="clear"/>
+            <w:shd w:val="clear" w:color="000000" w:fill="D9D9D9"/>
             <w:vAlign w:val="center"/>
             <w:hideMark/>
           </w:tcPr>
-          <w:p ns2:paraId="288BCAE9" ns2:textId="77777777">
+          <w:p>
             <w:pPr>
               <w:spacing w:after="0" w:line="240" w:lineRule="auto"/>
               <w:jc w:val="center"/>
               <w:rPr>
-                <w:rFonts w:cs="Calibri" w:eastAsia="Times New Roman"/>
+                <w:rFonts w:eastAsia="Times New Roman" w:cs="Calibri"/>
                 <w:b/>
                 <w:bCs/>
                 <w:color w:val="000000"/>
@@ -5500,7 +5195,7 @@
             </w:pPr>
             <w:r>
               <w:rPr>
-                <w:rFonts w:cs="Calibri" w:eastAsia="Times New Roman"/>
+                <w:rFonts w:eastAsia="Times New Roman" w:cs="Calibri"/>
                 <w:b/>
                 <w:bCs/>
                 <w:color w:val="000000"/>
@@ -5513,7 +5208,7 @@
             <w:proofErr w:type="spellStart"/>
             <w:r>
               <w:rPr>
-                <w:rFonts w:cs="Calibri" w:eastAsia="Times New Roman"/>
+                <w:rFonts w:eastAsia="Times New Roman" w:cs="Calibri"/>
                 <w:b/>
                 <w:bCs/>
                 <w:color w:val="000000"/>
@@ -5526,7 +5221,7 @@
             <w:proofErr w:type="spellEnd"/>
             <w:r>
               <w:rPr>
-                <w:rFonts w:cs="Calibri" w:eastAsia="Times New Roman"/>
+                <w:rFonts w:eastAsia="Times New Roman" w:cs="Calibri"/>
                 <w:b/>
                 <w:bCs/>
                 <w:color w:val="000000"/>
@@ -5538,7 +5233,7 @@
             </w:r>
             <w:r>
               <w:rPr>
-                <w:rFonts w:cs="Calibri" w:eastAsia="Times New Roman"/>
+                <w:rFonts w:eastAsia="Times New Roman" w:cs="Calibri"/>
                 <w:b/>
                 <w:bCs/>
                 <w:color w:val="000000"/>
@@ -5553,23 +5248,23 @@
         </w:tc>
         <w:tc>
           <w:tcPr>
-            <w:tcW w:type="auto" w:w="0"/>
+            <w:tcW w:w="0" w:type="auto"/>
             <w:tcBorders>
-              <w:top w:color="auto" w:space="0" w:sz="4" w:val="single"/>
+              <w:top w:val="single" w:sz="4" w:space="0" w:color="auto"/>
               <w:left w:val="nil"/>
               <w:bottom w:val="nil"/>
-              <w:right w:color="auto" w:space="0" w:sz="4" w:val="single"/>
+              <w:right w:val="single" w:sz="4" w:space="0" w:color="auto"/>
             </w:tcBorders>
-            <w:shd w:color="000000" w:fill="D9D9D9" w:val="clear"/>
+            <w:shd w:val="clear" w:color="000000" w:fill="D9D9D9"/>
             <w:vAlign w:val="center"/>
             <w:hideMark/>
           </w:tcPr>
-          <w:p ns2:paraId="15F41361" ns2:textId="77777777">
+          <w:p>
             <w:pPr>
               <w:spacing w:after="0" w:line="240" w:lineRule="auto"/>
               <w:jc w:val="center"/>
               <w:rPr>
-                <w:rFonts w:cs="Calibri" w:eastAsia="Times New Roman"/>
+                <w:rFonts w:eastAsia="Times New Roman" w:cs="Calibri"/>
                 <w:b/>
                 <w:bCs/>
                 <w:color w:val="000000"/>
@@ -5580,7 +5275,7 @@
             </w:pPr>
             <w:r>
               <w:rPr>
-                <w:rFonts w:cs="Calibri" w:eastAsia="Times New Roman"/>
+                <w:rFonts w:eastAsia="Times New Roman" w:cs="Calibri"/>
                 <w:b/>
                 <w:bCs/>
                 <w:color w:val="000000"/>
@@ -5593,7 +5288,7 @@
             <w:proofErr w:type="spellStart"/>
             <w:r>
               <w:rPr>
-                <w:rFonts w:cs="Calibri" w:eastAsia="Times New Roman"/>
+                <w:rFonts w:eastAsia="Times New Roman" w:cs="Calibri"/>
                 <w:b/>
                 <w:bCs/>
                 <w:color w:val="000000"/>
@@ -5606,7 +5301,7 @@
             <w:proofErr w:type="spellEnd"/>
             <w:r>
               <w:rPr>
-                <w:rFonts w:cs="Calibri" w:eastAsia="Times New Roman"/>
+                <w:rFonts w:eastAsia="Times New Roman" w:cs="Calibri"/>
                 <w:b/>
                 <w:bCs/>
                 <w:color w:val="000000"/>
@@ -5618,7 +5313,7 @@
             </w:r>
             <w:r>
               <w:rPr>
-                <w:rFonts w:cs="Calibri" w:eastAsia="Times New Roman"/>
+                <w:rFonts w:eastAsia="Times New Roman" w:cs="Calibri"/>
                 <w:b/>
                 <w:bCs/>
                 <w:color w:val="000000"/>
@@ -5633,23 +5328,23 @@
         </w:tc>
         <w:tc>
           <w:tcPr>
-            <w:tcW w:type="auto" w:w="0"/>
+            <w:tcW w:w="0" w:type="auto"/>
             <w:tcBorders>
-              <w:top w:color="auto" w:space="0" w:sz="4" w:val="single"/>
+              <w:top w:val="single" w:sz="4" w:space="0" w:color="auto"/>
               <w:left w:val="nil"/>
               <w:bottom w:val="nil"/>
-              <w:right w:color="auto" w:space="0" w:sz="4" w:val="single"/>
+              <w:right w:val="single" w:sz="4" w:space="0" w:color="auto"/>
             </w:tcBorders>
-            <w:shd w:color="000000" w:fill="D9D9D9" w:val="clear"/>
+            <w:shd w:val="clear" w:color="000000" w:fill="D9D9D9"/>
             <w:vAlign w:val="center"/>
             <w:hideMark/>
           </w:tcPr>
-          <w:p ns2:paraId="4F9835B2" ns2:textId="77777777">
+          <w:p>
             <w:pPr>
               <w:spacing w:after="0" w:line="240" w:lineRule="auto"/>
               <w:jc w:val="center"/>
               <w:rPr>
-                <w:rFonts w:cs="Calibri" w:eastAsia="Times New Roman"/>
+                <w:rFonts w:eastAsia="Times New Roman" w:cs="Calibri"/>
                 <w:b/>
                 <w:bCs/>
                 <w:color w:val="000000"/>
@@ -5660,7 +5355,7 @@
             </w:pPr>
             <w:r>
               <w:rPr>
-                <w:rFonts w:cs="Calibri" w:eastAsia="Times New Roman"/>
+                <w:rFonts w:eastAsia="Times New Roman" w:cs="Calibri"/>
                 <w:b/>
                 <w:bCs/>
                 <w:color w:val="000000"/>
@@ -5673,7 +5368,7 @@
             <w:proofErr w:type="gramStart"/>
             <w:r>
               <w:rPr>
-                <w:rFonts w:cs="Calibri" w:eastAsia="Times New Roman"/>
+                <w:rFonts w:eastAsia="Times New Roman" w:cs="Calibri"/>
                 <w:b/>
                 <w:bCs/>
                 <w:color w:val="000000"/>
@@ -5686,7 +5381,7 @@
             <w:proofErr w:type="gramEnd"/>
             <w:r>
               <w:rPr>
-                <w:rFonts w:cs="Calibri" w:eastAsia="Times New Roman"/>
+                <w:rFonts w:eastAsia="Times New Roman" w:cs="Calibri"/>
                 <w:b/>
                 <w:bCs/>
                 <w:color w:val="000000"/>
@@ -5699,29 +5394,29 @@
           </w:p>
         </w:tc>
       </w:tr>
-      <w:tr ns2:paraId="49048A4A" ns2:textId="77777777">
+      <w:tr>
         <w:trPr>
           <w:trHeight w:val="570"/>
         </w:trPr>
         <w:tc>
           <w:tcPr>
-            <w:tcW w:type="auto" w:w="0"/>
+            <w:tcW w:w="0" w:type="auto"/>
             <w:tcBorders>
-              <w:top w:color="auto" w:space="0" w:sz="4" w:val="single"/>
-              <w:left w:color="auto" w:space="0" w:sz="4" w:val="single"/>
-              <w:bottom w:color="auto" w:space="0" w:sz="4" w:val="single"/>
-              <w:right w:color="auto" w:space="0" w:sz="4" w:val="single"/>
+              <w:top w:val="single" w:sz="4" w:space="0" w:color="auto"/>
+              <w:left w:val="single" w:sz="4" w:space="0" w:color="auto"/>
+              <w:bottom w:val="single" w:sz="4" w:space="0" w:color="auto"/>
+              <w:right w:val="single" w:sz="4" w:space="0" w:color="auto"/>
             </w:tcBorders>
-            <w:shd w:color="000000" w:fill="EBF1DE" w:val="clear"/>
+            <w:shd w:val="clear" w:color="000000" w:fill="EBF1DE"/>
             <w:vAlign w:val="center"/>
             <w:hideMark/>
           </w:tcPr>
-          <w:p ns2:paraId="4132F851" ns2:textId="442469FD">
+          <w:p>
             <w:pPr>
               <w:spacing w:after="0" w:line="240" w:lineRule="auto"/>
               <w:jc w:val="center"/>
               <w:rPr>
-                <w:rFonts w:cs="Calibri" w:eastAsia="Times New Roman"/>
+                <w:rFonts w:eastAsia="Times New Roman" w:cs="Calibri"/>
                 <w:color w:val="000000"/>
                 <w:sz w:val="20"/>
                 <w:szCs w:val="20"/>
@@ -5730,7 +5425,7 @@
             </w:pPr>
             <w:r>
               <w:rPr>
-                <w:rFonts w:cs="Calibri" w:eastAsia="Times New Roman"/>
+                <w:rFonts w:eastAsia="Times New Roman" w:cs="Calibri"/>
                 <w:color w:val="000000"/>
                 <w:sz w:val="20"/>
                 <w:szCs w:val="20"/>
@@ -5740,7 +5435,7 @@
             </w:r>
             <w:r>
               <w:rPr>
-                <w:rFonts w:cs="Calibri" w:eastAsia="Times New Roman"/>
+                <w:rFonts w:eastAsia="Times New Roman" w:cs="Calibri"/>
                 <w:color w:val="000000"/>
                 <w:sz w:val="20"/>
                 <w:szCs w:val="20"/>
@@ -5752,23 +5447,23 @@
         </w:tc>
         <w:tc>
           <w:tcPr>
-            <w:tcW w:type="auto" w:w="0"/>
+            <w:tcW w:w="0" w:type="auto"/>
             <w:tcBorders>
-              <w:top w:color="auto" w:space="0" w:sz="4" w:val="single"/>
+              <w:top w:val="single" w:sz="4" w:space="0" w:color="auto"/>
               <w:left w:val="nil"/>
-              <w:bottom w:color="auto" w:space="0" w:sz="4" w:val="single"/>
-              <w:right w:color="auto" w:space="0" w:sz="4" w:val="single"/>
+              <w:bottom w:val="single" w:sz="4" w:space="0" w:color="auto"/>
+              <w:right w:val="single" w:sz="4" w:space="0" w:color="auto"/>
             </w:tcBorders>
-            <w:shd w:color="000000" w:fill="EBF1DE" w:val="clear"/>
+            <w:shd w:val="clear" w:color="000000" w:fill="EBF1DE"/>
             <w:vAlign w:val="center"/>
             <w:hideMark/>
           </w:tcPr>
-          <w:p ns2:paraId="5B6D16D6" ns2:textId="77777777">
+          <w:p>
             <w:pPr>
               <w:spacing w:after="0" w:line="240" w:lineRule="auto"/>
               <w:jc w:val="center"/>
               <w:rPr>
-                <w:rFonts w:cs="Calibri" w:eastAsia="Times New Roman"/>
+                <w:rFonts w:eastAsia="Times New Roman" w:cs="Calibri"/>
                 <w:color w:val="000000"/>
                 <w:sz w:val="20"/>
                 <w:szCs w:val="20"/>
@@ -5777,36 +5472,36 @@
             </w:pPr>
             <w:r>
               <w:rPr>
-                <w:rFonts w:cs="Calibri" w:eastAsia="Times New Roman"/>
-                <w:color w:val="000000"/>
-                <w:sz w:val="20"/>
-                <w:szCs w:val="20"/>
-                <w:lang w:eastAsia="es-PE"/>
-              </w:rPr>
-              <w:t>2,791.00</w:t>
+                <w:rFonts w:eastAsia="Times New Roman" w:cs="Calibri"/>
+                <w:color w:val="000000"/>
+                <w:sz w:val="20"/>
+                <w:szCs w:val="20"/>
+                <w:lang w:eastAsia="es-PE"/>
+              </w:rPr>
+              <w:t>6,498.00</w:t>
             </w:r>
           </w:p>
         </w:tc>
         <w:tc>
           <w:tcPr>
-            <w:tcW w:type="auto" w:w="0"/>
+            <w:tcW w:w="0" w:type="auto"/>
             <w:tcBorders>
-              <w:top w:color="auto" w:space="0" w:sz="4" w:val="single"/>
+              <w:top w:val="single" w:sz="4" w:space="0" w:color="auto"/>
               <w:left w:val="nil"/>
-              <w:bottom w:color="auto" w:space="0" w:sz="4" w:val="single"/>
-              <w:right w:color="auto" w:space="0" w:sz="4" w:val="single"/>
+              <w:bottom w:val="single" w:sz="4" w:space="0" w:color="auto"/>
+              <w:right w:val="single" w:sz="4" w:space="0" w:color="auto"/>
             </w:tcBorders>
-            <w:shd w:color="000000" w:fill="FFFFFF" w:val="clear"/>
+            <w:shd w:val="clear" w:color="000000" w:fill="FFFFFF"/>
             <w:noWrap/>
             <w:vAlign w:val="center"/>
             <w:hideMark/>
           </w:tcPr>
-          <w:p ns2:paraId="031200AA" ns2:textId="77777777">
+          <w:p>
             <w:pPr>
               <w:spacing w:after="0" w:line="240" w:lineRule="auto"/>
               <w:jc w:val="center"/>
               <w:rPr>
-                <w:rFonts w:cs="Calibri" w:eastAsia="Times New Roman"/>
+                <w:rFonts w:eastAsia="Times New Roman" w:cs="Calibri"/>
                 <w:sz w:val="20"/>
                 <w:szCs w:val="20"/>
                 <w:lang w:eastAsia="es-PE"/>
@@ -5814,35 +5509,35 @@
             </w:pPr>
             <w:r>
               <w:rPr>
-                <w:rFonts w:cs="Calibri" w:eastAsia="Times New Roman"/>
-                <w:sz w:val="20"/>
-                <w:szCs w:val="20"/>
-                <w:lang w:eastAsia="es-PE"/>
-              </w:rPr>
-              <w:t>18,092,378.40</w:t>
+                <w:rFonts w:eastAsia="Times New Roman" w:cs="Calibri"/>
+                <w:sz w:val="20"/>
+                <w:szCs w:val="20"/>
+                <w:lang w:eastAsia="es-PE"/>
+              </w:rPr>
+              <w:t>42,122,635.20</w:t>
             </w:r>
           </w:p>
         </w:tc>
         <w:tc>
           <w:tcPr>
-            <w:tcW w:type="auto" w:w="0"/>
+            <w:tcW w:w="0" w:type="auto"/>
             <w:tcBorders>
-              <w:top w:color="auto" w:space="0" w:sz="4" w:val="single"/>
+              <w:top w:val="single" w:sz="4" w:space="0" w:color="auto"/>
               <w:left w:val="nil"/>
-              <w:bottom w:color="auto" w:space="0" w:sz="4" w:val="single"/>
-              <w:right w:color="auto" w:space="0" w:sz="4" w:val="single"/>
+              <w:bottom w:val="single" w:sz="4" w:space="0" w:color="auto"/>
+              <w:right w:val="single" w:sz="4" w:space="0" w:color="auto"/>
             </w:tcBorders>
-            <w:shd w:color="000000" w:fill="FFFFFF" w:val="clear"/>
+            <w:shd w:val="clear" w:color="000000" w:fill="FFFFFF"/>
             <w:noWrap/>
             <w:vAlign w:val="center"/>
             <w:hideMark/>
           </w:tcPr>
-          <w:p ns2:paraId="64B022F7" ns2:textId="77777777">
+          <w:p>
             <w:pPr>
               <w:spacing w:after="0" w:line="240" w:lineRule="auto"/>
               <w:jc w:val="center"/>
               <w:rPr>
-                <w:rFonts w:cs="Calibri" w:eastAsia="Times New Roman"/>
+                <w:rFonts w:eastAsia="Times New Roman" w:cs="Calibri"/>
                 <w:sz w:val="20"/>
                 <w:szCs w:val="20"/>
                 <w:lang w:eastAsia="es-PE"/>
@@ -5850,35 +5545,35 @@
             </w:pPr>
             <w:r>
               <w:rPr>
-                <w:rFonts w:cs="Calibri" w:eastAsia="Times New Roman"/>
-                <w:sz w:val="20"/>
-                <w:szCs w:val="20"/>
-                <w:lang w:eastAsia="es-PE"/>
-              </w:rPr>
-              <w:t>63,830.00</w:t>
+                <w:rFonts w:eastAsia="Times New Roman" w:cs="Calibri"/>
+                <w:sz w:val="20"/>
+                <w:szCs w:val="20"/>
+                <w:lang w:eastAsia="es-PE"/>
+              </w:rPr>
+              <w:t>0.00</w:t>
             </w:r>
           </w:p>
         </w:tc>
         <w:tc>
           <w:tcPr>
-            <w:tcW w:type="auto" w:w="0"/>
+            <w:tcW w:w="0" w:type="auto"/>
             <w:tcBorders>
-              <w:top w:color="auto" w:space="0" w:sz="4" w:val="single"/>
+              <w:top w:val="single" w:sz="4" w:space="0" w:color="auto"/>
               <w:left w:val="nil"/>
-              <w:bottom w:color="auto" w:space="0" w:sz="4" w:val="single"/>
-              <w:right w:color="auto" w:space="0" w:sz="4" w:val="single"/>
+              <w:bottom w:val="single" w:sz="4" w:space="0" w:color="auto"/>
+              <w:right w:val="single" w:sz="4" w:space="0" w:color="auto"/>
             </w:tcBorders>
-            <w:shd w:color="000000" w:fill="FFFFFF" w:val="clear"/>
+            <w:shd w:val="clear" w:color="000000" w:fill="FFFFFF"/>
             <w:noWrap/>
             <w:vAlign w:val="center"/>
             <w:hideMark/>
           </w:tcPr>
-          <w:p ns2:paraId="543A5A30" ns2:textId="77777777">
+          <w:p>
             <w:pPr>
               <w:spacing w:after="0" w:line="240" w:lineRule="auto"/>
               <w:jc w:val="center"/>
               <w:rPr>
-                <w:rFonts w:cs="Calibri" w:eastAsia="Times New Roman"/>
+                <w:rFonts w:eastAsia="Times New Roman" w:cs="Calibri"/>
                 <w:b/>
                 <w:bCs/>
                 <w:sz w:val="20"/>
@@ -5888,37 +5583,37 @@
             </w:pPr>
             <w:r>
               <w:rPr>
-                <w:rFonts w:cs="Calibri" w:eastAsia="Times New Roman"/>
+                <w:rFonts w:eastAsia="Times New Roman" w:cs="Calibri"/>
                 <w:b/>
                 <w:bCs/>
                 <w:sz w:val="20"/>
                 <w:szCs w:val="20"/>
                 <w:lang w:eastAsia="es-PE"/>
               </w:rPr>
-              <w:t>0.35%</w:t>
+              <w:t>0.00%</w:t>
             </w:r>
           </w:p>
         </w:tc>
         <w:tc>
           <w:tcPr>
-            <w:tcW w:type="auto" w:w="0"/>
+            <w:tcW w:w="0" w:type="auto"/>
             <w:tcBorders>
-              <w:top w:color="auto" w:space="0" w:sz="4" w:val="single"/>
+              <w:top w:val="single" w:sz="4" w:space="0" w:color="auto"/>
               <w:left w:val="nil"/>
-              <w:bottom w:color="auto" w:space="0" w:sz="4" w:val="single"/>
-              <w:right w:color="auto" w:space="0" w:sz="4" w:val="single"/>
+              <w:bottom w:val="single" w:sz="4" w:space="0" w:color="auto"/>
+              <w:right w:val="single" w:sz="4" w:space="0" w:color="auto"/>
             </w:tcBorders>
-            <w:shd w:color="000000" w:fill="FFFFFF" w:val="clear"/>
+            <w:shd w:val="clear" w:color="000000" w:fill="FFFFFF"/>
             <w:noWrap/>
             <w:vAlign w:val="center"/>
             <w:hideMark/>
           </w:tcPr>
-          <w:p ns2:paraId="5DA2C8F7" ns2:textId="77777777">
+          <w:p>
             <w:pPr>
               <w:spacing w:after="0" w:line="240" w:lineRule="auto"/>
               <w:jc w:val="center"/>
               <w:rPr>
-                <w:rFonts w:cs="Calibri" w:eastAsia="Times New Roman"/>
+                <w:rFonts w:eastAsia="Times New Roman" w:cs="Calibri"/>
                 <w:sz w:val="20"/>
                 <w:szCs w:val="20"/>
                 <w:lang w:eastAsia="es-PE"/>
@@ -5926,39 +5621,39 @@
             </w:pPr>
             <w:r>
               <w:rPr>
-                <w:rFonts w:cs="Calibri" w:eastAsia="Times New Roman"/>
-                <w:sz w:val="20"/>
-                <w:szCs w:val="20"/>
-                <w:lang w:eastAsia="es-PE"/>
-              </w:rPr>
-              <w:t>-18,248.32</w:t>
+                <w:rFonts w:eastAsia="Times New Roman" w:cs="Calibri"/>
+                <w:sz w:val="20"/>
+                <w:szCs w:val="20"/>
+                <w:lang w:eastAsia="es-PE"/>
+              </w:rPr>
+              <w:t>-54,419.07</w:t>
             </w:r>
           </w:p>
         </w:tc>
       </w:tr>
-      <w:tr ns2:paraId="6062BE89" ns2:textId="77777777">
+      <w:tr>
         <w:trPr>
           <w:trHeight w:val="570"/>
         </w:trPr>
         <w:tc>
           <w:tcPr>
-            <w:tcW w:type="auto" w:w="0"/>
+            <w:tcW w:w="0" w:type="auto"/>
             <w:tcBorders>
               <w:top w:val="nil"/>
-              <w:left w:color="auto" w:space="0" w:sz="4" w:val="single"/>
-              <w:bottom w:color="auto" w:space="0" w:sz="4" w:val="single"/>
-              <w:right w:color="auto" w:space="0" w:sz="4" w:val="single"/>
+              <w:left w:val="single" w:sz="4" w:space="0" w:color="auto"/>
+              <w:bottom w:val="single" w:sz="4" w:space="0" w:color="auto"/>
+              <w:right w:val="single" w:sz="4" w:space="0" w:color="auto"/>
             </w:tcBorders>
-            <w:shd w:color="000000" w:fill="EBF1DE" w:val="clear"/>
+            <w:shd w:val="clear" w:color="000000" w:fill="EBF1DE"/>
             <w:vAlign w:val="center"/>
             <w:hideMark/>
           </w:tcPr>
-          <w:p ns2:paraId="4E3A1B90" ns2:textId="60141110">
+          <w:p>
             <w:pPr>
               <w:spacing w:after="0" w:line="240" w:lineRule="auto"/>
               <w:jc w:val="center"/>
               <w:rPr>
-                <w:rFonts w:cs="Calibri" w:eastAsia="Times New Roman"/>
+                <w:rFonts w:eastAsia="Times New Roman" w:cs="Calibri"/>
                 <w:color w:val="000000"/>
                 <w:sz w:val="20"/>
                 <w:szCs w:val="20"/>
@@ -5967,18 +5662,18 @@
             </w:pPr>
             <w:r>
               <w:rPr>
-                <w:rFonts w:cs="Calibri" w:eastAsia="Times New Roman"/>
+                <w:rFonts w:eastAsia="Times New Roman" w:cs="Calibri"/>
                 <w:color w:val="000000"/>
                 <w:sz w:val="20"/>
                 <w:szCs w:val="20"/>
                 <w:lang w:eastAsia="es-PE"/>
               </w:rPr>
               <w:lastRenderedPageBreak/>
-              <w:t xml:space="preserve">ESTADO PRYECTADO PA217</w:t>
-            </w:r>
-            <w:r>
-              <w:rPr>
-                <w:rFonts w:cs="Calibri" w:eastAsia="Times New Roman"/>
+              <w:t xml:space="preserve">ESTADO PROYECTADO PA217</w:t>
+            </w:r>
+            <w:r>
+              <w:rPr>
+                <w:rFonts w:eastAsia="Times New Roman" w:cs="Calibri"/>
                 <w:color w:val="000000"/>
                 <w:sz w:val="20"/>
                 <w:szCs w:val="20"/>
@@ -5990,23 +5685,23 @@
         </w:tc>
         <w:tc>
           <w:tcPr>
-            <w:tcW w:type="auto" w:w="0"/>
+            <w:tcW w:w="0" w:type="auto"/>
             <w:tcBorders>
               <w:top w:val="nil"/>
               <w:left w:val="nil"/>
-              <w:bottom w:color="auto" w:space="0" w:sz="4" w:val="single"/>
-              <w:right w:color="auto" w:space="0" w:sz="4" w:val="single"/>
+              <w:bottom w:val="single" w:sz="4" w:space="0" w:color="auto"/>
+              <w:right w:val="single" w:sz="4" w:space="0" w:color="auto"/>
             </w:tcBorders>
-            <w:shd w:color="000000" w:fill="EBF1DE" w:val="clear"/>
+            <w:shd w:val="clear" w:color="000000" w:fill="EBF1DE"/>
             <w:vAlign w:val="center"/>
             <w:hideMark/>
           </w:tcPr>
-          <w:p ns2:paraId="2640459F" ns2:textId="77777777">
+          <w:p>
             <w:pPr>
               <w:spacing w:after="0" w:line="240" w:lineRule="auto"/>
               <w:jc w:val="center"/>
               <w:rPr>
-                <w:rFonts w:cs="Calibri" w:eastAsia="Times New Roman"/>
+                <w:rFonts w:eastAsia="Times New Roman" w:cs="Calibri"/>
                 <w:color w:val="000000"/>
                 <w:sz w:val="20"/>
                 <w:szCs w:val="20"/>
@@ -6015,36 +5710,36 @@
             </w:pPr>
             <w:r>
               <w:rPr>
-                <w:rFonts w:cs="Calibri" w:eastAsia="Times New Roman"/>
-                <w:color w:val="000000"/>
-                <w:sz w:val="20"/>
-                <w:szCs w:val="20"/>
-                <w:lang w:eastAsia="es-PE"/>
-              </w:rPr>
-              <w:t>3,233.12</w:t>
+                <w:rFonts w:eastAsia="Times New Roman" w:cs="Calibri"/>
+                <w:color w:val="000000"/>
+                <w:sz w:val="20"/>
+                <w:szCs w:val="20"/>
+                <w:lang w:eastAsia="es-PE"/>
+              </w:rPr>
+              <w:t>6,498.00</w:t>
             </w:r>
           </w:p>
         </w:tc>
         <w:tc>
           <w:tcPr>
-            <w:tcW w:type="auto" w:w="0"/>
+            <w:tcW w:w="0" w:type="auto"/>
             <w:tcBorders>
               <w:top w:val="nil"/>
               <w:left w:val="nil"/>
-              <w:bottom w:color="auto" w:space="0" w:sz="4" w:val="single"/>
-              <w:right w:color="auto" w:space="0" w:sz="4" w:val="single"/>
+              <w:bottom w:val="single" w:sz="4" w:space="0" w:color="auto"/>
+              <w:right w:val="single" w:sz="4" w:space="0" w:color="auto"/>
             </w:tcBorders>
-            <w:shd w:color="000000" w:fill="FFFFFF" w:val="clear"/>
+            <w:shd w:val="clear" w:color="000000" w:fill="FFFFFF"/>
             <w:noWrap/>
             <w:vAlign w:val="center"/>
             <w:hideMark/>
           </w:tcPr>
-          <w:p ns2:paraId="0ABBA43B" ns2:textId="77777777">
+          <w:p>
             <w:pPr>
               <w:spacing w:after="0" w:line="240" w:lineRule="auto"/>
               <w:jc w:val="center"/>
               <w:rPr>
-                <w:rFonts w:cs="Calibri" w:eastAsia="Times New Roman"/>
+                <w:rFonts w:eastAsia="Times New Roman" w:cs="Calibri"/>
                 <w:sz w:val="20"/>
                 <w:szCs w:val="20"/>
                 <w:lang w:eastAsia="es-PE"/>
@@ -6052,35 +5747,35 @@
             </w:pPr>
             <w:r>
               <w:rPr>
-                <w:rFonts w:cs="Calibri" w:eastAsia="Times New Roman"/>
-                <w:sz w:val="20"/>
-                <w:szCs w:val="20"/>
-                <w:lang w:eastAsia="es-PE"/>
-              </w:rPr>
-              <w:t>20,958,377.09</w:t>
+                <w:rFonts w:eastAsia="Times New Roman" w:cs="Calibri"/>
+                <w:sz w:val="20"/>
+                <w:szCs w:val="20"/>
+                <w:lang w:eastAsia="es-PE"/>
+              </w:rPr>
+              <w:t>42,122,635.20</w:t>
             </w:r>
           </w:p>
         </w:tc>
         <w:tc>
           <w:tcPr>
-            <w:tcW w:type="auto" w:w="0"/>
+            <w:tcW w:w="0" w:type="auto"/>
             <w:tcBorders>
               <w:top w:val="nil"/>
               <w:left w:val="nil"/>
-              <w:bottom w:color="auto" w:space="0" w:sz="4" w:val="single"/>
-              <w:right w:color="auto" w:space="0" w:sz="4" w:val="single"/>
+              <w:bottom w:val="single" w:sz="4" w:space="0" w:color="auto"/>
+              <w:right w:val="single" w:sz="4" w:space="0" w:color="auto"/>
             </w:tcBorders>
-            <w:shd w:color="000000" w:fill="FFFFFF" w:val="clear"/>
+            <w:shd w:val="clear" w:color="000000" w:fill="FFFFFF"/>
             <w:noWrap/>
             <w:vAlign w:val="center"/>
             <w:hideMark/>
           </w:tcPr>
-          <w:p ns2:paraId="5B981923" ns2:textId="77777777">
+          <w:p>
             <w:pPr>
               <w:spacing w:after="0" w:line="240" w:lineRule="auto"/>
               <w:jc w:val="center"/>
               <w:rPr>
-                <w:rFonts w:cs="Calibri" w:eastAsia="Times New Roman"/>
+                <w:rFonts w:eastAsia="Times New Roman" w:cs="Calibri"/>
                 <w:sz w:val="20"/>
                 <w:szCs w:val="20"/>
                 <w:lang w:eastAsia="es-PE"/>
@@ -6088,35 +5783,35 @@
             </w:pPr>
             <w:r>
               <w:rPr>
-                <w:rFonts w:cs="Calibri" w:eastAsia="Times New Roman"/>
-                <w:sz w:val="20"/>
-                <w:szCs w:val="20"/>
-                <w:lang w:eastAsia="es-PE"/>
-              </w:rPr>
-              <w:t>505,500.00</w:t>
+                <w:rFonts w:eastAsia="Times New Roman" w:cs="Calibri"/>
+                <w:sz w:val="20"/>
+                <w:szCs w:val="20"/>
+                <w:lang w:eastAsia="es-PE"/>
+              </w:rPr>
+              <w:t>0.00</w:t>
             </w:r>
           </w:p>
         </w:tc>
         <w:tc>
           <w:tcPr>
-            <w:tcW w:type="auto" w:w="0"/>
+            <w:tcW w:w="0" w:type="auto"/>
             <w:tcBorders>
               <w:top w:val="nil"/>
               <w:left w:val="nil"/>
-              <w:bottom w:color="auto" w:space="0" w:sz="4" w:val="single"/>
-              <w:right w:color="auto" w:space="0" w:sz="4" w:val="single"/>
+              <w:bottom w:val="single" w:sz="4" w:space="0" w:color="auto"/>
+              <w:right w:val="single" w:sz="4" w:space="0" w:color="auto"/>
             </w:tcBorders>
-            <w:shd w:color="000000" w:fill="FFFFFF" w:val="clear"/>
+            <w:shd w:val="clear" w:color="000000" w:fill="FFFFFF"/>
             <w:noWrap/>
             <w:vAlign w:val="center"/>
             <w:hideMark/>
           </w:tcPr>
-          <w:p ns2:paraId="75094C46" ns2:textId="77777777">
+          <w:p>
             <w:pPr>
               <w:spacing w:after="0" w:line="240" w:lineRule="auto"/>
               <w:jc w:val="center"/>
               <w:rPr>
-                <w:rFonts w:cs="Calibri" w:eastAsia="Times New Roman"/>
+                <w:rFonts w:eastAsia="Times New Roman" w:cs="Calibri"/>
                 <w:b/>
                 <w:bCs/>
                 <w:sz w:val="20"/>
@@ -6126,37 +5821,37 @@
             </w:pPr>
             <w:r>
               <w:rPr>
-                <w:rFonts w:cs="Calibri" w:eastAsia="Times New Roman"/>
+                <w:rFonts w:eastAsia="Times New Roman" w:cs="Calibri"/>
                 <w:b/>
                 <w:bCs/>
                 <w:sz w:val="20"/>
                 <w:szCs w:val="20"/>
                 <w:lang w:eastAsia="es-PE"/>
               </w:rPr>
-              <w:t>2.41%</w:t>
+              <w:t>0.00%</w:t>
             </w:r>
           </w:p>
         </w:tc>
         <w:tc>
           <w:tcPr>
-            <w:tcW w:type="auto" w:w="0"/>
+            <w:tcW w:w="0" w:type="auto"/>
             <w:tcBorders>
               <w:top w:val="nil"/>
               <w:left w:val="nil"/>
-              <w:bottom w:color="auto" w:space="0" w:sz="4" w:val="single"/>
-              <w:right w:color="auto" w:space="0" w:sz="4" w:val="single"/>
+              <w:bottom w:val="single" w:sz="4" w:space="0" w:color="auto"/>
+              <w:right w:val="single" w:sz="4" w:space="0" w:color="auto"/>
             </w:tcBorders>
-            <w:shd w:color="000000" w:fill="FFFFFF" w:val="clear"/>
+            <w:shd w:val="clear" w:color="000000" w:fill="FFFFFF"/>
             <w:noWrap/>
             <w:vAlign w:val="center"/>
             <w:hideMark/>
           </w:tcPr>
-          <w:p ns2:paraId="00BFFD3D" ns2:textId="77777777">
+          <w:p>
             <w:pPr>
               <w:spacing w:after="0" w:line="240" w:lineRule="auto"/>
               <w:jc w:val="center"/>
               <w:rPr>
-                <w:rFonts w:cs="Calibri" w:eastAsia="Times New Roman"/>
+                <w:rFonts w:eastAsia="Times New Roman" w:cs="Calibri"/>
                 <w:sz w:val="20"/>
                 <w:szCs w:val="20"/>
                 <w:lang w:eastAsia="es-PE"/>
@@ -6164,25 +5859,25 @@
             </w:pPr>
             <w:r>
               <w:rPr>
-                <w:rFonts w:cs="Calibri" w:eastAsia="Times New Roman"/>
-                <w:sz w:val="20"/>
-                <w:szCs w:val="20"/>
-                <w:lang w:eastAsia="es-PE"/>
-              </w:rPr>
-              <w:t>78,421.58</w:t>
+                <w:rFonts w:eastAsia="Times New Roman" w:cs="Calibri"/>
+                <w:sz w:val="20"/>
+                <w:szCs w:val="20"/>
+                <w:lang w:eastAsia="es-PE"/>
+              </w:rPr>
+              <w:t>-54,419.07</w:t>
             </w:r>
           </w:p>
         </w:tc>
       </w:tr>
     </w:tbl>
-    <w:p ns2:paraId="50EE410C" ns2:textId="77777777">
+    <w:p>
       <w:pPr>
         <w:spacing w:after="0" w:line="240" w:lineRule="auto"/>
-        <w:ind w:firstLine="11" w:left="567"/>
+        <w:ind w:left="567" w:firstLine="11"/>
         <w:jc w:val="center"/>
       </w:pPr>
     </w:p>
-    <w:p ns2:paraId="41C7613C" ns2:textId="0A41D752">
+    <w:p>
       <w:pPr>
         <w:pStyle w:val="Ttulo2"/>
       </w:pPr>
@@ -6193,7 +5888,7 @@
         <w:t/>
       </w:r>
     </w:p>
-    <w:p ns2:paraId="0C724792" ns2:textId="0259BC33">
+    <w:p>
       <w:pPr>
         <w:spacing w:after="0" w:line="240" w:lineRule="auto"/>
         <w:ind w:left="567"/>
@@ -6206,7 +5901,7 @@
         <w:rPr>
           <w:rFonts w:cs="Calibri"/>
         </w:rPr>
-        <w:t xml:space="preserve">De acuerdo con el registro de las máximas demandas de la barra de 10 kV (B-SP1T1) del año 2025, los reportes IDOS y los estudios de flujo de potencia desarrollados en DIgSILENT PowerFactory v24 para el escenario 2026 del modelo AD8 - PIT 2025-2029, el transformador de potencia de la SET Ica alcanza una cargabilidad de 72,28 % en el devanado de 10 kV en el escenario sin proyecto y de 73,87 % en el escenario con proyecto como se observa en la figura. Estos niveles de carga se encuentran por debajo de la capacidad nominal del equipo, evidenciando que actualmente opera en condiciones adecuadas y sin presentar problemas de sobrecarga.</w:t>
+        <w:t xml:space="preserve">De acuerdo con el registro de las máximas demandas de la barra de 10 kV (B-SP1T1) del año 2025, los reportes IDOS y los estudios de flujo de potencia desarrollados en DIgSILENT PowerFactory v24 para el escenario 2026 del modelo AD8 - PIT 2025-2029, el transformador de potencia de la SET Paracas alcanza una cargabilidad de 72,28 % en el devanado de 10 kV en el escenario sin proyecto y de 73,87 % en el escenario con proyecto como se observa en la figura. Estos niveles de carga se encuentran por debajo de la capacidad nominal del equipo, evidenciando que actualmente opera en condiciones adecuadas y sin presentar problemas de sobrecarga.</w:t>
       </w:r>
       <w:proofErr w:type="spellStart"/>
       <w:r>
@@ -6303,7 +5998,7 @@
         <w:t/>
       </w:r>
     </w:p>
-    <w:p ns2:paraId="406CE8A8" ns2:textId="77777777">
+    <w:p>
       <w:pPr>
         <w:spacing w:after="0" w:line="240" w:lineRule="auto"/>
         <w:ind w:left="567"/>
@@ -6313,7 +6008,7 @@
         </w:rPr>
       </w:pPr>
     </w:p>
-    <w:p ns2:paraId="68F36B98" ns2:textId="1433F12E">
+    <w:p>
       <w:pPr>
         <w:keepNext/>
         <w:spacing w:after="0" w:line="240" w:lineRule="auto"/>
@@ -6325,10 +6020,10 @@
           <w:rFonts w:cs="Calibri"/>
           <w:noProof/>
         </w:rPr>
-        <ns1:AlternateContent>
-          <ns1:Choice Requires="wps">
+        <mc:AlternateContent>
+          <mc:Choice Requires="wps">
             <w:drawing>
-              <wp:anchor allowOverlap="1" behindDoc="0" distB="0" distL="114300" distR="114300" distT="0" layoutInCell="1" locked="0" relativeHeight="251731456" simplePos="0" ns4:anchorId="3CA0DD40" ns4:editId="08640B0F">
+              <wp:anchor distT="0" distB="0" distL="114300" distR="114300" simplePos="0" relativeHeight="251731456" behindDoc="0" locked="0" layoutInCell="1" allowOverlap="1" wp14:anchorId="3CA0DD40" wp14:editId="08640B0F">
                 <wp:simplePos x="0" y="0"/>
                 <wp:positionH relativeFrom="column">
                   <wp:posOffset>2401715</wp:posOffset>
@@ -6337,15 +6032,15 @@
                   <wp:posOffset>1369944</wp:posOffset>
                 </wp:positionV>
                 <wp:extent cx="988494" cy="716859"/>
-                <wp:effectExtent b="64770" l="0" r="78740" t="0"/>
+                <wp:effectExtent l="0" t="0" r="78740" b="64770"/>
                 <wp:wrapNone/>
                 <wp:docPr id="363620220" name="Conector recto de flecha 14"/>
                 <wp:cNvGraphicFramePr/>
-                <a:graphic>
+                <a:graphic xmlns:a="http://schemas.openxmlformats.org/drawingml/2006/main">
                   <a:graphicData uri="http://schemas.microsoft.com/office/word/2010/wordprocessingShape">
-                    <ns9:wsp>
-                      <ns9:cNvCnPr/>
-                      <ns9:spPr>
+                    <wps:wsp>
+                      <wps:cNvCnPr/>
+                      <wps:spPr>
                         <a:xfrm>
                           <a:off x="0" y="0"/>
                           <a:ext cx="988494" cy="716859"/>
@@ -6353,61 +6048,61 @@
                         <a:prstGeom prst="straightConnector1">
                           <a:avLst/>
                         </a:prstGeom>
-                        <a:ln algn="ctr" cap="flat" cmpd="sng" w="19050">
+                        <a:ln w="19050" cap="flat" cmpd="sng" algn="ctr">
                           <a:solidFill>
                             <a:schemeClr val="accent5"/>
                           </a:solidFill>
                           <a:prstDash val="solid"/>
                           <a:round/>
-                          <a:headEnd len="med" type="none" w="med"/>
-                          <a:tailEnd len="med" type="arrow" w="med"/>
+                          <a:headEnd type="none" w="med" len="med"/>
+                          <a:tailEnd type="arrow" w="med" len="med"/>
                         </a:ln>
-                      </ns9:spPr>
-                      <ns9:style>
+                      </wps:spPr>
+                      <wps:style>
                         <a:lnRef idx="0">
-                          <a:scrgbClr b="0" g="0" r="0"/>
+                          <a:scrgbClr r="0" g="0" b="0"/>
                         </a:lnRef>
                         <a:fillRef idx="0">
-                          <a:scrgbClr b="0" g="0" r="0"/>
+                          <a:scrgbClr r="0" g="0" b="0"/>
                         </a:fillRef>
                         <a:effectRef idx="0">
-                          <a:scrgbClr b="0" g="0" r="0"/>
+                          <a:scrgbClr r="0" g="0" b="0"/>
                         </a:effectRef>
                         <a:fontRef idx="minor">
                           <a:schemeClr val="tx1"/>
                         </a:fontRef>
-                      </ns9:style>
-                      <ns9:bodyPr/>
-                    </ns9:wsp>
+                      </wps:style>
+                      <wps:bodyPr/>
+                    </wps:wsp>
                   </a:graphicData>
                 </a:graphic>
-                <ns4:sizeRelH relativeFrom="margin">
-                  <ns4:pctWidth>0</ns4:pctWidth>
-                </ns4:sizeRelH>
-                <ns4:sizeRelV relativeFrom="margin">
-                  <ns4:pctHeight>0</ns4:pctHeight>
-                </ns4:sizeRelV>
+                <wp14:sizeRelH relativeFrom="margin">
+                  <wp14:pctWidth>0</wp14:pctWidth>
+                </wp14:sizeRelH>
+                <wp14:sizeRelV relativeFrom="margin">
+                  <wp14:pctHeight>0</wp14:pctHeight>
+                </wp14:sizeRelV>
               </wp:anchor>
             </w:drawing>
-          </ns1:Choice>
-          <ns1:Fallback>
+          </mc:Choice>
+          <mc:Fallback>
             <w:pict>
-              <v:shape id="Conector recto de flecha 14" strokecolor="#a02b93 [3208]" strokeweight="1.5pt" style="position:absolute;margin-left:189.1pt;margin-top:107.85pt;width:77.85pt;height:56.45pt;z-index:251731456;visibility:visible;mso-wrap-style:square;mso-width-percent:0;mso-height-percent:0;mso-wrap-distance-left:9pt;mso-wrap-distance-top:0;mso-wrap-distance-right:9pt;mso-wrap-distance-bottom:0;mso-position-horizontal:absolute;mso-position-horizontal-relative:text;mso-position-vertical:absolute;mso-position-vertical-relative:text;mso-width-percent:0;mso-height-percent:0;mso-width-relative:margin;mso-height-relative:margin" type="#_x0000_t32" ns2:anchorId="5446E905" ns11:gfxdata="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" ns11:spid="_x0000_s1026">
+              <v:shape w14:anchorId="5446E905" id="Conector recto de flecha 14" o:spid="_x0000_s1026" type="#_x0000_t32" style="position:absolute;margin-left:189.1pt;margin-top:107.85pt;width:77.85pt;height:56.45pt;z-index:251731456;visibility:visible;mso-wrap-style:square;mso-width-percent:0;mso-height-percent:0;mso-wrap-distance-left:9pt;mso-wrap-distance-top:0;mso-wrap-distance-right:9pt;mso-wrap-distance-bottom:0;mso-position-horizontal:absolute;mso-position-horizontal-relative:text;mso-position-vertical:absolute;mso-position-vertical-relative:text;mso-width-percent:0;mso-height-percent:0;mso-width-relative:margin;mso-height-relative:margin" o:gfxdata="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" strokecolor="#a02b93 [3208]" strokeweight="1.5pt">
                 <v:stroke endarrow="open"/>
               </v:shape>
             </w:pict>
-          </ns1:Fallback>
-        </ns1:AlternateContent>
+          </mc:Fallback>
+        </mc:AlternateContent>
       </w:r>
       <w:r>
         <w:rPr>
           <w:rFonts w:cs="Calibri"/>
           <w:noProof/>
         </w:rPr>
-        <ns1:AlternateContent>
-          <ns1:Choice Requires="wps">
+        <mc:AlternateContent>
+          <mc:Choice Requires="wps">
             <w:drawing>
-              <wp:anchor allowOverlap="1" behindDoc="0" distB="0" distL="114300" distR="114300" distT="0" layoutInCell="1" locked="0" relativeHeight="251729408" simplePos="0" ns4:anchorId="2BC6E03C" ns4:editId="1B030E8F">
+              <wp:anchor distT="0" distB="0" distL="114300" distR="114300" simplePos="0" relativeHeight="251729408" behindDoc="0" locked="0" layoutInCell="1" allowOverlap="1" wp14:anchorId="2BC6E03C" wp14:editId="1B030E8F">
                 <wp:simplePos x="0" y="0"/>
                 <wp:positionH relativeFrom="column">
                   <wp:posOffset>1313936</wp:posOffset>
@@ -6416,15 +6111,15 @@
                   <wp:posOffset>1066711</wp:posOffset>
                 </wp:positionV>
                 <wp:extent cx="1111250" cy="584200"/>
-                <wp:effectExtent b="25400" l="0" r="12700" t="0"/>
+                <wp:effectExtent l="0" t="0" r="12700" b="25400"/>
                 <wp:wrapNone/>
                 <wp:docPr id="2107280005" name="Cuadro de texto 13"/>
                 <wp:cNvGraphicFramePr/>
-                <a:graphic>
+                <a:graphic xmlns:a="http://schemas.openxmlformats.org/drawingml/2006/main">
                   <a:graphicData uri="http://schemas.microsoft.com/office/word/2010/wordprocessingShape">
-                    <ns9:wsp>
-                      <ns9:cNvSpPr txBox="1"/>
-                      <ns9:spPr>
+                    <wps:wsp>
+                      <wps:cNvSpPr txBox="1"/>
+                      <wps:spPr>
                         <a:xfrm>
                           <a:off x="0" y="0"/>
                           <a:ext cx="1111250" cy="584200"/>
@@ -6440,10 +6135,10 @@
                             <a:srgbClr val="EE0000"/>
                           </a:solidFill>
                         </a:ln>
-                      </ns9:spPr>
-                      <ns9:txbx>
+                      </wps:spPr>
+                      <wps:txbx>
                         <w:txbxContent>
-                          <w:p ns2:paraId="6E99EC76" ns2:textId="40CE88A6">
+                          <w:p>
                             <w:pPr>
                               <w:spacing w:line="240" w:lineRule="auto"/>
                               <w:jc w:val="center"/>
@@ -6472,31 +6167,31 @@
                             </w:r>
                           </w:p>
                         </w:txbxContent>
-                      </ns9:txbx>
-                      <ns9:bodyPr anchor="ctr" anchorCtr="0" bIns="45720" compatLnSpc="1" forceAA="0" fromWordArt="0" horzOverflow="overflow" lIns="91440" numCol="1" rIns="91440" rot="0" rtlCol="0" spcCol="0" spcFirstLastPara="0" tIns="45720" vert="horz" vertOverflow="overflow" wrap="square">
+                      </wps:txbx>
+                      <wps:bodyPr rot="0" spcFirstLastPara="0" vertOverflow="overflow" horzOverflow="overflow" vert="horz" wrap="square" lIns="91440" tIns="45720" rIns="91440" bIns="45720" numCol="1" spcCol="0" rtlCol="0" fromWordArt="0" anchor="ctr" anchorCtr="0" forceAA="0" compatLnSpc="1">
                         <a:prstTxWarp prst="textNoShape">
                           <a:avLst/>
                         </a:prstTxWarp>
                         <a:noAutofit/>
-                      </ns9:bodyPr>
-                    </ns9:wsp>
+                      </wps:bodyPr>
+                    </wps:wsp>
                   </a:graphicData>
                 </a:graphic>
-                <ns4:sizeRelH relativeFrom="margin">
-                  <ns4:pctWidth>0</ns4:pctWidth>
-                </ns4:sizeRelH>
-                <ns4:sizeRelV relativeFrom="margin">
-                  <ns4:pctHeight>0</ns4:pctHeight>
-                </ns4:sizeRelV>
+                <wp14:sizeRelH relativeFrom="margin">
+                  <wp14:pctWidth>0</wp14:pctWidth>
+                </wp14:sizeRelH>
+                <wp14:sizeRelV relativeFrom="margin">
+                  <wp14:pctHeight>0</wp14:pctHeight>
+                </wp14:sizeRelV>
               </wp:anchor>
             </w:drawing>
-          </ns1:Choice>
-          <ns1:Fallback>
+          </mc:Choice>
+          <mc:Fallback>
             <w:pict>
-              <v:shape fillcolor="white [3201]" id="Cuadro de texto 13" strokecolor="#e00" strokeweight=".5pt" style="position:absolute;left:0;text-align:left;margin-left:103.45pt;margin-top:84pt;width:87.5pt;height:46pt;z-index:251729408;visibility:visible;mso-wrap-style:square;mso-width-percent:0;mso-height-percent:0;mso-wrap-distance-left:9pt;mso-wrap-distance-top:0;mso-wrap-distance-right:9pt;mso-wrap-distance-bottom:0;mso-position-horizontal:absolute;mso-position-horizontal-relative:text;mso-position-vertical:absolute;mso-position-vertical-relative:text;mso-width-percent:0;mso-height-percent:0;mso-width-relative:margin;mso-height-relative:margin;v-text-anchor:middle" type="#_x0000_t202" ns2:anchorId="2BC6E03C" ns11:gfxdata="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" ns11:spid="_x0000_s1028">
+              <v:shape w14:anchorId="2BC6E03C" id="Cuadro de texto 13" o:spid="_x0000_s1028" type="#_x0000_t202" style="position:absolute;left:0;text-align:left;margin-left:103.45pt;margin-top:84pt;width:87.5pt;height:46pt;z-index:251729408;visibility:visible;mso-wrap-style:square;mso-width-percent:0;mso-height-percent:0;mso-wrap-distance-left:9pt;mso-wrap-distance-top:0;mso-wrap-distance-right:9pt;mso-wrap-distance-bottom:0;mso-position-horizontal:absolute;mso-position-horizontal-relative:text;mso-position-vertical:absolute;mso-position-vertical-relative:text;mso-width-percent:0;mso-height-percent:0;mso-width-relative:margin;mso-height-relative:margin;v-text-anchor:middle" o:gfxdata="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" fillcolor="white [3201]" strokecolor="#e00" strokeweight=".5pt">
                 <v:textbox>
                   <w:txbxContent>
-                    <w:p ns2:paraId="6E99EC76" ns2:textId="40CE88A6">
+                    <w:p>
                       <w:pPr>
                         <w:spacing w:line="240" w:lineRule="auto"/>
                         <w:jc w:val="center"/>
@@ -6528,8 +6223,8 @@
                 </v:textbox>
               </v:shape>
             </w:pict>
-          </ns1:Fallback>
-        </ns1:AlternateContent>
+          </mc:Fallback>
+        </mc:AlternateContent>
       </w:r>
       <w:r>
         <w:rPr>
@@ -6537,27 +6232,27 @@
           <w:noProof/>
         </w:rPr>
         <w:drawing>
-          <wp:inline distB="0" distL="0" distR="0" distT="0" ns4:anchorId="105EC2D4" ns4:editId="5F51C178">
+          <wp:inline distT="0" distB="0" distL="0" distR="0" wp14:anchorId="105EC2D4" wp14:editId="5F51C178">
             <wp:extent cx="3725653" cy="3103114"/>
-            <wp:effectExtent b="21590" l="19050" r="27305" t="19050"/>
+            <wp:effectExtent l="19050" t="19050" r="27305" b="21590"/>
             <wp:docPr id="539589260" name="Imagen 11"/>
             <wp:cNvGraphicFramePr>
-              <a:graphicFrameLocks noChangeAspect="1"/>
+              <a:graphicFrameLocks xmlns:a="http://schemas.openxmlformats.org/drawingml/2006/main" noChangeAspect="1"/>
             </wp:cNvGraphicFramePr>
-            <a:graphic>
+            <a:graphic xmlns:a="http://schemas.openxmlformats.org/drawingml/2006/main">
               <a:graphicData uri="http://schemas.openxmlformats.org/drawingml/2006/picture">
-                <pic:pic>
+                <pic:pic xmlns:pic="http://schemas.openxmlformats.org/drawingml/2006/picture">
                   <pic:nvPicPr>
                     <pic:cNvPr id="0" name="Picture 2"/>
                     <pic:cNvPicPr>
-                      <a:picLocks noChangeArrowheads="1" noChangeAspect="1"/>
+                      <a:picLocks noChangeAspect="1" noChangeArrowheads="1"/>
                     </pic:cNvPicPr>
                   </pic:nvPicPr>
                   <pic:blipFill>
                     <a:blip r:embed="rId20">
                       <a:extLst>
                         <a:ext uri="{28A0092B-C50C-407E-A947-70E740481C1C}">
-                          <ns8:useLocalDpi val="0"/>
+                          <a14:useLocalDpi xmlns:a14="http://schemas.microsoft.com/office/drawing/2010/main" val="0"/>
                         </a:ext>
                       </a:extLst>
                     </a:blip>
@@ -6592,10 +6287,10 @@
           <w:rFonts w:cs="Calibri"/>
           <w:noProof/>
         </w:rPr>
-        <ns1:AlternateContent>
-          <ns1:Choice Requires="wps">
+        <mc:AlternateContent>
+          <mc:Choice Requires="wps">
             <w:drawing>
-              <wp:anchor allowOverlap="1" behindDoc="0" distB="0" distL="114300" distR="114300" distT="0" layoutInCell="1" locked="0" relativeHeight="251672576" simplePos="0" ns4:anchorId="17249DA0" ns4:editId="44CFEE70">
+              <wp:anchor distT="0" distB="0" distL="114300" distR="114300" simplePos="0" relativeHeight="251672576" behindDoc="0" locked="0" layoutInCell="1" allowOverlap="1" wp14:anchorId="17249DA0" wp14:editId="44CFEE70">
                 <wp:simplePos x="0" y="0"/>
                 <wp:positionH relativeFrom="column">
                   <wp:posOffset>3433791</wp:posOffset>
@@ -6604,15 +6299,15 @@
                   <wp:posOffset>2065992</wp:posOffset>
                 </wp:positionV>
                 <wp:extent cx="501650" cy="120650"/>
-                <wp:effectExtent b="12700" l="19050" r="12700" t="19050"/>
+                <wp:effectExtent l="19050" t="19050" r="12700" b="12700"/>
                 <wp:wrapNone/>
                 <wp:docPr id="702259975" name="Rectángulo 12"/>
                 <wp:cNvGraphicFramePr/>
-                <a:graphic>
+                <a:graphic xmlns:a="http://schemas.openxmlformats.org/drawingml/2006/main">
                   <a:graphicData uri="http://schemas.microsoft.com/office/word/2010/wordprocessingShape">
-                    <ns9:wsp>
-                      <ns9:cNvSpPr/>
-                      <ns9:spPr>
+                    <wps:wsp>
+                      <wps:cNvSpPr/>
+                      <wps:spPr>
                         <a:xfrm>
                           <a:off x="0" y="0"/>
                           <a:ext cx="501650" cy="120650"/>
@@ -6626,8 +6321,8 @@
                             <a:schemeClr val="accent1"/>
                           </a:solidFill>
                         </a:ln>
-                      </ns9:spPr>
-                      <ns9:style>
+                      </wps:spPr>
+                      <wps:style>
                         <a:lnRef idx="2">
                           <a:schemeClr val="accent6"/>
                         </a:lnRef>
@@ -6640,38 +6335,38 @@
                         <a:fontRef idx="minor">
                           <a:schemeClr val="dk1"/>
                         </a:fontRef>
-                      </ns9:style>
-                      <ns9:bodyPr anchor="ctr" anchorCtr="0" bIns="45720" compatLnSpc="1" forceAA="0" fromWordArt="0" horzOverflow="overflow" lIns="91440" numCol="1" rIns="91440" rot="0" rtlCol="0" spcCol="0" spcFirstLastPara="0" tIns="45720" vert="horz" vertOverflow="overflow" wrap="square">
+                      </wps:style>
+                      <wps:bodyPr rot="0" spcFirstLastPara="0" vertOverflow="overflow" horzOverflow="overflow" vert="horz" wrap="square" lIns="91440" tIns="45720" rIns="91440" bIns="45720" numCol="1" spcCol="0" rtlCol="0" fromWordArt="0" anchor="ctr" anchorCtr="0" forceAA="0" compatLnSpc="1">
                         <a:prstTxWarp prst="textNoShape">
                           <a:avLst/>
                         </a:prstTxWarp>
                         <a:noAutofit/>
-                      </ns9:bodyPr>
-                    </ns9:wsp>
+                      </wps:bodyPr>
+                    </wps:wsp>
                   </a:graphicData>
                 </a:graphic>
-                <ns4:sizeRelV relativeFrom="margin">
-                  <ns4:pctHeight>0</ns4:pctHeight>
-                </ns4:sizeRelV>
+                <wp14:sizeRelV relativeFrom="margin">
+                  <wp14:pctHeight>0</wp14:pctHeight>
+                </wp14:sizeRelV>
               </wp:anchor>
             </w:drawing>
-          </ns1:Choice>
-          <ns1:Fallback>
+          </mc:Choice>
+          <mc:Fallback>
             <w:pict>
-              <v:rect filled="f" id="Rectángulo 12" strokecolor="#156082 [3204]" strokeweight="2.25pt" style="position:absolute;margin-left:270.4pt;margin-top:162.7pt;width:39.5pt;height:9.5pt;z-index:251672576;visibility:visible;mso-wrap-style:square;mso-height-percent:0;mso-wrap-distance-left:9pt;mso-wrap-distance-top:0;mso-wrap-distance-right:9pt;mso-wrap-distance-bottom:0;mso-position-horizontal:absolute;mso-position-horizontal-relative:text;mso-position-vertical:absolute;mso-position-vertical-relative:text;mso-height-percent:0;mso-height-relative:margin;v-text-anchor:middle" ns2:anchorId="409B413E" ns11:gfxdata="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" ns11:spid="_x0000_s1026"/>
+              <v:rect w14:anchorId="409B413E" id="Rectángulo 12" o:spid="_x0000_s1026" style="position:absolute;margin-left:270.4pt;margin-top:162.7pt;width:39.5pt;height:9.5pt;z-index:251672576;visibility:visible;mso-wrap-style:square;mso-height-percent:0;mso-wrap-distance-left:9pt;mso-wrap-distance-top:0;mso-wrap-distance-right:9pt;mso-wrap-distance-bottom:0;mso-position-horizontal:absolute;mso-position-horizontal-relative:text;mso-position-vertical:absolute;mso-position-vertical-relative:text;mso-height-percent:0;mso-height-relative:margin;v-text-anchor:middle" o:gfxdata="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" filled="f" strokecolor="#156082 [3204]" strokeweight="2.25pt"/>
             </w:pict>
-          </ns1:Fallback>
-        </ns1:AlternateContent>
+          </mc:Fallback>
+        </mc:AlternateContent>
       </w:r>
     </w:p>
-    <w:p ns2:paraId="222294EB" ns2:textId="11ADC1AD">
+    <w:p>
       <w:pPr>
         <w:pStyle w:val="Descripcin"/>
         <w:ind w:left="426"/>
         <w:jc w:val="center"/>
       </w:pPr>
       <w:r>
-        <w:t xml:space="preserve">Figura 1:Cargabilidad de 73.87% en el devanado de 10 kV de la SET ICA -T5261 50/30/30 MVA-220/60/10KV</w:t>
+        <w:t xml:space="preserve">Figura 1:Cargabilidad de 73.87% en el devanado de 10 kV de la SET Paracas -T5261 Transformador SET Paracas · 22.9 kV (inventario CYMDIST)-220/60/10KV</w:t>
       </w:r>
       <w:r>
         <w:fldChar w:fldCharType="begin"/>
@@ -6724,7 +6419,7 @@
         <w:t/>
       </w:r>
     </w:p>
-    <w:p ns2:paraId="7D22B359" ns2:textId="77777777">
+    <w:p>
       <w:pPr>
         <w:pStyle w:val="Ttulo1"/>
       </w:pPr>
@@ -6732,17 +6427,17 @@
         <w:t>CONCLUSIONES</w:t>
       </w:r>
     </w:p>
-    <w:p ns2:paraId="03EFE666" ns2:textId="78DE8675">
+    <w:p>
       <w:pPr>
         <w:numPr>
           <w:ilvl w:val="0"/>
           <w:numId w:val="7"/>
         </w:numPr>
         <w:tabs>
-          <w:tab w:pos="720" w:val="clear"/>
+          <w:tab w:val="clear" w:pos="720"/>
         </w:tabs>
-        <w:spacing w:after="120" w:before="120" w:line="240" w:lineRule="auto"/>
-        <w:ind w:hanging="357" w:left="851"/>
+        <w:spacing w:before="120" w:after="120" w:line="240" w:lineRule="auto"/>
+        <w:ind w:left="851" w:hanging="357"/>
         <w:jc w:val="both"/>
         <w:rPr>
           <w:rFonts w:cs="Calibri"/>
@@ -6752,7 +6447,7 @@
         <w:rPr>
           <w:rFonts w:cs="Calibri"/>
         </w:rPr>
-        <w:t xml:space="preserve">La solicitud de factibilidad y asignación de punto de diseño presentada por el predio Nueva SpotLoad ×1 — PA217, para una demanda de 1500 kW, se encuentra dentro del área de concesión de la empresa distribuidora.</w:t>
+        <w:t xml:space="preserve">La solicitud de factibilidad y asignación de punto de diseño presentada por el predio San Fernando S.A (RUC 20100154308), para una demanda de 1420 kW, se encuentra dentro del área de concesión de la empresa distribuidora.</w:t>
       </w:r>
       <w:r>
         <w:rPr>
@@ -6775,20 +6470,20 @@
         <w:t/>
       </w:r>
     </w:p>
-    <w:p ns2:paraId="25669A0B" ns2:textId="77777777">
+    <w:p>
       <w:pPr>
         <w:numPr>
           <w:ilvl w:val="0"/>
           <w:numId w:val="7"/>
         </w:numPr>
         <w:tabs>
-          <w:tab w:pos="720" w:val="clear"/>
+          <w:tab w:val="clear" w:pos="720"/>
         </w:tabs>
-        <w:spacing w:after="120" w:before="120" w:line="240" w:lineRule="auto"/>
-        <w:ind w:hanging="357" w:left="851"/>
+        <w:spacing w:before="120" w:after="120" w:line="240" w:lineRule="auto"/>
+        <w:ind w:left="851" w:hanging="357"/>
         <w:jc w:val="both"/>
         <w:rPr>
-          <w:rFonts w:ascii="Segoe UI" w:cs="Segoe UI" w:eastAsia="Times New Roman" w:hAnsi="Segoe UI"/>
+          <w:rFonts w:ascii="Segoe UI" w:eastAsia="Times New Roman" w:hAnsi="Segoe UI" w:cs="Segoe UI"/>
           <w:sz w:val="21"/>
           <w:szCs w:val="21"/>
           <w:lang w:eastAsia="es-PE"/>
@@ -6796,17 +6491,17 @@
       </w:pPr>
       <w:r>
         <w:rPr>
-          <w:rFonts w:ascii="Segoe UI" w:cs="Segoe UI" w:eastAsia="Times New Roman" w:hAnsi="Segoe UI"/>
+          <w:rFonts w:ascii="Segoe UI" w:eastAsia="Times New Roman" w:hAnsi="Segoe UI" w:cs="Segoe UI"/>
           <w:sz w:val="21"/>
           <w:szCs w:val="21"/>
           <w:lang w:eastAsia="es-PE"/>
         </w:rPr>
-        <w:t xml:space="preserve">De acuerdo con los análisis de cargabilidad y calidad de producto realizados, no es posible asignar el punto de diseño en el alimentador IC107, debido a que este presenta niveles de cargabilidad cercanos a su capacidad máxima de operación y condiciones de caída de tensión próximas a los límites permisibles establecidos por la normativa vigente</w:t>
+        <w:t xml:space="preserve">De acuerdo con los análisis de cargabilidad y calidad de producto realizados sobre el alimentador PA217 (estados situacional y proyectado), se verifica que la red mantiene niveles de tensión y cargabilidad dentro de los parámetros operativos permitidos para la demanda solicitada.</w:t>
       </w:r>
       <w:proofErr w:type="spellStart"/>
       <w:r>
         <w:rPr>
-          <w:rFonts w:ascii="Segoe UI" w:cs="Segoe UI" w:eastAsia="Times New Roman" w:hAnsi="Segoe UI"/>
+          <w:rFonts w:ascii="Segoe UI" w:eastAsia="Times New Roman" w:hAnsi="Segoe UI" w:cs="Segoe UI"/>
           <w:sz w:val="21"/>
           <w:szCs w:val="21"/>
           <w:lang w:eastAsia="es-PE"/>
@@ -6816,7 +6511,7 @@
       <w:proofErr w:type="spellEnd"/>
       <w:r>
         <w:rPr>
-          <w:rFonts w:ascii="Segoe UI" w:cs="Segoe UI" w:eastAsia="Times New Roman" w:hAnsi="Segoe UI"/>
+          <w:rFonts w:ascii="Segoe UI" w:eastAsia="Times New Roman" w:hAnsi="Segoe UI" w:cs="Segoe UI"/>
           <w:sz w:val="21"/>
           <w:szCs w:val="21"/>
           <w:lang w:eastAsia="es-PE"/>
@@ -6825,7 +6520,7 @@
       </w:r>
       <w:r>
         <w:rPr>
-          <w:rFonts w:ascii="Segoe UI" w:cs="Segoe UI" w:eastAsia="Times New Roman" w:hAnsi="Segoe UI"/>
+          <w:rFonts w:ascii="Segoe UI" w:eastAsia="Times New Roman" w:hAnsi="Segoe UI" w:cs="Segoe UI"/>
           <w:b/>
           <w:bCs/>
           <w:sz w:val="21"/>
@@ -6836,7 +6531,7 @@
       </w:r>
       <w:r>
         <w:rPr>
-          <w:rFonts w:ascii="Segoe UI" w:cs="Segoe UI" w:eastAsia="Times New Roman" w:hAnsi="Segoe UI"/>
+          <w:rFonts w:ascii="Segoe UI" w:eastAsia="Times New Roman" w:hAnsi="Segoe UI" w:cs="Segoe UI"/>
           <w:sz w:val="21"/>
           <w:szCs w:val="21"/>
           <w:lang w:eastAsia="es-PE"/>
@@ -6846,7 +6541,7 @@
       <w:proofErr w:type="spellStart"/>
       <w:r>
         <w:rPr>
-          <w:rFonts w:ascii="Segoe UI" w:cs="Segoe UI" w:eastAsia="Times New Roman" w:hAnsi="Segoe UI"/>
+          <w:rFonts w:ascii="Segoe UI" w:eastAsia="Times New Roman" w:hAnsi="Segoe UI" w:cs="Segoe UI"/>
           <w:sz w:val="21"/>
           <w:szCs w:val="21"/>
           <w:lang w:eastAsia="es-PE"/>
@@ -6856,7 +6551,7 @@
       <w:proofErr w:type="spellEnd"/>
       <w:r>
         <w:rPr>
-          <w:rFonts w:ascii="Segoe UI" w:cs="Segoe UI" w:eastAsia="Times New Roman" w:hAnsi="Segoe UI"/>
+          <w:rFonts w:ascii="Segoe UI" w:eastAsia="Times New Roman" w:hAnsi="Segoe UI" w:cs="Segoe UI"/>
           <w:sz w:val="21"/>
           <w:szCs w:val="21"/>
           <w:lang w:eastAsia="es-PE"/>
@@ -6864,17 +6559,17 @@
         <w:t xml:space="preserve"/>
       </w:r>
     </w:p>
-    <w:p ns2:paraId="6C305A4E" ns2:textId="77777777">
+    <w:p>
       <w:pPr>
         <w:numPr>
           <w:ilvl w:val="0"/>
           <w:numId w:val="7"/>
         </w:numPr>
         <w:tabs>
-          <w:tab w:pos="720" w:val="clear"/>
+          <w:tab w:val="clear" w:pos="720"/>
         </w:tabs>
-        <w:spacing w:after="120" w:before="120" w:line="240" w:lineRule="auto"/>
-        <w:ind w:hanging="357" w:left="851"/>
+        <w:spacing w:before="120" w:after="120" w:line="240" w:lineRule="auto"/>
+        <w:ind w:left="851" w:hanging="357"/>
         <w:jc w:val="both"/>
         <w:rPr>
           <w:rFonts w:cs="Calibri"/>
@@ -6884,7 +6579,7 @@
         <w:rPr>
           <w:rFonts w:cs="Calibri"/>
         </w:rPr>
-        <w:t xml:space="preserve">Asimismo, se evaluó el estado actual de cargabilidad y calidad de producto del alimentador PA217 y del transformador de potencia de la SET Ica, determinándose que ambos cuentan con condiciones operativas favorables para la incorporación de la nueva carga solicitada. Los resultados obtenidos evidencian que el alimentador PA217 dispone de capacidad suficiente para atender la demanda requerida y mantiene niveles de tensión dentro de los rangos establecidos por la normativa vigente. De igual manera, el transformador de potencia de la SET Ica presenta disponibilidad de capacidad, garantizando una operación segura y confiable del sistema.</w:t>
+        <w:t xml:space="preserve">Asimismo, se evaluó el estado actual (sin proyecto) y proyectado (con proyecto) de cargabilidad y calidad de producto del alimentador PA217 y de la SET Paracas, determinándose que cuentan con condiciones operativas favorables para la incorporación de la nueva carga solicitada. Los resultados del flujo de carga evidencian capacidad suficiente para atender la demanda requerida y mantienen niveles de tensión dentro de los rangos establecidos por la normativa vigente.</w:t>
       </w:r>
       <w:proofErr w:type="spellStart"/>
       <w:r>
@@ -6908,28 +6603,28 @@
         <w:t/>
       </w:r>
     </w:p>
-    <w:p ns2:paraId="5624B41C" ns2:textId="2853A139">
+    <w:p>
       <w:pPr>
         <w:numPr>
           <w:ilvl w:val="0"/>
           <w:numId w:val="7"/>
         </w:numPr>
         <w:tabs>
-          <w:tab w:pos="720" w:val="clear"/>
+          <w:tab w:val="clear" w:pos="720"/>
         </w:tabs>
-        <w:spacing w:after="120" w:before="120" w:line="240" w:lineRule="auto"/>
-        <w:ind w:hanging="357" w:left="851"/>
+        <w:spacing w:before="120" w:after="120" w:line="240" w:lineRule="auto"/>
+        <w:ind w:left="851" w:hanging="357"/>
         <w:jc w:val="both"/>
       </w:pPr>
       <w:r>
         <w:rPr>
           <w:rFonts w:cs="Calibri"/>
         </w:rPr>
-        <w:t>En consecuencia, para la atención de la demanda requerida por el predio Nueva SpotLoad ×1 — PA217, se recomienda asignar el punto de diseño en la estructura de media tensión NMT N.° COD IGEA: 580224223. Asimismo, se verifica que tanto el alimentador PA217 como el transformador de potencia de la SET Ica cuentan con capacidad disponible para el suministro solicitado, manteniéndose los niveles de tensión dentro de los límites permisibles y sin afectar la calidad de producto ni las condiciones operativas de la red eléctrica</w:t>
-      </w:r>
-      <w:r>
-        <w:rPr>
-          <w:rFonts w:ascii="Segoe UI" w:cs="Segoe UI" w:eastAsia="Times New Roman" w:hAnsi="Segoe UI"/>
+        <w:t>En consecuencia, para la atención de la demanda requerida por el predio San Fernando S.A (RUC 20100154308), se recomienda asignar el punto de diseño en el nodo NODE_1080_320357_MI-17145_2 del alimentador PA217 (punto de conexión de la nueva carga en CYMDIST). Asimismo, se verifica que tanto el alimentador como el transformador de potencia de la SET Paracas cuentan con capacidad disponible para el suministro solicitado, manteniéndose los niveles de tensión dentro de los límites permisibles y sin afectar la calidad de producto ni las condiciones operativas de la red eléctrica.</w:t>
+      </w:r>
+      <w:r>
+        <w:rPr>
+          <w:rFonts w:ascii="Segoe UI" w:eastAsia="Times New Roman" w:hAnsi="Segoe UI" w:cs="Segoe UI"/>
           <w:sz w:val="21"/>
           <w:szCs w:val="21"/>
           <w:lang w:eastAsia="es-PE"/>
@@ -6946,7 +6641,7 @@
       </w:r>
       <w:r>
         <w:rPr>
-          <w:rFonts w:ascii="Segoe UI" w:cs="Segoe UI" w:eastAsia="Times New Roman" w:hAnsi="Segoe UI"/>
+          <w:rFonts w:ascii="Segoe UI" w:eastAsia="Times New Roman" w:hAnsi="Segoe UI" w:cs="Segoe UI"/>
           <w:sz w:val="21"/>
           <w:szCs w:val="21"/>
           <w:lang w:eastAsia="es-PE"/>
@@ -6955,7 +6650,7 @@
       </w:r>
       <w:r>
         <w:rPr>
-          <w:rFonts w:ascii="Segoe UI" w:cs="Segoe UI" w:eastAsia="Times New Roman" w:hAnsi="Segoe UI"/>
+          <w:rFonts w:ascii="Segoe UI" w:eastAsia="Times New Roman" w:hAnsi="Segoe UI" w:cs="Segoe UI"/>
           <w:b/>
           <w:bCs/>
           <w:sz w:val="21"/>
@@ -6967,7 +6662,7 @@
       <w:proofErr w:type="spellStart"/>
       <w:r>
         <w:rPr>
-          <w:rFonts w:ascii="Segoe UI" w:cs="Segoe UI" w:eastAsia="Times New Roman" w:hAnsi="Segoe UI"/>
+          <w:rFonts w:ascii="Segoe UI" w:eastAsia="Times New Roman" w:hAnsi="Segoe UI" w:cs="Segoe UI"/>
           <w:b/>
           <w:bCs/>
           <w:sz w:val="21"/>
@@ -6979,7 +6674,7 @@
       <w:proofErr w:type="spellEnd"/>
       <w:r>
         <w:rPr>
-          <w:rFonts w:ascii="Segoe UI" w:cs="Segoe UI" w:eastAsia="Times New Roman" w:hAnsi="Segoe UI"/>
+          <w:rFonts w:ascii="Segoe UI" w:eastAsia="Times New Roman" w:hAnsi="Segoe UI" w:cs="Segoe UI"/>
           <w:b/>
           <w:bCs/>
           <w:sz w:val="21"/>
@@ -6990,7 +6685,7 @@
       </w:r>
       <w:r>
         <w:rPr>
-          <w:rFonts w:ascii="Segoe UI" w:cs="Segoe UI" w:eastAsia="Times New Roman" w:hAnsi="Segoe UI"/>
+          <w:rFonts w:ascii="Segoe UI" w:eastAsia="Times New Roman" w:hAnsi="Segoe UI" w:cs="Segoe UI"/>
           <w:sz w:val="21"/>
           <w:szCs w:val="21"/>
           <w:lang w:eastAsia="es-PE"/>
@@ -6999,7 +6694,7 @@
       </w:r>
       <w:r>
         <w:rPr>
-          <w:rFonts w:ascii="Segoe UI" w:cs="Segoe UI" w:eastAsia="Times New Roman" w:hAnsi="Segoe UI"/>
+          <w:rFonts w:ascii="Segoe UI" w:eastAsia="Times New Roman" w:hAnsi="Segoe UI" w:cs="Segoe UI"/>
           <w:b/>
           <w:bCs/>
           <w:sz w:val="21"/>
@@ -7010,7 +6705,7 @@
       </w:r>
       <w:r>
         <w:rPr>
-          <w:rFonts w:ascii="Segoe UI" w:cs="Segoe UI" w:eastAsia="Times New Roman" w:hAnsi="Segoe UI"/>
+          <w:rFonts w:ascii="Segoe UI" w:eastAsia="Times New Roman" w:hAnsi="Segoe UI" w:cs="Segoe UI"/>
           <w:sz w:val="21"/>
           <w:szCs w:val="21"/>
           <w:lang w:eastAsia="es-PE"/>
@@ -7019,7 +6714,7 @@
       </w:r>
       <w:r>
         <w:rPr>
-          <w:rFonts w:ascii="Segoe UI" w:cs="Segoe UI" w:eastAsia="Times New Roman" w:hAnsi="Segoe UI"/>
+          <w:rFonts w:ascii="Segoe UI" w:eastAsia="Times New Roman" w:hAnsi="Segoe UI" w:cs="Segoe UI"/>
           <w:b/>
           <w:bCs/>
           <w:sz w:val="21"/>
@@ -7030,7 +6725,7 @@
       </w:r>
       <w:r>
         <w:rPr>
-          <w:rFonts w:ascii="Segoe UI" w:cs="Segoe UI" w:eastAsia="Times New Roman" w:hAnsi="Segoe UI"/>
+          <w:rFonts w:ascii="Segoe UI" w:eastAsia="Times New Roman" w:hAnsi="Segoe UI" w:cs="Segoe UI"/>
           <w:sz w:val="21"/>
           <w:szCs w:val="21"/>
           <w:lang w:eastAsia="es-PE"/>
@@ -7038,7 +6733,7 @@
         <w:t xml:space="preserve"/>
       </w:r>
     </w:p>
-    <w:p ns2:paraId="5D5057BD" ns2:textId="77777777">
+    <w:p>
       <w:pPr>
         <w:spacing w:after="0" w:line="240" w:lineRule="auto"/>
         <w:ind w:left="567"/>
@@ -7048,7 +6743,7 @@
         </w:rPr>
       </w:pPr>
     </w:p>
-    <w:p ns2:paraId="2E7E006B" ns2:textId="77777777">
+    <w:p>
       <w:pPr>
         <w:pStyle w:val="Prrafodelista"/>
         <w:spacing w:after="0" w:line="240" w:lineRule="auto"/>
@@ -7060,20 +6755,20 @@
           <w:noProof/>
         </w:rPr>
         <w:sectPr>
-          <w:headerReference r:id="rId21" w:type="even"/>
-          <w:headerReference r:id="rId22" w:type="default"/>
-          <w:footerReference r:id="rId23" w:type="default"/>
-          <w:headerReference r:id="rId24" w:type="first"/>
+          <w:headerReference w:type="even" r:id="rId21"/>
+          <w:headerReference w:type="default" r:id="rId22"/>
+          <w:footerReference w:type="default" r:id="rId23"/>
+          <w:headerReference w:type="first" r:id="rId24"/>
           <w:type w:val="continuous"/>
-          <w:pgSz w:code="9" w:h="16839" w:w="11907"/>
-          <w:pgMar w:bottom="1134" w:footer="109" w:gutter="0" w:header="709" w:left="1276" w:right="1275" w:top="1843"/>
+          <w:pgSz w:w="11907" w:h="16839" w:code="9"/>
+          <w:pgMar w:top="1843" w:right="1275" w:bottom="1134" w:left="1276" w:header="709" w:footer="109" w:gutter="0"/>
           <w:cols w:space="708"/>
           <w:docGrid w:linePitch="360"/>
         </w:sectPr>
       </w:pPr>
     </w:p>
     <w:bookmarkEnd w:id="0"/>
-    <w:p ns2:paraId="6E637B41" ns2:textId="08E249BE">
+    <w:p>
       <w:pPr>
         <w:pStyle w:val="Normal2"/>
         <w:rPr>
@@ -7082,13 +6777,13 @@
       </w:pPr>
     </w:p>
     <w:sectPr>
-      <w:headerReference r:id="rId25" w:type="even"/>
-      <w:headerReference r:id="rId26" w:type="default"/>
-      <w:headerReference r:id="rId27" w:type="first"/>
-      <w:footerReference r:id="rId28" w:type="first"/>
+      <w:headerReference w:type="even" r:id="rId25"/>
+      <w:headerReference w:type="default" r:id="rId26"/>
+      <w:headerReference w:type="first" r:id="rId27"/>
+      <w:footerReference w:type="first" r:id="rId28"/>
       <w:type w:val="continuous"/>
-      <w:pgSz w:code="9" w:h="16839" w:w="11907"/>
-      <w:pgMar w:bottom="1843" w:footer="0" w:gutter="0" w:header="425" w:left="709" w:right="1275" w:top="1706"/>
+      <w:pgSz w:w="11907" w:h="16839" w:code="9"/>
+      <w:pgMar w:top="1706" w:right="1275" w:bottom="1843" w:left="709" w:header="425" w:footer="0" w:gutter="0"/>
       <w:cols w:space="708"/>
       <w:docGrid w:linePitch="360"/>
     </w:sectPr>
@@ -7602,7 +7297,7 @@
                               <w:sz w:val="20"/>
                               <w:szCs w:val="20"/>
                             </w:rPr>
-                            <w:t>Información Pública</w:t>
+                            <w:t>Información PúblicaInformación Pública</w:t>
                           </w:r>
                         </w:p>
                       </w:txbxContent>
@@ -7653,7 +7348,7 @@
                         <w:sz w:val="20"/>
                         <w:szCs w:val="20"/>
                       </w:rPr>
-                      <w:t>Información Pública</w:t>
+                      <w:t/>
                     </w:r>
                   </w:p>
                 </w:txbxContent>
@@ -7719,7 +7414,7 @@
               <w:u w:val="single"/>
               <w:lang w:val="it-IT"/>
             </w:rPr>
-            <w:t>INFORME TECNICO N°</w:t>
+            <w:t>INFORME TECNICO N° :</w:t>
           </w:r>
           <w:r>
             <w:rPr>
@@ -7728,7 +7423,7 @@
               <w:szCs w:val="20"/>
               <w:lang w:val="it-IT"/>
             </w:rPr>
-            <w:t xml:space="preserve"> :</w:t>
+            <w:t xml:space="preserve"/>
           </w:r>
         </w:p>
         <w:p>
@@ -7767,7 +7462,7 @@
               <w:szCs w:val="20"/>
               <w:lang w:val="it-IT"/>
             </w:rPr>
-            <w:t>GT-00</w:t>
+            <w:t>GT-0033-PRN-2026</w:t>
           </w:r>
           <w:r>
             <w:rPr>
@@ -7778,7 +7473,7 @@
               <w:szCs w:val="20"/>
               <w:lang w:val="it-IT"/>
             </w:rPr>
-            <w:t>33</w:t>
+            <w:t/>
           </w:r>
           <w:r>
             <w:rPr>
@@ -7789,7 +7484,7 @@
               <w:szCs w:val="20"/>
               <w:lang w:val="it-IT"/>
             </w:rPr>
-            <w:t>-</w:t>
+            <w:t/>
           </w:r>
           <w:r>
             <w:rPr>
@@ -7800,7 +7495,7 @@
               <w:szCs w:val="20"/>
               <w:lang w:val="it-IT"/>
             </w:rPr>
-            <w:t>PRN</w:t>
+            <w:t/>
           </w:r>
           <w:r>
             <w:rPr>
@@ -7811,7 +7506,7 @@
               <w:szCs w:val="20"/>
               <w:lang w:val="it-IT"/>
             </w:rPr>
-            <w:t>-2026</w:t>
+            <w:t/>
           </w:r>
         </w:p>
       </w:tc>
@@ -7836,7 +7531,7 @@
               <w:szCs w:val="20"/>
               <w:u w:val="single"/>
             </w:rPr>
-            <w:t>REFERENCIA</w:t>
+            <w:t>REFERENCIA:</w:t>
           </w:r>
           <w:r>
             <w:rPr>
@@ -7845,7 +7540,7 @@
               <w:szCs w:val="20"/>
               <w:u w:val="single"/>
             </w:rPr>
-            <w:t>:</w:t>
+            <w:t/>
           </w:r>
         </w:p>
         <w:p>
@@ -7864,7 +7559,7 @@
               <w:sz w:val="20"/>
               <w:szCs w:val="20"/>
             </w:rPr>
-            <w:t xml:space="preserve">SOLICITUD FACTIBILIDAD </w:t>
+            <w:t xml:space="preserve">SOLICITUD FACTIBILIDAD AMPLIACION DE CARGA, PREDIO San Fernando S.A (RUC 20100154308)</w:t>
           </w:r>
           <w:r>
             <w:rPr>
@@ -7872,7 +7567,7 @@
               <w:sz w:val="20"/>
               <w:szCs w:val="20"/>
             </w:rPr>
-            <w:t>AMPLIACION DE CARGA</w:t>
+            <w:t/>
           </w:r>
           <w:r>
             <w:rPr>
@@ -7880,7 +7575,7 @@
               <w:sz w:val="20"/>
               <w:szCs w:val="20"/>
             </w:rPr>
-            <w:t xml:space="preserve">, PREDIO </w:t>
+            <w:t xml:space="preserve"/>
           </w:r>
           <w:r>
             <w:rPr>
@@ -7888,7 +7583,7 @@
               <w:sz w:val="20"/>
               <w:szCs w:val="20"/>
             </w:rPr>
-            <w:t>MUNICIPAL DE AGUA POTABLE Y ALCANTARILLADO DE ICA S.A. - EMAPICA</w:t>
+            <w:t/>
           </w:r>
         </w:p>
       </w:tc>
@@ -8039,7 +7734,7 @@
                               <w:sz w:val="20"/>
                               <w:szCs w:val="20"/>
                             </w:rPr>
-                            <w:t>Información Pública</w:t>
+                            <w:t>Información PúblicaInformación Pública</w:t>
                           </w:r>
                         </w:p>
                       </w:txbxContent>
@@ -8090,7 +7785,7 @@
                         <w:sz w:val="20"/>
                         <w:szCs w:val="20"/>
                       </w:rPr>
-                      <w:t>Información Pública</w:t>
+                      <w:t/>
                     </w:r>
                   </w:p>
                 </w:txbxContent>
@@ -8173,7 +7868,7 @@
                               <w:sz w:val="20"/>
                               <w:szCs w:val="20"/>
                             </w:rPr>
-                            <w:t>Información Pública</w:t>
+                            <w:t>Información PúblicaInformación Pública</w:t>
                           </w:r>
                         </w:p>
                       </w:txbxContent>
@@ -8224,7 +7919,7 @@
                         <w:sz w:val="20"/>
                         <w:szCs w:val="20"/>
                       </w:rPr>
-                      <w:t>Información Pública</w:t>
+                      <w:t/>
                     </w:r>
                   </w:p>
                 </w:txbxContent>
@@ -8307,7 +8002,7 @@
                               <w:sz w:val="20"/>
                               <w:szCs w:val="20"/>
                             </w:rPr>
-                            <w:t>Información Pública</w:t>
+                            <w:t>Información PúblicaInformación Pública</w:t>
                           </w:r>
                         </w:p>
                       </w:txbxContent>
@@ -8358,7 +8053,7 @@
                         <w:sz w:val="20"/>
                         <w:szCs w:val="20"/>
                       </w:rPr>
-                      <w:t>Información Pública</w:t>
+                      <w:t/>
                     </w:r>
                   </w:p>
                 </w:txbxContent>
@@ -8441,7 +8136,7 @@
                               <w:sz w:val="20"/>
                               <w:szCs w:val="20"/>
                             </w:rPr>
-                            <w:t>Información Pública</w:t>
+                            <w:t>Información PúblicaInformación Pública</w:t>
                           </w:r>
                         </w:p>
                       </w:txbxContent>
@@ -8492,7 +8187,7 @@
                         <w:sz w:val="20"/>
                         <w:szCs w:val="20"/>
                       </w:rPr>
-                      <w:t>Información Pública</w:t>
+                      <w:t/>
                     </w:r>
                   </w:p>
                 </w:txbxContent>

--- a/doc/informe.docx
+++ b/doc/informe.docx
@@ -14,7 +14,7 @@
         <w:rPr>
           <w:rFonts w:cs="Calibri"/>
         </w:rPr>
-        <w:t xml:space="preserve">Ica, 23 de septiembre de 2026</w:t>
+        <w:t xml:space="preserve">Ica, 24 de septiembre de 2026</w:t>
       </w:r>
       <w:r>
         <w:rPr>
@@ -81,7 +81,7 @@
           <w:rFonts w:cs="Calibri"/>
           <w:b/>
         </w:rPr>
-        <w:t>ASUNTO: FACTIBILIDAD AMPLIACION DE CARGA, San Fernando S.A (RUC 20100154308).</w:t>
+        <w:t>ASUNTO:FACTIBILIDAD AMPLIACION DE CARGA, MUNICIPAL DE AGUA POTABLE Y ALCANTARILLADO DE ICA S.A. - EMAPICA.</w:t>
       </w:r>
       <w:r>
         <w:rPr>
@@ -246,7 +246,7 @@
         <w:pStyle w:val="Normal2"/>
       </w:pPr>
       <w:r>
-        <w:t xml:space="preserve">La Unidad de Proyectos y Obras distribución solicita evaluación de Solicitud de factibilidad y punto de diseño en media tensión, predio ubicado en Sector Santa Fe de Lanchas,  Unidad Catastral 72869, distrito de Paracas, provincia de Pisco y departamento de Ica.</w:t>
+        <w:t xml:space="preserve">La Unidad de Proyectos y Obras distribución solicita evaluación de Factibilidad y Punto de Diseño en media tensión, predio ubicado en Electro Dunas.</w:t>
       </w:r>
       <w:r>
         <w:t/>
@@ -278,7 +278,7 @@
         <w:pStyle w:val="Normal2"/>
       </w:pPr>
       <w:r>
-        <w:t xml:space="preserve">La solicitud esta registrado con CARTA G T-SU-966-2026/PO</w:t>
+        <w:t xml:space="preserve">La solicitud esta registrado con RECYM-CA101</w:t>
       </w:r>
       <w:r>
         <w:t/>
@@ -307,7 +307,7 @@
         <w:pStyle w:val="Normal2"/>
       </w:pPr>
       <w:r>
-        <w:t xml:space="preserve">El interesado solicita Factibilidad y Punto de Diseño 1420 kW.</w:t>
+        <w:t xml:space="preserve">El interesado solicita Factibilidad y Punto de Diseño —.</w:t>
       </w:r>
       <w:r>
         <w:t/>
@@ -336,7 +336,7 @@
         <w:pStyle w:val="Normal2"/>
       </w:pPr>
       <w:r>
-        <w:t xml:space="preserve">El interesado se encuentra próximo al alimentador PA217.</w:t>
+        <w:t xml:space="preserve">El interesado se encuentra próximo al alimentador CA101.</w:t>
       </w:r>
       <w:r>
         <w:t/>
@@ -374,7 +374,7 @@
         <w:pStyle w:val="Normal2"/>
       </w:pPr>
       <w:r>
-        <w:t xml:space="preserve">El transformador de la SET Paracas tiene las siguientes características Transformador SET Paracas · 22.9 kV (inventario CYMDIST).</w:t>
+        <w:t xml:space="preserve">El transformador de la SET CA101 tiene las siguientes características Transformador SET CA101 · 10.0 kV (inventario CYMDIST).</w:t>
       </w:r>
       <w:r>
         <w:t/>
@@ -455,7 +455,7 @@
         </w:rPr>
       </w:pPr>
       <w:r>
-        <w:t xml:space="preserve">Se ha verificado que el interesado se encuentra dentro de área de la zona de influencia del alimentador PA217</w:t>
+        <w:t xml:space="preserve">Se ha verificado que el interesado se encuentra dentro de área de la zona de influencia del alimentador CA101</w:t>
       </w:r>
       <w:r>
         <w:t xml:space="preserve"/>
@@ -838,7 +838,7 @@
               </w:rPr>
             </w:pPr>
             <w:r>
-              <w:t>6498</w:t>
+              <w:t>3022</w:t>
             </w:r>
           </w:p>
         </w:tc>
@@ -857,7 +857,7 @@
               </w:rPr>
             </w:pPr>
             <w:r>
-              <w:t>1777</w:t>
+              <w:t>301</w:t>
             </w:r>
           </w:p>
         </w:tc>
@@ -881,7 +881,7 @@
                 <w:rFonts w:cs="Calibri"/>
                 <w:color w:val="000000"/>
               </w:rPr>
-              <w:t>6736.60</w:t>
+              <w:t>3036.95</w:t>
             </w:r>
           </w:p>
         </w:tc>
@@ -907,7 +907,7 @@
                 <w:bCs/>
                 <w:color w:val="000000"/>
               </w:rPr>
-              <w:t>96,46</w:t>
+              <w:t>99,51</w:t>
             </w:r>
             <w:r>
               <w:rPr>
@@ -1057,7 +1057,6 @@
     </w:p>
     <w:p>
       <w:pPr>
-        <w:spacing w:after="120" w:line="240" w:lineRule="auto"/>
         <w:pStyle w:val="Normal2"/>
       </w:pPr>
       <w:r>
@@ -1102,9 +1101,17 @@
           <w:rFonts w:cs="Calibri"/>
         </w:rPr>
         <w:drawing>
-          <wp:inline distT="0" distB="0" distL="0" distR="0">
+          <wp:anchor distT="0" distB="0" distL="114300" distR="114300" simplePos="0" relativeHeight="251644416" behindDoc="1" locked="0" layoutInCell="1" allowOverlap="1" wp14:anchorId="7382B468" wp14:editId="5BEB61AC">
+            <wp:simplePos x="0" y="0"/>
+            <wp:positionH relativeFrom="column">
+              <wp:posOffset>1780540</wp:posOffset>
+            </wp:positionH>
+            <wp:positionV relativeFrom="paragraph">
+              <wp:posOffset>21590</wp:posOffset>
+            </wp:positionV>
             <wp:extent cx="3208020" cy="1390650"/>
             <wp:effectExtent l="19050" t="19050" r="11430" b="19050"/>
+            <wp:wrapSquare wrapText="bothSides"/>
             <wp:docPr id="216957388" name="Imagen 1"/>
             <wp:cNvGraphicFramePr>
               <a:graphicFrameLocks xmlns:a="http://schemas.openxmlformats.org/drawingml/2006/main" noChangeAspect="1"/>
@@ -1145,7 +1152,13 @@
                 </pic:pic>
               </a:graphicData>
             </a:graphic>
-          </wp:inline>
+            <wp14:sizeRelH relativeFrom="margin">
+              <wp14:pctWidth>0</wp14:pctWidth>
+            </wp14:sizeRelH>
+            <wp14:sizeRelV relativeFrom="margin">
+              <wp14:pctHeight>0</wp14:pctHeight>
+            </wp14:sizeRelV>
+          </wp:anchor>
         </w:drawing>
       </w:r>
     </w:p>
@@ -1166,6 +1179,66 @@
         <w:jc w:val="both"/>
         <w:rPr>
           <w:rFonts w:cs="Calibri"/>
+        </w:rPr>
+      </w:pPr>
+    </w:p>
+    <w:p>
+      <w:pPr>
+        <w:spacing w:after="0" w:line="240" w:lineRule="auto"/>
+        <w:ind w:left="709"/>
+        <w:jc w:val="both"/>
+        <w:rPr>
+          <w:rFonts w:cs="Calibri"/>
+        </w:rPr>
+      </w:pPr>
+    </w:p>
+    <w:p>
+      <w:pPr>
+        <w:spacing w:after="0" w:line="240" w:lineRule="auto"/>
+        <w:ind w:left="709"/>
+        <w:jc w:val="both"/>
+        <w:rPr>
+          <w:rFonts w:cs="Calibri"/>
+        </w:rPr>
+      </w:pPr>
+    </w:p>
+    <w:p>
+      <w:pPr>
+        <w:spacing w:after="0" w:line="240" w:lineRule="auto"/>
+        <w:ind w:left="709"/>
+        <w:jc w:val="both"/>
+        <w:rPr>
+          <w:rFonts w:cs="Calibri"/>
+        </w:rPr>
+      </w:pPr>
+    </w:p>
+    <w:p>
+      <w:pPr>
+        <w:spacing w:after="0" w:line="240" w:lineRule="auto"/>
+        <w:ind w:left="709"/>
+        <w:jc w:val="both"/>
+        <w:rPr>
+          <w:rFonts w:cs="Calibri"/>
+        </w:rPr>
+      </w:pPr>
+    </w:p>
+    <w:p>
+      <w:pPr>
+        <w:spacing w:after="0" w:line="240" w:lineRule="auto"/>
+        <w:ind w:left="709"/>
+        <w:jc w:val="both"/>
+        <w:rPr>
+          <w:rFonts w:cs="Calibri"/>
+        </w:rPr>
+      </w:pPr>
+    </w:p>
+    <w:p>
+      <w:pPr>
+        <w:spacing w:after="0" w:line="240" w:lineRule="auto"/>
+        <w:ind w:left="709"/>
+        <w:jc w:val="both"/>
+        <w:rPr>
+          <w:rFonts w:cs="Calibri"/>
           <w:b/>
         </w:rPr>
       </w:pPr>
@@ -1174,9 +1247,17 @@
           <w:rFonts w:cs="Calibri"/>
         </w:rPr>
         <w:drawing>
-          <wp:inline distT="0" distB="0" distL="0" distR="0">
+          <wp:anchor distT="0" distB="0" distL="114300" distR="114300" simplePos="0" relativeHeight="251619840" behindDoc="1" locked="0" layoutInCell="1" allowOverlap="1" wp14:anchorId="2A4FDCBA" wp14:editId="738182FB">
+            <wp:simplePos x="0" y="0"/>
+            <wp:positionH relativeFrom="column">
+              <wp:posOffset>1463675</wp:posOffset>
+            </wp:positionH>
+            <wp:positionV relativeFrom="paragraph">
+              <wp:posOffset>125730</wp:posOffset>
+            </wp:positionV>
             <wp:extent cx="3745230" cy="2752090"/>
             <wp:effectExtent l="19050" t="19050" r="26670" b="10160"/>
+            <wp:wrapSquare wrapText="bothSides"/>
             <wp:docPr id="866581284" name="Imagen 1"/>
             <wp:cNvGraphicFramePr>
               <a:graphicFrameLocks xmlns:a="http://schemas.openxmlformats.org/drawingml/2006/main" noChangeAspect="1"/>
@@ -1217,7 +1298,13 @@
                 </pic:pic>
               </a:graphicData>
             </a:graphic>
-          </wp:inline>
+            <wp14:sizeRelH relativeFrom="margin">
+              <wp14:pctWidth>0</wp14:pctWidth>
+            </wp14:sizeRelH>
+            <wp14:sizeRelV relativeFrom="margin">
+              <wp14:pctHeight>0</wp14:pctHeight>
+            </wp14:sizeRelV>
+          </wp:anchor>
         </w:drawing>
       </w:r>
     </w:p>
@@ -1605,7 +1692,7 @@
                 <w:szCs w:val="20"/>
                 <w:lang w:eastAsia="es-PE"/>
               </w:rPr>
-              <w:t>99.84%</w:t>
+              <w:t>80.20%</w:t>
             </w:r>
           </w:p>
         </w:tc>
@@ -1685,7 +1772,7 @@
                 <w:szCs w:val="20"/>
                 <w:lang w:eastAsia="es-PE"/>
               </w:rPr>
-              <w:t>99.84%</w:t>
+              <w:t>80.20%</w:t>
             </w:r>
           </w:p>
         </w:tc>
@@ -1765,7 +1852,7 @@
                 <w:szCs w:val="20"/>
                 <w:lang w:eastAsia="es-PE"/>
               </w:rPr>
-              <w:t>99.84%</w:t>
+              <w:t>80.20%</w:t>
             </w:r>
           </w:p>
         </w:tc>
@@ -1781,77 +1868,6 @@
     </w:p>
     <w:p>
       <w:pPr>
-        <w:spacing w:after="120" w:line="240" w:lineRule="auto"/>
-        <w:ind w:left="709"/>
-        <w:jc w:val="both"/>
-        <w:rPr>
-          <w:rFonts w:cs="Calibri"/>
-        </w:rPr>
-      </w:pPr>
-      <w:r>
-        <w:rPr>
-          <w:rFonts w:cs="Calibri"/>
-        </w:rPr>
-        <w:t xml:space="preserve">De acuerdo con el cuadro de colores que resulta del flujo realizado el alimentador no presenta problemas de cargabilidad, la red de color azul se encuentra por debajo del 80% de la cargabilidad del conductor.</w:t>
-      </w:r>
-      <w:proofErr w:type="spellStart"/>
-      <w:r>
-        <w:rPr>
-          <w:rFonts w:cs="Calibri"/>
-        </w:rPr>
-        <w:t/>
-      </w:r>
-      <w:proofErr w:type="spellEnd"/>
-      <w:r>
-        <w:rPr>
-          <w:rFonts w:cs="Calibri"/>
-        </w:rPr>
-        <w:t/>
-      </w:r>
-      <w:r>
-        <w:rPr>
-          <w:rFonts w:cs="Calibri"/>
-        </w:rPr>
-        <w:t/>
-      </w:r>
-      <w:r>
-        <w:t xml:space="preserve"/>
-      </w:r>
-      <w:r>
-        <w:rPr>
-          <w:rFonts w:cs="Calibri"/>
-        </w:rPr>
-        <w:t xml:space="preserve"/>
-      </w:r>
-      <w:r>
-        <w:rPr>
-          <w:rFonts w:cs="Calibri"/>
-        </w:rPr>
-        <w:t xml:space="preserve"/>
-      </w:r>
-      <w:proofErr w:type="spellStart"/>
-      <w:r>
-        <w:rPr>
-          <w:rFonts w:cs="Calibri"/>
-        </w:rPr>
-        <w:t/>
-      </w:r>
-      <w:proofErr w:type="spellEnd"/>
-      <w:r>
-        <w:rPr>
-          <w:rFonts w:cs="Calibri"/>
-        </w:rPr>
-        <w:t xml:space="preserve"/>
-      </w:r>
-      <w:r>
-        <w:rPr>
-          <w:rFonts w:cs="Calibri"/>
-        </w:rPr>
-        <w:t/>
-      </w:r>
-    </w:p>
-    <w:p>
-      <w:pPr>
         <w:spacing w:after="0" w:line="240" w:lineRule="auto"/>
         <w:ind w:left="709"/>
         <w:jc w:val="both"/>
@@ -1863,11 +1879,90 @@
         <w:rPr>
           <w:rFonts w:cs="Calibri"/>
         </w:rPr>
+        <w:t xml:space="preserve">De acuerdo con el cuadro de colores que resulta del flujo realizado el alimentador no presenta problemas de cargabilidad, la red de color azul se encuentra por debajo del 80% de la cargabilidad del conductor.</w:t>
+      </w:r>
+      <w:proofErr w:type="spellStart"/>
+      <w:r>
+        <w:rPr>
+          <w:rFonts w:cs="Calibri"/>
+        </w:rPr>
+        <w:t/>
+      </w:r>
+      <w:proofErr w:type="spellEnd"/>
+      <w:r>
+        <w:rPr>
+          <w:rFonts w:cs="Calibri"/>
+        </w:rPr>
+        <w:t/>
+      </w:r>
+      <w:r>
+        <w:rPr>
+          <w:rFonts w:cs="Calibri"/>
+        </w:rPr>
+        <w:t/>
+      </w:r>
+      <w:r>
+        <w:t xml:space="preserve"/>
+      </w:r>
+      <w:r>
+        <w:rPr>
+          <w:rFonts w:cs="Calibri"/>
+        </w:rPr>
+        <w:t xml:space="preserve"/>
+      </w:r>
+      <w:r>
+        <w:rPr>
+          <w:rFonts w:cs="Calibri"/>
+        </w:rPr>
+        <w:t xml:space="preserve"/>
+      </w:r>
+      <w:proofErr w:type="spellStart"/>
+      <w:r>
+        <w:rPr>
+          <w:rFonts w:cs="Calibri"/>
+        </w:rPr>
+        <w:t/>
+      </w:r>
+      <w:proofErr w:type="spellEnd"/>
+      <w:r>
+        <w:rPr>
+          <w:rFonts w:cs="Calibri"/>
+        </w:rPr>
+        <w:t xml:space="preserve"/>
+      </w:r>
+      <w:r>
+        <w:rPr>
+          <w:rFonts w:cs="Calibri"/>
+        </w:rPr>
+        <w:t/>
+      </w:r>
+    </w:p>
+    <w:p>
+      <w:pPr>
+        <w:spacing w:after="0" w:line="240" w:lineRule="auto"/>
+        <w:ind w:left="709"/>
+        <w:jc w:val="both"/>
+        <w:rPr>
+          <w:rFonts w:cs="Calibri"/>
+        </w:rPr>
+      </w:pPr>
+      <w:r>
+        <w:rPr>
+          <w:rFonts w:cs="Calibri"/>
+        </w:rPr>
         <w:lastRenderedPageBreak/>
         <w:drawing>
-          <wp:inline distT="0" distB="0" distL="0" distR="0">
+          <wp:anchor distT="0" distB="0" distL="114300" distR="114300" simplePos="0" relativeHeight="251701760" behindDoc="1" locked="0" layoutInCell="1" allowOverlap="1" wp14:anchorId="0F59EE71" wp14:editId="3D5BA817">
+            <wp:simplePos x="0" y="0"/>
+            <wp:positionH relativeFrom="margin">
+              <wp:posOffset>1540510</wp:posOffset>
+            </wp:positionH>
+            <wp:positionV relativeFrom="paragraph">
+              <wp:posOffset>19685</wp:posOffset>
+            </wp:positionV>
             <wp:extent cx="3135630" cy="1630045"/>
             <wp:effectExtent l="19050" t="19050" r="26670" b="27305"/>
+            <wp:wrapSquare wrapText="bothSides"/>
             <wp:docPr id="1284147032" name="Imagen 1"/>
             <wp:cNvGraphicFramePr>
               <a:graphicFrameLocks xmlns:a="http://schemas.openxmlformats.org/drawingml/2006/main" noChangeAspect="1"/>
@@ -1908,7 +2003,13 @@
                 </pic:pic>
               </a:graphicData>
             </a:graphic>
-          </wp:inline>
+            <wp14:sizeRelH relativeFrom="margin">
+              <wp14:pctWidth>0</wp14:pctWidth>
+            </wp14:sizeRelH>
+            <wp14:sizeRelV relativeFrom="margin">
+              <wp14:pctHeight>0</wp14:pctHeight>
+            </wp14:sizeRelV>
+          </wp:anchor>
         </w:drawing>
       </w:r>
     </w:p>
@@ -1931,14 +2032,92 @@
           <w:rFonts w:cs="Calibri"/>
         </w:rPr>
       </w:pPr>
+    </w:p>
+    <w:p>
+      <w:pPr>
+        <w:spacing w:after="0" w:line="240" w:lineRule="auto"/>
+        <w:ind w:left="709"/>
+        <w:jc w:val="both"/>
+        <w:rPr>
+          <w:rFonts w:cs="Calibri"/>
+        </w:rPr>
+      </w:pPr>
+    </w:p>
+    <w:p>
+      <w:pPr>
+        <w:spacing w:after="0" w:line="240" w:lineRule="auto"/>
+        <w:ind w:left="709"/>
+        <w:jc w:val="both"/>
+        <w:rPr>
+          <w:rFonts w:cs="Calibri"/>
+        </w:rPr>
+      </w:pPr>
+    </w:p>
+    <w:p>
+      <w:pPr>
+        <w:spacing w:after="0" w:line="240" w:lineRule="auto"/>
+        <w:ind w:left="709"/>
+        <w:jc w:val="both"/>
+        <w:rPr>
+          <w:rFonts w:cs="Calibri"/>
+        </w:rPr>
+      </w:pPr>
+    </w:p>
+    <w:p>
+      <w:pPr>
+        <w:spacing w:after="0" w:line="240" w:lineRule="auto"/>
+        <w:ind w:left="709"/>
+        <w:jc w:val="both"/>
+        <w:rPr>
+          <w:rFonts w:cs="Calibri"/>
+        </w:rPr>
+      </w:pPr>
+    </w:p>
+    <w:p>
+      <w:pPr>
+        <w:spacing w:after="0" w:line="240" w:lineRule="auto"/>
+        <w:ind w:left="709"/>
+        <w:jc w:val="both"/>
+        <w:rPr>
+          <w:rFonts w:cs="Calibri"/>
+        </w:rPr>
+      </w:pPr>
+    </w:p>
+    <w:p>
+      <w:pPr>
+        <w:spacing w:after="0" w:line="240" w:lineRule="auto"/>
+        <w:ind w:left="709"/>
+        <w:jc w:val="both"/>
+        <w:rPr>
+          <w:rFonts w:cs="Calibri"/>
+        </w:rPr>
+      </w:pPr>
+    </w:p>
+    <w:p>
+      <w:pPr>
+        <w:spacing w:after="0" w:line="240" w:lineRule="auto"/>
+        <w:ind w:left="709"/>
+        <w:jc w:val="both"/>
+        <w:rPr>
+          <w:rFonts w:cs="Calibri"/>
+        </w:rPr>
+      </w:pPr>
       <w:r>
         <w:rPr>
           <w:rFonts w:cs="Calibri"/>
         </w:rPr>
         <w:drawing>
-          <wp:inline distT="0" distB="0" distL="0" distR="0">
+          <wp:anchor distT="0" distB="0" distL="114300" distR="114300" simplePos="0" relativeHeight="251707904" behindDoc="0" locked="0" layoutInCell="1" allowOverlap="1" wp14:anchorId="30E352C8" wp14:editId="0A5F07B2">
+            <wp:simplePos x="0" y="0"/>
+            <wp:positionH relativeFrom="column">
+              <wp:posOffset>523240</wp:posOffset>
+            </wp:positionH>
+            <wp:positionV relativeFrom="paragraph">
+              <wp:posOffset>236220</wp:posOffset>
+            </wp:positionV>
             <wp:extent cx="5513992" cy="3213100"/>
             <wp:effectExtent l="19050" t="19050" r="10795" b="25400"/>
+            <wp:wrapSquare wrapText="bothSides"/>
             <wp:docPr id="7135825" name="Imagen 1"/>
             <wp:cNvGraphicFramePr>
               <a:graphicFrameLocks xmlns:a="http://schemas.openxmlformats.org/drawingml/2006/main" noChangeAspect="1"/>
@@ -1979,7 +2158,7 @@
                 </pic:pic>
               </a:graphicData>
             </a:graphic>
-          </wp:inline>
+          </wp:anchor>
         </w:drawing>
       </w:r>
     </w:p>
@@ -2272,7 +2451,7 @@
                 <w:sz w:val="20"/>
                 <w:szCs w:val="20"/>
               </w:rPr>
-              <w:t>6498</w:t>
+              <w:t>3233.12</w:t>
             </w:r>
           </w:p>
         </w:tc>
@@ -2301,7 +2480,7 @@
                 <w:sz w:val="20"/>
                 <w:szCs w:val="20"/>
               </w:rPr>
-              <w:t>1777</w:t>
+              <w:t>1156.66</w:t>
             </w:r>
           </w:p>
         </w:tc>
@@ -2330,7 +2509,7 @@
                 <w:sz w:val="20"/>
                 <w:szCs w:val="20"/>
               </w:rPr>
-              <w:t>6736.60</w:t>
+              <w:t>3433.79</w:t>
             </w:r>
           </w:p>
         </w:tc>
@@ -2359,7 +2538,7 @@
                 <w:sz w:val="20"/>
                 <w:szCs w:val="20"/>
               </w:rPr>
-              <w:t>96,46</w:t>
+              <w:t>94,16</w:t>
             </w:r>
           </w:p>
         </w:tc>
@@ -2412,7 +2591,7 @@
                 <w:sz w:val="20"/>
                 <w:szCs w:val="20"/>
               </w:rPr>
-              <w:t>—</w:t>
+              <w:t>51.12</w:t>
             </w:r>
           </w:p>
         </w:tc>
@@ -2437,7 +2616,7 @@
                 <w:sz w:val="20"/>
                 <w:szCs w:val="20"/>
               </w:rPr>
-              <w:t>—</w:t>
+              <w:t>71.09</w:t>
             </w:r>
           </w:p>
         </w:tc>
@@ -2462,7 +2641,7 @@
                 <w:sz w:val="20"/>
                 <w:szCs w:val="20"/>
               </w:rPr>
-              <w:t>—</w:t>
+              <w:t>87.56</w:t>
             </w:r>
           </w:p>
         </w:tc>
@@ -2487,7 +2666,7 @@
                 <w:sz w:val="20"/>
                 <w:szCs w:val="20"/>
               </w:rPr>
-              <w:t>—</w:t>
+              <w:t>58.38</w:t>
             </w:r>
           </w:p>
         </w:tc>
@@ -2895,7 +3074,7 @@
                 <w:color w:val="000000"/>
                 <w:lang w:eastAsia="es-PE"/>
               </w:rPr>
-              <w:t>1.00</w:t>
+              <w:t>0.99</w:t>
             </w:r>
           </w:p>
         </w:tc>
@@ -2928,7 +3107,7 @@
                 <w:color w:val="000000"/>
                 <w:lang w:eastAsia="es-PE"/>
               </w:rPr>
-              <w:t>22.9</w:t>
+              <w:t>9.9</w:t>
             </w:r>
           </w:p>
         </w:tc>
@@ -2961,7 +3140,7 @@
                 <w:color w:val="000000"/>
                 <w:lang w:eastAsia="es-PE"/>
               </w:rPr>
-              <w:t>13.2</w:t>
+              <w:t>5.7</w:t>
             </w:r>
           </w:p>
         </w:tc>
@@ -2994,7 +3173,7 @@
                 <w:color w:val="000000"/>
                 <w:lang w:eastAsia="es-PE"/>
               </w:rPr>
-              <w:t>37.7</w:t>
+              <w:t>27.1</w:t>
             </w:r>
           </w:p>
         </w:tc>
@@ -3027,7 +3206,7 @@
                 <w:color w:val="000000"/>
                 <w:lang w:eastAsia="es-PE"/>
               </w:rPr>
-              <w:t>1495</w:t>
+              <w:t>455</w:t>
             </w:r>
           </w:p>
         </w:tc>
@@ -3060,7 +3239,7 @@
                 <w:color w:val="000000"/>
                 <w:lang w:eastAsia="es-PE"/>
               </w:rPr>
-              <w:t>1420</w:t>
+              <w:t>430</w:t>
             </w:r>
           </w:p>
         </w:tc>
@@ -3093,7 +3272,7 @@
                 <w:color w:val="000000"/>
                 <w:lang w:eastAsia="es-PE"/>
               </w:rPr>
-              <w:t>467</w:t>
+              <w:t>142</w:t>
             </w:r>
           </w:p>
         </w:tc>
@@ -3145,11 +3324,23 @@
     </w:p>
     <w:p>
       <w:pPr>
-        <w:spacing w:after="120" w:line="240" w:lineRule="auto"/>
+        <w:spacing w:after="0" w:line="240" w:lineRule="auto"/>
         <w:ind w:left="709"/>
         <w:jc w:val="both"/>
         <w:rPr>
           <w:rFonts w:cs="Calibri"/>
+          <w:b/>
+          <w:bCs/>
+        </w:rPr>
+      </w:pPr>
+    </w:p>
+    <w:p>
+      <w:pPr>
+        <w:spacing w:after="0" w:line="240" w:lineRule="auto"/>
+        <w:ind w:left="709"/>
+        <w:jc w:val="both"/>
+        <w:rPr>
+          <w:rFonts w:cs="Calibri"/>
         </w:rPr>
       </w:pPr>
       <w:r>
@@ -3222,9 +3413,17 @@
           <w:b/>
         </w:rPr>
         <w:drawing>
-          <wp:inline distT="0" distB="0" distL="0" distR="0">
+          <wp:anchor distT="0" distB="0" distL="114300" distR="114300" simplePos="0" relativeHeight="251727360" behindDoc="1" locked="0" layoutInCell="1" allowOverlap="1" wp14:anchorId="5F133407" wp14:editId="5FE729FB">
+            <wp:simplePos x="0" y="0"/>
+            <wp:positionH relativeFrom="margin">
+              <wp:posOffset>1599911</wp:posOffset>
+            </wp:positionH>
+            <wp:positionV relativeFrom="margin">
+              <wp:posOffset>813186</wp:posOffset>
+            </wp:positionV>
             <wp:extent cx="3149600" cy="1830070"/>
             <wp:effectExtent l="19050" t="19050" r="12700" b="17780"/>
+            <wp:wrapSquare wrapText="bothSides"/>
             <wp:docPr id="41836164" name="Imagen 1"/>
             <wp:cNvGraphicFramePr>
               <a:graphicFrameLocks xmlns:a="http://schemas.openxmlformats.org/drawingml/2006/main" noChangeAspect="1"/>
@@ -3265,9 +3464,115 @@
                 </pic:pic>
               </a:graphicData>
             </a:graphic>
-          </wp:inline>
+            <wp14:sizeRelH relativeFrom="page">
+              <wp14:pctWidth>0</wp14:pctWidth>
+            </wp14:sizeRelH>
+            <wp14:sizeRelV relativeFrom="page">
+              <wp14:pctHeight>0</wp14:pctHeight>
+            </wp14:sizeRelV>
+          </wp:anchor>
         </w:drawing>
       </w:r>
+    </w:p>
+    <w:p>
+      <w:pPr>
+        <w:spacing w:after="0" w:line="240" w:lineRule="auto"/>
+        <w:ind w:left="709"/>
+        <w:rPr>
+          <w:rFonts w:cs="Calibri"/>
+          <w:b/>
+        </w:rPr>
+      </w:pPr>
+    </w:p>
+    <w:p>
+      <w:pPr>
+        <w:spacing w:after="0" w:line="240" w:lineRule="auto"/>
+        <w:ind w:left="709"/>
+        <w:rPr>
+          <w:rFonts w:cs="Calibri"/>
+          <w:b/>
+        </w:rPr>
+      </w:pPr>
+    </w:p>
+    <w:p>
+      <w:pPr>
+        <w:spacing w:after="0" w:line="240" w:lineRule="auto"/>
+        <w:ind w:left="709"/>
+        <w:rPr>
+          <w:rFonts w:cs="Calibri"/>
+          <w:b/>
+        </w:rPr>
+      </w:pPr>
+    </w:p>
+    <w:p>
+      <w:pPr>
+        <w:spacing w:after="0" w:line="240" w:lineRule="auto"/>
+        <w:ind w:left="709"/>
+        <w:rPr>
+          <w:rFonts w:cs="Calibri"/>
+          <w:b/>
+        </w:rPr>
+      </w:pPr>
+    </w:p>
+    <w:p>
+      <w:pPr>
+        <w:spacing w:after="0" w:line="240" w:lineRule="auto"/>
+        <w:ind w:left="709"/>
+        <w:rPr>
+          <w:rFonts w:cs="Calibri"/>
+          <w:b/>
+        </w:rPr>
+      </w:pPr>
+    </w:p>
+    <w:p>
+      <w:pPr>
+        <w:spacing w:after="0" w:line="240" w:lineRule="auto"/>
+        <w:ind w:left="709"/>
+        <w:rPr>
+          <w:rFonts w:cs="Calibri"/>
+          <w:b/>
+        </w:rPr>
+      </w:pPr>
+    </w:p>
+    <w:p>
+      <w:pPr>
+        <w:spacing w:after="0" w:line="240" w:lineRule="auto"/>
+        <w:ind w:left="709"/>
+        <w:rPr>
+          <w:rFonts w:cs="Calibri"/>
+          <w:b/>
+        </w:rPr>
+      </w:pPr>
+    </w:p>
+    <w:p>
+      <w:pPr>
+        <w:spacing w:after="0" w:line="240" w:lineRule="auto"/>
+        <w:ind w:left="709"/>
+        <w:rPr>
+          <w:rFonts w:cs="Calibri"/>
+          <w:b/>
+        </w:rPr>
+      </w:pPr>
+    </w:p>
+    <w:p>
+      <w:pPr>
+        <w:spacing w:after="0" w:line="240" w:lineRule="auto"/>
+        <w:ind w:left="709"/>
+        <w:rPr>
+          <w:rFonts w:cs="Calibri"/>
+          <w:b/>
+        </w:rPr>
+      </w:pPr>
+    </w:p>
+    <w:p>
+      <w:pPr>
+        <w:spacing w:after="0" w:line="240" w:lineRule="auto"/>
+        <w:ind w:left="709"/>
+        <w:rPr>
+          <w:rFonts w:cs="Calibri"/>
+          <w:b/>
+        </w:rPr>
+      </w:pPr>
     </w:p>
     <w:p>
       <w:pPr>
@@ -3457,7 +3762,7 @@
                         <w:txbxContent>
                           <w:p>
                             <w:r>
-                              <w:t>Carga-Planta incubación Sur -San Fernando-1420 kW- Nodo NODE_1080_320357_MI-17145_2</w:t>
+                              <w:t>Carga-Bomba de Agua Residual-juan Santa-—- Cod IGEA-580224223Carga-Bomba de Agua Residual-juan Santa-—- Cod IGEA-580224223</w:t>
                             </w:r>
                             <w:r>
                               <w:t/>
@@ -3616,12 +3921,12 @@
         <w:pStyle w:val="Ttulo3"/>
       </w:pPr>
       <w:r>
-        <w:t>ANÁLISIS DE CARGABILIDAD</w:t>
-      </w:r>
-    </w:p>
-    <w:p>
-      <w:pPr>
-        <w:spacing w:after="120" w:line="240" w:lineRule="auto"/>
+        <w:t>NÁLISIS DE CARGABILIDAD</w:t>
+      </w:r>
+    </w:p>
+    <w:p>
+      <w:pPr>
+        <w:spacing w:after="0" w:line="240" w:lineRule="auto"/>
         <w:ind w:left="709"/>
         <w:jc w:val="both"/>
         <w:rPr>
@@ -3807,7 +4112,7 @@
                         <w:txbxContent>
                           <w:p>
                             <w:r>
-                              <w:t>Carga-Planta incubación Sur -San Fernando-1420 kW- Nodo NODE_1080_320357_MI-17145_2</w:t>
+                              <w:t>Carga-Bomba de Agua Residual-juan Santa-—- Cod IGEA-580224223Carga-Bomba de Agua Residual-juan Santa-—- Cod IGEA-580224223</w:t>
                             </w:r>
                           </w:p>
                         </w:txbxContent>
@@ -4073,7 +4378,7 @@
                 <w:sz w:val="20"/>
                 <w:szCs w:val="20"/>
               </w:rPr>
-              <w:t>99.84%</w:t>
+              <w:t>96.52%</w:t>
             </w:r>
           </w:p>
         </w:tc>
@@ -4149,7 +4454,7 @@
                 <w:sz w:val="20"/>
                 <w:szCs w:val="20"/>
               </w:rPr>
-              <w:t>99.84%</w:t>
+              <w:t>95.99%</w:t>
             </w:r>
           </w:p>
         </w:tc>
@@ -4225,7 +4530,7 @@
                 <w:sz w:val="20"/>
                 <w:szCs w:val="20"/>
               </w:rPr>
-              <w:t>99.84%</w:t>
+              <w:t>96.43%</w:t>
             </w:r>
           </w:p>
         </w:tc>
@@ -4790,7 +5095,7 @@
                 <w:szCs w:val="20"/>
                 <w:lang w:eastAsia="es-PE"/>
               </w:rPr>
-              <w:t>PA217</w:t>
+              <w:t>CA101</w:t>
             </w:r>
           </w:p>
         </w:tc>
@@ -4863,7 +5168,7 @@
                 <w:szCs w:val="20"/>
                 <w:lang w:eastAsia="es-PE"/>
               </w:rPr>
-              <w:t>PA217</w:t>
+              <w:t>CA101</w:t>
             </w:r>
           </w:p>
         </w:tc>
@@ -5431,7 +5736,7 @@
                 <w:szCs w:val="20"/>
                 <w:lang w:eastAsia="es-PE"/>
               </w:rPr>
-              <w:t xml:space="preserve">ESTADO ACTUAL PA217</w:t>
+              <w:t xml:space="preserve">ESTADO ACTUAL CA101</w:t>
             </w:r>
             <w:r>
               <w:rPr>
@@ -5478,7 +5783,7 @@
                 <w:szCs w:val="20"/>
                 <w:lang w:eastAsia="es-PE"/>
               </w:rPr>
-              <w:t>6,498.00</w:t>
+              <w:t>3,022.00</w:t>
             </w:r>
           </w:p>
         </w:tc>
@@ -5514,7 +5819,7 @@
                 <w:szCs w:val="20"/>
                 <w:lang w:eastAsia="es-PE"/>
               </w:rPr>
-              <w:t>42,122,635.20</w:t>
+              <w:t>19,589,812.80</w:t>
             </w:r>
           </w:p>
         </w:tc>
@@ -5626,7 +5931,7 @@
                 <w:szCs w:val="20"/>
                 <w:lang w:eastAsia="es-PE"/>
               </w:rPr>
-              <w:t>-54,419.07</w:t>
+              <w:t>-33,443.34</w:t>
             </w:r>
           </w:p>
         </w:tc>
@@ -5669,7 +5974,7 @@
                 <w:lang w:eastAsia="es-PE"/>
               </w:rPr>
               <w:lastRenderedPageBreak/>
-              <w:t xml:space="preserve">ESTADO PROYECTADO PA217</w:t>
+              <w:t xml:space="preserve">ESTADO PROYECTADO CA101</w:t>
             </w:r>
             <w:r>
               <w:rPr>
@@ -5716,7 +6021,7 @@
                 <w:szCs w:val="20"/>
                 <w:lang w:eastAsia="es-PE"/>
               </w:rPr>
-              <w:t>6,498.00</w:t>
+              <w:t>3,233.12</w:t>
             </w:r>
           </w:p>
         </w:tc>
@@ -5752,7 +6057,7 @@
                 <w:szCs w:val="20"/>
                 <w:lang w:eastAsia="es-PE"/>
               </w:rPr>
-              <w:t>42,122,635.20</w:t>
+              <w:t>20,958,377.09</w:t>
             </w:r>
           </w:p>
         </w:tc>
@@ -5788,7 +6093,7 @@
                 <w:szCs w:val="20"/>
                 <w:lang w:eastAsia="es-PE"/>
               </w:rPr>
-              <w:t>0.00</w:t>
+              <w:t>505,500.00</w:t>
             </w:r>
           </w:p>
         </w:tc>
@@ -5828,7 +6133,7 @@
                 <w:szCs w:val="20"/>
                 <w:lang w:eastAsia="es-PE"/>
               </w:rPr>
-              <w:t>0.00%</w:t>
+              <w:t>2.41%</w:t>
             </w:r>
           </w:p>
         </w:tc>
@@ -5864,7 +6169,7 @@
                 <w:szCs w:val="20"/>
                 <w:lang w:eastAsia="es-PE"/>
               </w:rPr>
-              <w:t>-54,419.07</w:t>
+              <w:t>80,839.13</w:t>
             </w:r>
           </w:p>
         </w:tc>
@@ -5901,7 +6206,7 @@
         <w:rPr>
           <w:rFonts w:cs="Calibri"/>
         </w:rPr>
-        <w:t xml:space="preserve">De acuerdo con el registro de las máximas demandas de la barra de 10 kV (B-SP1T1) del año 2025, los reportes IDOS y los estudios de flujo de potencia desarrollados en DIgSILENT PowerFactory v24 para el escenario 2026 del modelo AD8 - PIT 2025-2029, el transformador de potencia de la SET Paracas alcanza una cargabilidad de 72,28 % en el devanado de 10 kV en el escenario sin proyecto y de 73,87 % en el escenario con proyecto como se observa en la figura. Estos niveles de carga se encuentran por debajo de la capacidad nominal del equipo, evidenciando que actualmente opera en condiciones adecuadas y sin presentar problemas de sobrecarga.</w:t>
+        <w:t xml:space="preserve">De acuerdo con el registro de las máximas demandas de la barra de 10 kV (B-SP1T1) del año 2025, los reportes IDOS y los estudios de flujo de potencia desarrollados en DIgSILENT PowerFactory v24 para el escenario 2026 del modelo AD8 - PIT 2025-2029, el transformador de potencia de la SET CA101 alcanza una cargabilidad de 72,28 % en el devanado de 10 kV en el escenario sin proyecto y de 73,87 % en el escenario con proyecto como se observa en la figura. Estos niveles de carga se encuentran por debajo de la capacidad nominal del equipo, evidenciando que actualmente opera en condiciones adecuadas y sin presentar problemas de sobrecarga.</w:t>
       </w:r>
       <w:proofErr w:type="spellStart"/>
       <w:r>
@@ -6366,7 +6671,7 @@
         <w:jc w:val="center"/>
       </w:pPr>
       <w:r>
-        <w:t xml:space="preserve">Figura 1:Cargabilidad de 73.87% en el devanado de 10 kV de la SET Paracas -T5261 Transformador SET Paracas · 22.9 kV (inventario CYMDIST)-220/60/10KV</w:t>
+        <w:t xml:space="preserve">Figura 1:Cargabilidad de 73.87% en el devanado de 10 kV de la SET CA101 -T5261 Transformador SET CA101 · 10.0 kV (inventario CYMDIST)-220/60/10KV</w:t>
       </w:r>
       <w:r>
         <w:fldChar w:fldCharType="begin"/>
@@ -6447,7 +6752,7 @@
         <w:rPr>
           <w:rFonts w:cs="Calibri"/>
         </w:rPr>
-        <w:t xml:space="preserve">La solicitud de factibilidad y asignación de punto de diseño presentada por el predio San Fernando S.A (RUC 20100154308), para una demanda de 1420 kW, se encuentra dentro del área de concesión de la empresa distribuidora.</w:t>
+        <w:t xml:space="preserve">La solicitud de factibilidad y asignación de punto de diseño presentada por el predio MUNICIPAL DE AGUA POTABLE Y ALCANTARILLADO DE ICA S.A. - EMAPICA, para una demanda de —, se encuentra dentro del área de concesión de la empresa distribuidora.</w:t>
       </w:r>
       <w:r>
         <w:rPr>
@@ -6496,7 +6801,7 @@
           <w:szCs w:val="21"/>
           <w:lang w:eastAsia="es-PE"/>
         </w:rPr>
-        <w:t xml:space="preserve">De acuerdo con los análisis de cargabilidad y calidad de producto realizados sobre el alimentador PA217 (estados situacional y proyectado), se verifica que la red mantiene niveles de tensión y cargabilidad dentro de los parámetros operativos permitidos para la demanda solicitada.</w:t>
+        <w:t xml:space="preserve">De acuerdo con los análisis de cargabilidad y calidad de producto realizados, no es posible asignar el punto de diseño en el alimentador CA101, debido a que este presenta niveles de cargabilidad cercanos a su capacidad máxima de operación y condiciones de caída de tensión próximas a los límites permisibles establecidos por la normativa vigente</w:t>
       </w:r>
       <w:proofErr w:type="spellStart"/>
       <w:r>
@@ -6579,7 +6884,7 @@
         <w:rPr>
           <w:rFonts w:cs="Calibri"/>
         </w:rPr>
-        <w:t xml:space="preserve">Asimismo, se evaluó el estado actual (sin proyecto) y proyectado (con proyecto) de cargabilidad y calidad de producto del alimentador PA217 y de la SET Paracas, determinándose que cuentan con condiciones operativas favorables para la incorporación de la nueva carga solicitada. Los resultados del flujo de carga evidencian capacidad suficiente para atender la demanda requerida y mantienen niveles de tensión dentro de los rangos establecidos por la normativa vigente.</w:t>
+        <w:t xml:space="preserve">Asimismo, se evaluó el estado actual de cargabilidad y calidad de producto del alimentador CA101 y del transformador de potencia de la SET CA101, determinándose que ambos cuentan con condiciones operativas favorables para la incorporación de la nueva carga solicitada. Los resultados obtenidos evidencian que el alimentador CA101 dispone de capacidad suficiente para atender la demanda requerida y mantiene niveles de tensión dentro de los rangos establecidos por la normativa vigente. De igual manera, el transformador de potencia de la SET CA101 presenta disponibilidad de capacidad, garantizando una operación segura y confiable del sistema.</w:t>
       </w:r>
       <w:proofErr w:type="spellStart"/>
       <w:r>
@@ -6620,7 +6925,7 @@
         <w:rPr>
           <w:rFonts w:cs="Calibri"/>
         </w:rPr>
-        <w:t>En consecuencia, para la atención de la demanda requerida por el predio San Fernando S.A (RUC 20100154308), se recomienda asignar el punto de diseño en el nodo NODE_1080_320357_MI-17145_2 del alimentador PA217 (punto de conexión de la nueva carga en CYMDIST). Asimismo, se verifica que tanto el alimentador como el transformador de potencia de la SET Paracas cuentan con capacidad disponible para el suministro solicitado, manteniéndose los niveles de tensión dentro de los límites permisibles y sin afectar la calidad de producto ni las condiciones operativas de la red eléctrica.</w:t>
+        <w:t>En consecuencia, para la atención de la demanda requerida por el predio MUNICIPAL DE AGUA POTABLE Y ALCANTARILLADO DE ICA S.A. - EMAPICA, se recomienda asignar el punto de diseño en la estructura de media tensión NMT N.° COD IGEA: 580224223. Asimismo, se verifica que tanto el alimentador CA101 como el transformador de potencia de la SET CA101 cuentan con capacidad disponible para el suministro solicitado, manteniéndose los niveles de tensión dentro de los límites permisibles y sin afectar la calidad de producto ni las condiciones operativas de la red eléctrica</w:t>
       </w:r>
       <w:r>
         <w:rPr>
@@ -7559,7 +7864,7 @@
               <w:sz w:val="20"/>
               <w:szCs w:val="20"/>
             </w:rPr>
-            <w:t xml:space="preserve">SOLICITUD FACTIBILIDAD AMPLIACION DE CARGA, PREDIO San Fernando S.A (RUC 20100154308)</w:t>
+            <w:t xml:space="preserve">SOLICITUD FACTIBILIDAD AMPLIACION DE CARGA, PREDIO MUNICIPAL DE AGUA POTABLE Y ALCANTARILLADO DE ICA S.A. - EMAPICA</w:t>
           </w:r>
           <w:r>
             <w:rPr>
